--- a/Exercises/Exercises WGS.docx
+++ b/Exercises/Exercises WGS.docx
@@ -1,6 +1,6 @@
 
 <file path=word/document.xml><?xml version="1.0" encoding="utf-8"?>
-<w:document xmlns:wpc="http://schemas.microsoft.com/office/word/2010/wordprocessingCanvas" xmlns:cx="http://schemas.microsoft.com/office/drawing/2014/chartex" xmlns:cx1="http://schemas.microsoft.com/office/drawing/2015/9/8/chartex" xmlns:cx2="http://schemas.microsoft.com/office/drawing/2015/10/21/chartex" xmlns:cx3="http://schemas.microsoft.com/office/drawing/2016/5/9/chartex" xmlns:cx4="http://schemas.microsoft.com/office/drawing/2016/5/10/chartex" xmlns:cx5="http://schemas.microsoft.com/office/drawing/2016/5/11/chartex" xmlns:cx6="http://schemas.microsoft.com/office/drawing/2016/5/12/chartex" xmlns:cx7="http://schemas.microsoft.com/office/drawing/2016/5/13/chartex" xmlns:cx8="http://schemas.microsoft.com/office/drawing/2016/5/14/chartex" xmlns:mc="http://schemas.openxmlformats.org/markup-compatibility/2006" xmlns:aink="http://schemas.microsoft.com/office/drawing/2016/ink" xmlns:am3d="http://schemas.microsoft.com/office/drawing/2017/model3d" xmlns:o="urn:schemas-microsoft-com:office:office" xmlns:oel="http://schemas.microsoft.com/office/2019/extlst" xmlns:r="http://schemas.openxmlformats.org/officeDocument/2006/relationships" xmlns:m="http://schemas.openxmlformats.org/officeDocument/2006/math" xmlns:v="urn:schemas-microsoft-com:vml" xmlns:wp14="http://schemas.microsoft.com/office/word/2010/wordprocessingDrawing" xmlns:wp="http://schemas.openxmlformats.org/drawingml/2006/wordprocessingDrawing" xmlns:w10="urn:schemas-microsoft-com:office:word" xmlns:w="http://schemas.openxmlformats.org/wordprocessingml/2006/main" xmlns:w14="http://schemas.microsoft.com/office/word/2010/wordml" xmlns:w15="http://schemas.microsoft.com/office/word/2012/wordml" xmlns:w16cex="http://schemas.microsoft.com/office/word/2018/wordml/cex" xmlns:w16cid="http://schemas.microsoft.com/office/word/2016/wordml/cid" xmlns:w16="http://schemas.microsoft.com/office/word/2018/wordml" xmlns:w16du="http://schemas.microsoft.com/office/word/2023/wordml/word16du" xmlns:w16sdtdh="http://schemas.microsoft.com/office/word/2020/wordml/sdtdatahash" xmlns:w16se="http://schemas.microsoft.com/office/word/2015/wordml/symex" xmlns:wpg="http://schemas.microsoft.com/office/word/2010/wordprocessingGroup" xmlns:wpi="http://schemas.microsoft.com/office/word/2010/wordprocessingInk" xmlns:wne="http://schemas.microsoft.com/office/word/2006/wordml" xmlns:wps="http://schemas.microsoft.com/office/word/2010/wordprocessingShape" mc:Ignorable="w14 w15 w16se w16cid w16 w16cex w16sdtdh w16du wp14">
+<w:document xmlns:wpc="http://schemas.microsoft.com/office/word/2010/wordprocessingCanvas" xmlns:cx="http://schemas.microsoft.com/office/drawing/2014/chartex" xmlns:cx1="http://schemas.microsoft.com/office/drawing/2015/9/8/chartex" xmlns:cx2="http://schemas.microsoft.com/office/drawing/2015/10/21/chartex" xmlns:cx3="http://schemas.microsoft.com/office/drawing/2016/5/9/chartex" xmlns:cx4="http://schemas.microsoft.com/office/drawing/2016/5/10/chartex" xmlns:cx5="http://schemas.microsoft.com/office/drawing/2016/5/11/chartex" xmlns:cx6="http://schemas.microsoft.com/office/drawing/2016/5/12/chartex" xmlns:cx7="http://schemas.microsoft.com/office/drawing/2016/5/13/chartex" xmlns:cx8="http://schemas.microsoft.com/office/drawing/2016/5/14/chartex" xmlns:mc="http://schemas.openxmlformats.org/markup-compatibility/2006" xmlns:aink="http://schemas.microsoft.com/office/drawing/2016/ink" xmlns:am3d="http://schemas.microsoft.com/office/drawing/2017/model3d" xmlns:o="urn:schemas-microsoft-com:office:office" xmlns:oel="http://schemas.microsoft.com/office/2019/extlst" xmlns:r="http://schemas.openxmlformats.org/officeDocument/2006/relationships" xmlns:m="http://schemas.openxmlformats.org/officeDocument/2006/math" xmlns:v="urn:schemas-microsoft-com:vml" xmlns:wp14="http://schemas.microsoft.com/office/word/2010/wordprocessingDrawing" xmlns:wp="http://schemas.openxmlformats.org/drawingml/2006/wordprocessingDrawing" xmlns:w10="urn:schemas-microsoft-com:office:word" xmlns:w="http://schemas.openxmlformats.org/wordprocessingml/2006/main" xmlns:w14="http://schemas.microsoft.com/office/word/2010/wordml" xmlns:w15="http://schemas.microsoft.com/office/word/2012/wordml" xmlns:w16cex="http://schemas.microsoft.com/office/word/2018/wordml/cex" xmlns:w16cid="http://schemas.microsoft.com/office/word/2016/wordml/cid" xmlns:w16="http://schemas.microsoft.com/office/word/2018/wordml" xmlns:w16du="http://schemas.microsoft.com/office/word/2023/wordml/word16du" xmlns:w16sdtdh="http://schemas.microsoft.com/office/word/2020/wordml/sdtdatahash" xmlns:w16sdtfl="http://schemas.microsoft.com/office/word/2024/wordml/sdtformatlock" xmlns:w16se="http://schemas.microsoft.com/office/word/2015/wordml/symex" xmlns:wpg="http://schemas.microsoft.com/office/word/2010/wordprocessingGroup" xmlns:wpi="http://schemas.microsoft.com/office/word/2010/wordprocessingInk" xmlns:wne="http://schemas.microsoft.com/office/word/2006/wordml" xmlns:wps="http://schemas.microsoft.com/office/word/2010/wordprocessingShape" mc:Ignorable="w14 w15 w16se w16cid w16 w16cex w16sdtdh w16sdtfl w16du wp14">
   <w:body>
     <w:p>
       <w:pPr>
@@ -107,25 +107,7 @@
           <w:szCs w:val="24"/>
           <w:lang w:val="en-US"/>
         </w:rPr>
-        <w:t xml:space="preserve">As per the lecture, </w:t>
-      </w:r>
-      <w:proofErr w:type="spellStart"/>
-      <w:r>
-        <w:rPr>
-          <w:sz w:val="24"/>
-          <w:szCs w:val="24"/>
-          <w:lang w:val="en-US"/>
-        </w:rPr>
-        <w:t>linux</w:t>
-      </w:r>
-      <w:proofErr w:type="spellEnd"/>
-      <w:r>
-        <w:rPr>
-          <w:sz w:val="24"/>
-          <w:szCs w:val="24"/>
-          <w:lang w:val="en-US"/>
-        </w:rPr>
-        <w:t xml:space="preserve"> commands take this form:</w:t>
+        <w:t>As per the lecture, linux commands take this form:</w:t>
       </w:r>
     </w:p>
     <w:p>
@@ -255,7 +237,6 @@
           <w:lang w:val="en-US"/>
         </w:rPr>
       </w:pPr>
-      <w:proofErr w:type="spellStart"/>
       <w:r>
         <w:rPr>
           <w:rStyle w:val="HTMLCode"/>
@@ -267,7 +248,6 @@
         </w:rPr>
         <w:t>RibDif</w:t>
       </w:r>
-      <w:proofErr w:type="spellEnd"/>
       <w:r>
         <w:rPr>
           <w:rStyle w:val="HTMLCode"/>
@@ -301,7 +281,6 @@
         </w:rPr>
         <w:t xml:space="preserve"> </w:t>
       </w:r>
-      <w:proofErr w:type="spellStart"/>
       <w:r>
         <w:rPr>
           <w:rStyle w:val="HTMLCode"/>
@@ -313,7 +292,6 @@
         </w:rPr>
         <w:t>Phaeobacter</w:t>
       </w:r>
-      <w:proofErr w:type="spellEnd"/>
       <w:r>
         <w:rPr>
           <w:rStyle w:val="HTMLCode"/>
@@ -392,41 +370,13 @@
         <w:rPr>
           <w:lang w:val="en-US"/>
         </w:rPr>
-        <w:t xml:space="preserve">This command is for </w:t>
-      </w:r>
-      <w:proofErr w:type="spellStart"/>
-      <w:r>
-        <w:rPr>
-          <w:lang w:val="en-US"/>
-        </w:rPr>
-        <w:t>RibDif</w:t>
-      </w:r>
-      <w:proofErr w:type="spellEnd"/>
-      <w:r>
-        <w:rPr>
-          <w:lang w:val="en-US"/>
-        </w:rPr>
-        <w:t xml:space="preserve"> to run</w:t>
-      </w:r>
-      <w:r>
-        <w:rPr>
-          <w:lang w:val="en-US"/>
-        </w:rPr>
-        <w:t xml:space="preserve"> on </w:t>
-      </w:r>
-      <w:proofErr w:type="spellStart"/>
-      <w:r>
-        <w:rPr>
-          <w:lang w:val="en-US"/>
-        </w:rPr>
-        <w:t>Phaeobacter</w:t>
-      </w:r>
-      <w:proofErr w:type="spellEnd"/>
-      <w:r>
-        <w:rPr>
-          <w:lang w:val="en-US"/>
-        </w:rPr>
-        <w:t xml:space="preserve"> with an identity threshold of 99% and use fragmented genomes. Specifically</w:t>
+        <w:t>This command is for RibDif to run</w:t>
+      </w:r>
+      <w:r>
+        <w:rPr>
+          <w:lang w:val="en-US"/>
+        </w:rPr>
+        <w:t xml:space="preserve"> on Phaeobacter with an identity threshold of 99% and use fragmented genomes. Specifically</w:t>
       </w:r>
       <w:r>
         <w:rPr>
@@ -434,19 +384,11 @@
         </w:rPr>
         <w:t xml:space="preserve">, </w:t>
       </w:r>
-      <w:proofErr w:type="spellStart"/>
-      <w:r>
-        <w:rPr>
-          <w:lang w:val="en-US"/>
-        </w:rPr>
-        <w:t>RibDif</w:t>
-      </w:r>
-      <w:proofErr w:type="spellEnd"/>
-      <w:r>
-        <w:rPr>
-          <w:lang w:val="en-US"/>
-        </w:rPr>
-        <w:t xml:space="preserve"> is the command and then a </w:t>
+      <w:r>
+        <w:rPr>
+          <w:lang w:val="en-US"/>
+        </w:rPr>
+        <w:t xml:space="preserve">RibDif is the command and then a </w:t>
       </w:r>
       <w:r>
         <w:rPr>
@@ -498,21 +440,7 @@
         <w:rPr>
           <w:lang w:val="en-US"/>
         </w:rPr>
-        <w:t>argument (</w:t>
-      </w:r>
-      <w:proofErr w:type="spellStart"/>
-      <w:r>
-        <w:rPr>
-          <w:lang w:val="en-US"/>
-        </w:rPr>
-        <w:t>Phaeobacter</w:t>
-      </w:r>
-      <w:proofErr w:type="spellEnd"/>
-      <w:r>
-        <w:rPr>
-          <w:lang w:val="en-US"/>
-        </w:rPr>
-        <w:t xml:space="preserve">), </w:t>
+        <w:t xml:space="preserve">argument (Phaeobacter), </w:t>
       </w:r>
       <w:r>
         <w:rPr>
@@ -693,21 +621,7 @@
         <w:rPr>
           <w:lang w:val="en-US"/>
         </w:rPr>
-        <w:t xml:space="preserve">ake sure you have your </w:t>
-      </w:r>
-      <w:proofErr w:type="spellStart"/>
-      <w:r>
-        <w:rPr>
-          <w:lang w:val="en-US"/>
-        </w:rPr>
-        <w:t>conda</w:t>
-      </w:r>
-      <w:proofErr w:type="spellEnd"/>
-      <w:r>
-        <w:rPr>
-          <w:lang w:val="en-US"/>
-        </w:rPr>
-        <w:t xml:space="preserve"> environment set up</w:t>
+        <w:t>ake sure you have your conda environment set up</w:t>
       </w:r>
       <w:r>
         <w:rPr>
@@ -725,21 +639,7 @@
         <w:rPr>
           <w:lang w:val="en-US"/>
         </w:rPr>
-        <w:t xml:space="preserve"> installed with the </w:t>
-      </w:r>
-      <w:proofErr w:type="spellStart"/>
-      <w:r>
-        <w:rPr>
-          <w:lang w:val="en-US"/>
-        </w:rPr>
-        <w:t>conda</w:t>
-      </w:r>
-      <w:proofErr w:type="spellEnd"/>
-      <w:r>
-        <w:rPr>
-          <w:lang w:val="en-US"/>
-        </w:rPr>
-        <w:t xml:space="preserve"> framework. If you start </w:t>
+        <w:t xml:space="preserve"> installed with the conda framework. If you start </w:t>
       </w:r>
       <w:r>
         <w:rPr>
@@ -751,21 +651,7 @@
         <w:rPr>
           <w:lang w:val="en-US"/>
         </w:rPr>
-        <w:t xml:space="preserve"> ‘</w:t>
-      </w:r>
-      <w:proofErr w:type="spellStart"/>
-      <w:r>
-        <w:rPr>
-          <w:lang w:val="en-US"/>
-        </w:rPr>
-        <w:t>sudo</w:t>
-      </w:r>
-      <w:proofErr w:type="spellEnd"/>
-      <w:r>
-        <w:rPr>
-          <w:lang w:val="en-US"/>
-        </w:rPr>
-        <w:t xml:space="preserve"> apt-get’ commands, call for help.</w:t>
+        <w:t xml:space="preserve"> ‘sudo apt-get’ commands, call for help.</w:t>
       </w:r>
       <w:r>
         <w:rPr>
@@ -779,25 +665,7 @@
           <w:bCs/>
           <w:lang w:val="en-US"/>
         </w:rPr>
-        <w:t>I know you will be googling and ChatGPT-</w:t>
-      </w:r>
-      <w:proofErr w:type="spellStart"/>
-      <w:r>
-        <w:rPr>
-          <w:b/>
-          <w:bCs/>
-          <w:lang w:val="en-US"/>
-        </w:rPr>
-        <w:t>ing</w:t>
-      </w:r>
-      <w:proofErr w:type="spellEnd"/>
-      <w:r>
-        <w:rPr>
-          <w:b/>
-          <w:bCs/>
-          <w:lang w:val="en-US"/>
-        </w:rPr>
-        <w:t xml:space="preserve"> </w:t>
+        <w:t xml:space="preserve">I know you will be googling and ChatGPT-ing </w:t>
       </w:r>
       <w:r>
         <w:rPr>
@@ -813,25 +681,7 @@
           <w:bCs/>
           <w:lang w:val="en-US"/>
         </w:rPr>
-        <w:t>ask us before you use ‘</w:t>
-      </w:r>
-      <w:proofErr w:type="spellStart"/>
-      <w:r>
-        <w:rPr>
-          <w:b/>
-          <w:bCs/>
-          <w:lang w:val="en-US"/>
-        </w:rPr>
-        <w:t>sudo</w:t>
-      </w:r>
-      <w:proofErr w:type="spellEnd"/>
-      <w:r>
-        <w:rPr>
-          <w:b/>
-          <w:bCs/>
-          <w:lang w:val="en-US"/>
-        </w:rPr>
-        <w:t>’!</w:t>
+        <w:t>ask us before you use ‘sudo’!</w:t>
       </w:r>
     </w:p>
     <w:p>
@@ -883,7 +733,6 @@
           <w:lang w:val="en-US"/>
         </w:rPr>
       </w:pPr>
-      <w:proofErr w:type="spellStart"/>
       <w:r>
         <w:rPr>
           <w:b/>
@@ -891,7 +740,6 @@
         </w:rPr>
         <w:t>conda</w:t>
       </w:r>
-      <w:proofErr w:type="spellEnd"/>
       <w:r>
         <w:rPr>
           <w:b/>
@@ -967,55 +815,13 @@
         <w:rPr>
           <w:lang w:val="en-US"/>
         </w:rPr>
-        <w:t xml:space="preserve"> our case, it is almost always ‘</w:t>
-      </w:r>
-      <w:proofErr w:type="spellStart"/>
-      <w:r>
-        <w:rPr>
-          <w:lang w:val="en-US"/>
-        </w:rPr>
-        <w:t>bioconda</w:t>
-      </w:r>
-      <w:proofErr w:type="spellEnd"/>
-      <w:r>
-        <w:rPr>
-          <w:lang w:val="en-US"/>
-        </w:rPr>
-        <w:t xml:space="preserve">’ </w:t>
-      </w:r>
-      <w:r>
-        <w:rPr>
-          <w:lang w:val="en-US"/>
-        </w:rPr>
-        <w:t>and sometimes also ‘</w:t>
-      </w:r>
-      <w:proofErr w:type="spellStart"/>
-      <w:r>
-        <w:rPr>
-          <w:lang w:val="en-US"/>
-        </w:rPr>
-        <w:t>conda</w:t>
-      </w:r>
-      <w:proofErr w:type="spellEnd"/>
-      <w:r>
-        <w:rPr>
-          <w:lang w:val="en-US"/>
-        </w:rPr>
-        <w:t>-forge’. The homepage/</w:t>
-      </w:r>
-      <w:proofErr w:type="spellStart"/>
-      <w:r>
-        <w:rPr>
-          <w:lang w:val="en-US"/>
-        </w:rPr>
-        <w:t>github</w:t>
-      </w:r>
-      <w:proofErr w:type="spellEnd"/>
-      <w:r>
-        <w:rPr>
-          <w:lang w:val="en-US"/>
-        </w:rPr>
-        <w:t xml:space="preserve"> of the software will usually tell you.</w:t>
+        <w:t xml:space="preserve"> our case, it is almost always ‘bioconda’ </w:t>
+      </w:r>
+      <w:r>
+        <w:rPr>
+          <w:lang w:val="en-US"/>
+        </w:rPr>
+        <w:t>and sometimes also ‘conda-forge’. The homepage/github of the software will usually tell you.</w:t>
       </w:r>
     </w:p>
     <w:p>
@@ -1052,27 +858,7 @@
           <w:color w:val="FF0000"/>
           <w:lang w:val="en-US"/>
         </w:rPr>
-        <w:t xml:space="preserve">person beside you what </w:t>
-      </w:r>
-      <w:proofErr w:type="spellStart"/>
-      <w:r>
-        <w:rPr>
-          <w:b/>
-          <w:bCs/>
-          <w:color w:val="FF0000"/>
-          <w:lang w:val="en-US"/>
-        </w:rPr>
-        <w:t>conda</w:t>
-      </w:r>
-      <w:proofErr w:type="spellEnd"/>
-      <w:r>
-        <w:rPr>
-          <w:b/>
-          <w:bCs/>
-          <w:color w:val="FF0000"/>
-          <w:lang w:val="en-US"/>
-        </w:rPr>
-        <w:t xml:space="preserve"> is?</w:t>
+        <w:t>person beside you what conda is?</w:t>
       </w:r>
     </w:p>
     <w:p>
@@ -1149,124 +935,67 @@
         <w:rPr>
           <w:lang w:val="en-US"/>
         </w:rPr>
-        <w:t xml:space="preserve"> the program ‘</w:t>
-      </w:r>
-      <w:proofErr w:type="spellStart"/>
-      <w:r>
-        <w:rPr>
+        <w:t xml:space="preserve"> the program ‘seqtk’. We do that like this:</w:t>
+      </w:r>
+    </w:p>
+    <w:p>
+      <w:pPr>
+        <w:spacing w:line="360" w:lineRule="auto"/>
+        <w:rPr>
+          <w:b/>
+          <w:lang w:val="en-US"/>
+        </w:rPr>
+      </w:pPr>
+      <w:r>
+        <w:rPr>
+          <w:b/>
+          <w:lang w:val="en-US"/>
+        </w:rPr>
+        <w:t>conda</w:t>
+      </w:r>
+      <w:r>
+        <w:rPr>
+          <w:b/>
+          <w:lang w:val="en-US"/>
+        </w:rPr>
+        <w:t xml:space="preserve"> install -c bioconda seqtk</w:t>
+      </w:r>
+    </w:p>
+    <w:p>
+      <w:pPr>
+        <w:spacing w:line="360" w:lineRule="auto"/>
+        <w:rPr>
+          <w:lang w:val="en-US"/>
+        </w:rPr>
+      </w:pPr>
+      <w:r>
+        <w:rPr>
+          <w:lang w:val="en-US"/>
+        </w:rPr>
+        <w:t xml:space="preserve">The program seqtk is now installed in your base environment. You can check </w:t>
+      </w:r>
+      <w:r>
+        <w:rPr>
+          <w:lang w:val="en-US"/>
+        </w:rPr>
+        <w:t>if that is in fact the case by sampling running:</w:t>
+      </w:r>
+    </w:p>
+    <w:p>
+      <w:pPr>
+        <w:spacing w:line="360" w:lineRule="auto"/>
+        <w:rPr>
+          <w:b/>
+          <w:lang w:val="en-US"/>
+        </w:rPr>
+      </w:pPr>
+      <w:r>
+        <w:rPr>
+          <w:b/>
           <w:lang w:val="en-US"/>
         </w:rPr>
         <w:t>seqtk</w:t>
       </w:r>
-      <w:proofErr w:type="spellEnd"/>
-      <w:r>
-        <w:rPr>
-          <w:lang w:val="en-US"/>
-        </w:rPr>
-        <w:t>’. We do that like this:</w:t>
-      </w:r>
-    </w:p>
-    <w:p>
-      <w:pPr>
-        <w:spacing w:line="360" w:lineRule="auto"/>
-        <w:rPr>
-          <w:b/>
-          <w:lang w:val="en-US"/>
-        </w:rPr>
-      </w:pPr>
-      <w:proofErr w:type="spellStart"/>
-      <w:r>
-        <w:rPr>
-          <w:b/>
-          <w:lang w:val="en-US"/>
-        </w:rPr>
-        <w:t>conda</w:t>
-      </w:r>
-      <w:proofErr w:type="spellEnd"/>
-      <w:r>
-        <w:rPr>
-          <w:b/>
-          <w:lang w:val="en-US"/>
-        </w:rPr>
-        <w:t xml:space="preserve"> install -c </w:t>
-      </w:r>
-      <w:proofErr w:type="spellStart"/>
-      <w:r>
-        <w:rPr>
-          <w:b/>
-          <w:lang w:val="en-US"/>
-        </w:rPr>
-        <w:t>bioconda</w:t>
-      </w:r>
-      <w:proofErr w:type="spellEnd"/>
-      <w:r>
-        <w:rPr>
-          <w:b/>
-          <w:lang w:val="en-US"/>
-        </w:rPr>
-        <w:t xml:space="preserve"> </w:t>
-      </w:r>
-      <w:proofErr w:type="spellStart"/>
-      <w:r>
-        <w:rPr>
-          <w:b/>
-          <w:lang w:val="en-US"/>
-        </w:rPr>
-        <w:t>seqtk</w:t>
-      </w:r>
-      <w:proofErr w:type="spellEnd"/>
-    </w:p>
-    <w:p>
-      <w:pPr>
-        <w:spacing w:line="360" w:lineRule="auto"/>
-        <w:rPr>
-          <w:lang w:val="en-US"/>
-        </w:rPr>
-      </w:pPr>
-      <w:r>
-        <w:rPr>
-          <w:lang w:val="en-US"/>
-        </w:rPr>
-        <w:t xml:space="preserve">The program </w:t>
-      </w:r>
-      <w:proofErr w:type="spellStart"/>
-      <w:r>
-        <w:rPr>
-          <w:lang w:val="en-US"/>
-        </w:rPr>
-        <w:t>seqtk</w:t>
-      </w:r>
-      <w:proofErr w:type="spellEnd"/>
-      <w:r>
-        <w:rPr>
-          <w:lang w:val="en-US"/>
-        </w:rPr>
-        <w:t xml:space="preserve"> is now installed in your base environment. You can check </w:t>
-      </w:r>
-      <w:r>
-        <w:rPr>
-          <w:lang w:val="en-US"/>
-        </w:rPr>
-        <w:t>if that is in fact the case by sampling running:</w:t>
-      </w:r>
-    </w:p>
-    <w:p>
-      <w:pPr>
-        <w:spacing w:line="360" w:lineRule="auto"/>
-        <w:rPr>
-          <w:b/>
-          <w:lang w:val="en-US"/>
-        </w:rPr>
-      </w:pPr>
-      <w:proofErr w:type="spellStart"/>
-      <w:r>
-        <w:rPr>
-          <w:b/>
-          <w:lang w:val="en-US"/>
-        </w:rPr>
-        <w:t>seqtk</w:t>
-      </w:r>
-      <w:proofErr w:type="spellEnd"/>
     </w:p>
     <w:p>
       <w:pPr>
@@ -1285,21 +1014,7 @@
         <w:rPr>
           <w:lang w:val="en-US"/>
         </w:rPr>
-        <w:t xml:space="preserve">return a helpful set of commands on how </w:t>
-      </w:r>
-      <w:proofErr w:type="spellStart"/>
-      <w:r>
-        <w:rPr>
-          <w:lang w:val="en-US"/>
-        </w:rPr>
-        <w:t>seqtk</w:t>
-      </w:r>
-      <w:proofErr w:type="spellEnd"/>
-      <w:r>
-        <w:rPr>
-          <w:lang w:val="en-US"/>
-        </w:rPr>
-        <w:t xml:space="preserve"> can be run.</w:t>
+        <w:t>return a helpful set of commands on how seqtk can be run.</w:t>
       </w:r>
     </w:p>
     <w:p>
@@ -1328,27 +1043,7 @@
           <w:color w:val="FF0000"/>
           <w:lang w:val="en-US"/>
         </w:rPr>
-        <w:t xml:space="preserve">Without any googling, what does the program </w:t>
-      </w:r>
-      <w:proofErr w:type="spellStart"/>
-      <w:r>
-        <w:rPr>
-          <w:b/>
-          <w:bCs/>
-          <w:color w:val="FF0000"/>
-          <w:lang w:val="en-US"/>
-        </w:rPr>
-        <w:t>seqtk</w:t>
-      </w:r>
-      <w:proofErr w:type="spellEnd"/>
-      <w:r>
-        <w:rPr>
-          <w:b/>
-          <w:bCs/>
-          <w:color w:val="FF0000"/>
-          <w:lang w:val="en-US"/>
-        </w:rPr>
-        <w:t xml:space="preserve"> appear to be used for?</w:t>
+        <w:t>Without any googling, what does the program seqtk appear to be used for?</w:t>
       </w:r>
     </w:p>
     <w:p>
@@ -1523,23 +1218,8 @@
         <w:rPr>
           <w:lang w:val="en-US"/>
         </w:rPr>
-        <w:t xml:space="preserve"> environment will be called </w:t>
-      </w:r>
-      <w:proofErr w:type="spellStart"/>
-      <w:r>
-        <w:rPr>
-          <w:lang w:val="en-US"/>
-        </w:rPr>
-        <w:t>ncbiDL</w:t>
-      </w:r>
-      <w:proofErr w:type="spellEnd"/>
-      <w:r>
-        <w:rPr>
-          <w:lang w:val="en-US"/>
-        </w:rPr>
-        <w:t xml:space="preserve">, because we will </w:t>
-      </w:r>
-      <w:proofErr w:type="spellStart"/>
+        <w:t xml:space="preserve"> environment will be called ncbiDL, because we will </w:t>
+      </w:r>
       <w:r>
         <w:rPr>
           <w:b/>
@@ -1566,14 +1246,7 @@
         <w:rPr>
           <w:lang w:val="en-US"/>
         </w:rPr>
-        <w:t>oad</w:t>
-      </w:r>
-      <w:proofErr w:type="spellEnd"/>
-      <w:r>
-        <w:rPr>
-          <w:lang w:val="en-US"/>
-        </w:rPr>
-        <w:t xml:space="preserve"> from </w:t>
+        <w:t xml:space="preserve">oad from </w:t>
       </w:r>
       <w:r>
         <w:rPr>
@@ -1680,14 +1353,12 @@
         </w:rPr>
         <w:t xml:space="preserve">. Here, we use the command ‘create’ with </w:t>
       </w:r>
-      <w:proofErr w:type="spellStart"/>
       <w:r>
         <w:rPr>
           <w:lang w:val="en-US"/>
         </w:rPr>
         <w:t>conda</w:t>
       </w:r>
-      <w:proofErr w:type="spellEnd"/>
       <w:r>
         <w:rPr>
           <w:lang w:val="en-US"/>
@@ -1735,7 +1406,6 @@
           <w:lang w:val="en-US"/>
         </w:rPr>
       </w:pPr>
-      <w:proofErr w:type="spellStart"/>
       <w:r>
         <w:rPr>
           <w:b/>
@@ -1743,23 +1413,13 @@
         </w:rPr>
         <w:t>conda</w:t>
       </w:r>
-      <w:proofErr w:type="spellEnd"/>
-      <w:r>
-        <w:rPr>
-          <w:b/>
-          <w:lang w:val="en-US"/>
-        </w:rPr>
-        <w:t xml:space="preserve"> create -n </w:t>
-      </w:r>
-      <w:proofErr w:type="spellStart"/>
-      <w:r>
-        <w:rPr>
-          <w:b/>
-          <w:lang w:val="en-US"/>
-        </w:rPr>
-        <w:t>ncbiDL</w:t>
-      </w:r>
-      <w:proofErr w:type="spellEnd"/>
+      <w:r>
+        <w:rPr>
+          <w:b/>
+          <w:lang w:val="en-US"/>
+        </w:rPr>
+        <w:t xml:space="preserve"> create -n ncbiDL</w:t>
+      </w:r>
     </w:p>
     <w:p>
       <w:pPr>
@@ -1801,7 +1461,6 @@
           <w:lang w:val="en-US"/>
         </w:rPr>
       </w:pPr>
-      <w:proofErr w:type="spellStart"/>
       <w:r>
         <w:rPr>
           <w:b/>
@@ -1809,32 +1468,48 @@
         </w:rPr>
         <w:t>conda</w:t>
       </w:r>
-      <w:proofErr w:type="spellEnd"/>
-      <w:r>
-        <w:rPr>
-          <w:b/>
-          <w:lang w:val="en-US"/>
-        </w:rPr>
-        <w:t xml:space="preserve"> activate </w:t>
-      </w:r>
-      <w:proofErr w:type="spellStart"/>
-      <w:r>
-        <w:rPr>
-          <w:b/>
-          <w:lang w:val="en-US"/>
-        </w:rPr>
-        <w:t>ncbiDL</w:t>
-      </w:r>
-      <w:proofErr w:type="spellEnd"/>
-    </w:p>
-    <w:p>
-      <w:pPr>
-        <w:spacing w:line="360" w:lineRule="auto"/>
-        <w:rPr>
-          <w:b/>
-          <w:lang w:val="en-US"/>
-        </w:rPr>
-      </w:pPr>
+      <w:r>
+        <w:rPr>
+          <w:b/>
+          <w:lang w:val="en-US"/>
+        </w:rPr>
+        <w:t xml:space="preserve"> activate ncbiDL</w:t>
+      </w:r>
+    </w:p>
+    <w:p>
+      <w:pPr>
+        <w:spacing w:line="360" w:lineRule="auto"/>
+        <w:rPr>
+          <w:b/>
+          <w:lang w:val="en-US"/>
+        </w:rPr>
+      </w:pPr>
+    </w:p>
+    <w:p>
+      <w:pPr>
+        <w:spacing w:line="360" w:lineRule="auto"/>
+        <w:rPr>
+          <w:b/>
+          <w:color w:val="FF0000"/>
+          <w:lang w:val="en-US"/>
+        </w:rPr>
+      </w:pPr>
+      <w:r>
+        <w:rPr>
+          <w:b/>
+          <w:color w:val="FF0000"/>
+          <w:lang w:val="en-US"/>
+        </w:rPr>
+        <w:t xml:space="preserve">? </w:t>
+      </w:r>
+      <w:r>
+        <w:rPr>
+          <w:b/>
+          <w:color w:val="FF0000"/>
+          <w:lang w:val="en-US"/>
+        </w:rPr>
+        <w:t>Did you remember to activate your environment?</w:t>
+      </w:r>
     </w:p>
     <w:p>
       <w:pPr>
@@ -1984,39 +1659,17 @@
         </w:rPr>
         <w:t>– try by googling ‘</w:t>
       </w:r>
-      <w:proofErr w:type="spellStart"/>
-      <w:r>
-        <w:rPr>
-          <w:lang w:val="en-US"/>
-        </w:rPr>
-        <w:t>ncbi</w:t>
-      </w:r>
-      <w:proofErr w:type="spellEnd"/>
-      <w:r>
-        <w:rPr>
-          <w:lang w:val="en-US"/>
-        </w:rPr>
-        <w:t xml:space="preserve"> genome download</w:t>
-      </w:r>
-      <w:r>
-        <w:rPr>
-          <w:lang w:val="en-US"/>
-        </w:rPr>
-        <w:t xml:space="preserve">’ and see if there is a good </w:t>
-      </w:r>
-      <w:proofErr w:type="spellStart"/>
-      <w:r>
-        <w:rPr>
-          <w:lang w:val="en-US"/>
-        </w:rPr>
-        <w:t>github</w:t>
-      </w:r>
-      <w:proofErr w:type="spellEnd"/>
-      <w:r>
-        <w:rPr>
-          <w:lang w:val="en-US"/>
-        </w:rPr>
-        <w:t xml:space="preserve"> repository that looks like it might fit</w:t>
+      <w:r>
+        <w:rPr>
+          <w:lang w:val="en-US"/>
+        </w:rPr>
+        <w:t>ncbi genome download</w:t>
+      </w:r>
+      <w:r>
+        <w:rPr>
+          <w:lang w:val="en-US"/>
+        </w:rPr>
+        <w:t>’ and see if there is a good github repository that looks like it might fit</w:t>
       </w:r>
       <w:r>
         <w:rPr>
@@ -2072,14 +1725,14 @@
         </w:rPr>
         <w:t xml:space="preserve">and remember we use </w:t>
       </w:r>
-      <w:proofErr w:type="spellStart"/>
-      <w:r>
-        <w:rPr>
+      <w:r>
+        <w:rPr>
+          <w:b/>
+          <w:bCs/>
           <w:lang w:val="en-US"/>
         </w:rPr>
         <w:t>conda</w:t>
       </w:r>
-      <w:proofErr w:type="spellEnd"/>
       <w:r>
         <w:rPr>
           <w:lang w:val="en-US"/>
@@ -2090,21 +1743,7 @@
         <w:rPr>
           <w:lang w:val="en-US"/>
         </w:rPr>
-        <w:t xml:space="preserve">. Much of bioinformatics is looking through </w:t>
-      </w:r>
-      <w:proofErr w:type="spellStart"/>
-      <w:r>
-        <w:rPr>
-          <w:lang w:val="en-US"/>
-        </w:rPr>
-        <w:t>githubs</w:t>
-      </w:r>
-      <w:proofErr w:type="spellEnd"/>
-      <w:r>
-        <w:rPr>
-          <w:lang w:val="en-US"/>
-        </w:rPr>
-        <w:t xml:space="preserve"> and working through installation guides.</w:t>
+        <w:t>. Much of bioinformatics is looking through githubs and working through installation guides.</w:t>
       </w:r>
     </w:p>
     <w:p>
@@ -2235,23 +1874,7 @@
           <w:b/>
           <w:lang w:val="en-US"/>
         </w:rPr>
-        <w:t xml:space="preserve"> (with ‘</w:t>
-      </w:r>
-      <w:proofErr w:type="spellStart"/>
-      <w:r>
-        <w:rPr>
-          <w:b/>
-          <w:lang w:val="en-US"/>
-        </w:rPr>
-        <w:t>mkdir</w:t>
-      </w:r>
-      <w:proofErr w:type="spellEnd"/>
-      <w:r>
-        <w:rPr>
-          <w:b/>
-          <w:lang w:val="en-US"/>
-        </w:rPr>
-        <w:t>’)</w:t>
+        <w:t xml:space="preserve"> (with ‘mkdir’)</w:t>
       </w:r>
       <w:r>
         <w:rPr>
@@ -2285,28 +1908,191 @@
       <w:pPr>
         <w:spacing w:line="360" w:lineRule="auto"/>
         <w:rPr>
-          <w:b/>
-          <w:bCs/>
-          <w:lang w:val="en-US"/>
-        </w:rPr>
-      </w:pPr>
-      <w:proofErr w:type="spellStart"/>
-      <w:r>
-        <w:rPr>
-          <w:b/>
-          <w:bCs/>
-          <w:lang w:val="en-US"/>
-        </w:rPr>
-        <w:t>mkdir</w:t>
-      </w:r>
-      <w:proofErr w:type="spellEnd"/>
-      <w:r>
-        <w:rPr>
-          <w:b/>
-          <w:bCs/>
-          <w:lang w:val="en-US"/>
-        </w:rPr>
-        <w:t xml:space="preserve"> MYFOLDER</w:t>
+          <w:lang w:val="en-US"/>
+        </w:rPr>
+      </w:pPr>
+      <w:r>
+        <w:rPr>
+          <w:lang w:val="en-US"/>
+        </w:rPr>
+        <w:t>Call it whatever you want, but make sure it</w:t>
+      </w:r>
+      <w:r>
+        <w:rPr>
+          <w:lang w:val="en-US"/>
+        </w:rPr>
+        <w:t xml:space="preserve"> still</w:t>
+      </w:r>
+      <w:r>
+        <w:rPr>
+          <w:lang w:val="en-US"/>
+        </w:rPr>
+        <w:t xml:space="preserve"> makes sense for you </w:t>
+      </w:r>
+      <w:r>
+        <w:rPr>
+          <w:lang w:val="en-US"/>
+        </w:rPr>
+        <w:t>next</w:t>
+      </w:r>
+      <w:r>
+        <w:rPr>
+          <w:lang w:val="en-US"/>
+        </w:rPr>
+        <w:t xml:space="preserve"> month</w:t>
+      </w:r>
+      <w:r>
+        <w:rPr>
+          <w:lang w:val="en-US"/>
+        </w:rPr>
+        <w:t xml:space="preserve"> when you have forgotten all you did in this course</w:t>
+      </w:r>
+      <w:r>
+        <w:rPr>
+          <w:lang w:val="en-US"/>
+        </w:rPr>
+        <w:t xml:space="preserve"> (</w:t>
+      </w:r>
+      <w:r>
+        <w:rPr>
+          <w:lang w:val="en-US"/>
+        </w:rPr>
+        <w:t xml:space="preserve">hint: </w:t>
+      </w:r>
+      <w:r>
+        <w:rPr>
+          <w:lang w:val="en-US"/>
+        </w:rPr>
+        <w:t>‘MYFOLDER’ is a bad name</w:t>
+      </w:r>
+      <w:r>
+        <w:rPr>
+          <w:lang w:val="en-US"/>
+        </w:rPr>
+        <w:t xml:space="preserve">. </w:t>
+      </w:r>
+      <w:r>
+        <w:rPr>
+          <w:b/>
+          <w:bCs/>
+          <w:lang w:val="en-US"/>
+        </w:rPr>
+        <w:t>How about day1?</w:t>
+      </w:r>
+      <w:r>
+        <w:rPr>
+          <w:lang w:val="en-US"/>
+        </w:rPr>
+        <w:t>)</w:t>
+      </w:r>
+      <w:r>
+        <w:rPr>
+          <w:lang w:val="en-US"/>
+        </w:rPr>
+        <w:t>. Within that folder</w:t>
+      </w:r>
+      <w:r>
+        <w:rPr>
+          <w:lang w:val="en-US"/>
+        </w:rPr>
+        <w:t xml:space="preserve"> (</w:t>
+      </w:r>
+      <w:r>
+        <w:rPr>
+          <w:b/>
+          <w:bCs/>
+          <w:lang w:val="en-US"/>
+        </w:rPr>
+        <w:t>did you remember to enter it?</w:t>
+      </w:r>
+      <w:r>
+        <w:rPr>
+          <w:lang w:val="en-US"/>
+        </w:rPr>
+        <w:t>)</w:t>
+      </w:r>
+      <w:r>
+        <w:rPr>
+          <w:lang w:val="en-US"/>
+        </w:rPr>
+        <w:t>,</w:t>
+      </w:r>
+      <w:r>
+        <w:rPr>
+          <w:lang w:val="en-US"/>
+        </w:rPr>
+        <w:t xml:space="preserve"> you should generally</w:t>
+      </w:r>
+      <w:r>
+        <w:rPr>
+          <w:lang w:val="en-US"/>
+        </w:rPr>
+        <w:t xml:space="preserve"> </w:t>
+      </w:r>
+      <w:r>
+        <w:rPr>
+          <w:lang w:val="en-US"/>
+        </w:rPr>
+        <w:t>consider making</w:t>
+      </w:r>
+      <w:r>
+        <w:rPr>
+          <w:lang w:val="en-US"/>
+        </w:rPr>
+        <w:t xml:space="preserve"> a folder for the raw </w:t>
+      </w:r>
+      <w:r>
+        <w:rPr>
+          <w:lang w:val="en-US"/>
+        </w:rPr>
+        <w:lastRenderedPageBreak/>
+        <w:t xml:space="preserve">input – a good name for this folder could be ‘input’ or ‘genomes’ or similar. </w:t>
+      </w:r>
+      <w:r>
+        <w:rPr>
+          <w:lang w:val="en-US"/>
+        </w:rPr>
+        <w:t xml:space="preserve">In this case, the next program will actually make the folder, so </w:t>
+      </w:r>
+      <w:r>
+        <w:rPr>
+          <w:b/>
+          <w:bCs/>
+          <w:lang w:val="en-US"/>
+        </w:rPr>
+        <w:t>not</w:t>
+      </w:r>
+      <w:r>
+        <w:rPr>
+          <w:lang w:val="en-US"/>
+        </w:rPr>
+        <w:t xml:space="preserve"> necessary here. </w:t>
+      </w:r>
+    </w:p>
+    <w:p>
+      <w:pPr>
+        <w:spacing w:line="360" w:lineRule="auto"/>
+        <w:rPr>
+          <w:lang w:val="en-US"/>
+        </w:rPr>
+      </w:pPr>
+    </w:p>
+    <w:p>
+      <w:pPr>
+        <w:spacing w:line="360" w:lineRule="auto"/>
+        <w:rPr>
+          <w:b/>
+          <w:bCs/>
+          <w:lang w:val="en-US"/>
+        </w:rPr>
+      </w:pPr>
+      <w:r>
+        <w:rPr>
+          <w:b/>
+          <w:bCs/>
+          <w:lang w:val="en-US"/>
+        </w:rPr>
+        <w:t>mkdir MYFOLDER</w:t>
       </w:r>
     </w:p>
     <w:p>
@@ -2334,163 +2120,6 @@
           <w:lang w:val="en-US"/>
         </w:rPr>
       </w:pPr>
-      <w:r>
-        <w:rPr>
-          <w:lang w:val="en-US"/>
-        </w:rPr>
-        <w:t>Call it whatever you want, but make sure it</w:t>
-      </w:r>
-      <w:r>
-        <w:rPr>
-          <w:lang w:val="en-US"/>
-        </w:rPr>
-        <w:t xml:space="preserve"> still</w:t>
-      </w:r>
-      <w:r>
-        <w:rPr>
-          <w:lang w:val="en-US"/>
-        </w:rPr>
-        <w:t xml:space="preserve"> makes sense for you </w:t>
-      </w:r>
-      <w:r>
-        <w:rPr>
-          <w:lang w:val="en-US"/>
-        </w:rPr>
-        <w:t>next</w:t>
-      </w:r>
-      <w:r>
-        <w:rPr>
-          <w:lang w:val="en-US"/>
-        </w:rPr>
-        <w:t xml:space="preserve"> month</w:t>
-      </w:r>
-      <w:r>
-        <w:rPr>
-          <w:lang w:val="en-US"/>
-        </w:rPr>
-        <w:t xml:space="preserve"> when you have forgotten all you did in this course</w:t>
-      </w:r>
-      <w:r>
-        <w:rPr>
-          <w:lang w:val="en-US"/>
-        </w:rPr>
-        <w:t xml:space="preserve"> (</w:t>
-      </w:r>
-      <w:r>
-        <w:rPr>
-          <w:lang w:val="en-US"/>
-        </w:rPr>
-        <w:t xml:space="preserve">hint: </w:t>
-      </w:r>
-      <w:r>
-        <w:rPr>
-          <w:lang w:val="en-US"/>
-        </w:rPr>
-        <w:t>‘MYFOLDER’ is a bad name</w:t>
-      </w:r>
-      <w:r>
-        <w:rPr>
-          <w:lang w:val="en-US"/>
-        </w:rPr>
-        <w:t xml:space="preserve">. </w:t>
-      </w:r>
-      <w:r>
-        <w:rPr>
-          <w:b/>
-          <w:bCs/>
-          <w:lang w:val="en-US"/>
-        </w:rPr>
-        <w:t>How about day1?</w:t>
-      </w:r>
-      <w:r>
-        <w:rPr>
-          <w:lang w:val="en-US"/>
-        </w:rPr>
-        <w:t>)</w:t>
-      </w:r>
-      <w:r>
-        <w:rPr>
-          <w:lang w:val="en-US"/>
-        </w:rPr>
-        <w:t xml:space="preserve">. Within that </w:t>
-      </w:r>
-      <w:r>
-        <w:rPr>
-          <w:lang w:val="en-US"/>
-        </w:rPr>
-        <w:lastRenderedPageBreak/>
-        <w:t>folder</w:t>
-      </w:r>
-      <w:r>
-        <w:rPr>
-          <w:lang w:val="en-US"/>
-        </w:rPr>
-        <w:t xml:space="preserve"> (</w:t>
-      </w:r>
-      <w:r>
-        <w:rPr>
-          <w:b/>
-          <w:bCs/>
-          <w:lang w:val="en-US"/>
-        </w:rPr>
-        <w:t>did you remember to enter it?</w:t>
-      </w:r>
-      <w:r>
-        <w:rPr>
-          <w:lang w:val="en-US"/>
-        </w:rPr>
-        <w:t>)</w:t>
-      </w:r>
-      <w:r>
-        <w:rPr>
-          <w:lang w:val="en-US"/>
-        </w:rPr>
-        <w:t>,</w:t>
-      </w:r>
-      <w:r>
-        <w:rPr>
-          <w:lang w:val="en-US"/>
-        </w:rPr>
-        <w:t xml:space="preserve"> you should generally</w:t>
-      </w:r>
-      <w:r>
-        <w:rPr>
-          <w:lang w:val="en-US"/>
-        </w:rPr>
-        <w:t xml:space="preserve"> </w:t>
-      </w:r>
-      <w:r>
-        <w:rPr>
-          <w:lang w:val="en-US"/>
-        </w:rPr>
-        <w:t>consider making</w:t>
-      </w:r>
-      <w:r>
-        <w:rPr>
-          <w:lang w:val="en-US"/>
-        </w:rPr>
-        <w:t xml:space="preserve"> a folder for the raw input – a good name for this folder could be ‘input’ or ‘genomes’ or similar. </w:t>
-      </w:r>
-      <w:r>
-        <w:rPr>
-          <w:lang w:val="en-US"/>
-        </w:rPr>
-        <w:t xml:space="preserve">In this case, the next program will actually make the folder, so </w:t>
-      </w:r>
-      <w:r>
-        <w:rPr>
-          <w:b/>
-          <w:bCs/>
-          <w:lang w:val="en-US"/>
-        </w:rPr>
-        <w:t>not</w:t>
-      </w:r>
-      <w:r>
-        <w:rPr>
-          <w:lang w:val="en-US"/>
-        </w:rPr>
-        <w:t xml:space="preserve"> necessary here. </w:t>
-      </w:r>
     </w:p>
     <w:p>
       <w:pPr>
@@ -2880,21 +2509,7 @@
         <w:rPr>
           <w:lang w:val="en-US"/>
         </w:rPr>
-        <w:t xml:space="preserve">based on a </w:t>
-      </w:r>
-      <w:proofErr w:type="spellStart"/>
-      <w:r>
-        <w:rPr>
-          <w:lang w:val="en-US"/>
-        </w:rPr>
-        <w:t>Rstudio</w:t>
-      </w:r>
-      <w:proofErr w:type="spellEnd"/>
-      <w:r>
-        <w:rPr>
-          <w:lang w:val="en-US"/>
-        </w:rPr>
-        <w:t>-project.</w:t>
+        <w:t>based on a Rstudio-project.</w:t>
       </w:r>
       <w:r>
         <w:rPr>
@@ -3342,21 +2957,7 @@
         <w:rPr>
           <w:lang w:val="en-US"/>
         </w:rPr>
-        <w:t xml:space="preserve">. The </w:t>
-      </w:r>
-      <w:proofErr w:type="spellStart"/>
-      <w:r>
-        <w:rPr>
-          <w:lang w:val="en-US"/>
-        </w:rPr>
-        <w:t>ncbi</w:t>
-      </w:r>
-      <w:proofErr w:type="spellEnd"/>
-      <w:r>
-        <w:rPr>
-          <w:lang w:val="en-US"/>
-        </w:rPr>
-        <w:t>-genome-download package is a wonderful program that makes downloading genomes very easy.</w:t>
+        <w:t>. The ncbi-genome-download package is a wonderful program that makes downloading genomes very easy.</w:t>
       </w:r>
       <w:r>
         <w:rPr>
@@ -3393,21 +2994,12 @@
           <w:lang w:val="en-US"/>
         </w:rPr>
       </w:pPr>
-      <w:proofErr w:type="spellStart"/>
-      <w:r>
-        <w:rPr>
-          <w:b/>
-          <w:lang w:val="en-US"/>
-        </w:rPr>
-        <w:t>ncbi</w:t>
-      </w:r>
-      <w:proofErr w:type="spellEnd"/>
-      <w:r>
-        <w:rPr>
-          <w:b/>
-          <w:lang w:val="en-US"/>
-        </w:rPr>
-        <w:t xml:space="preserve">-genome-download </w:t>
+      <w:r>
+        <w:rPr>
+          <w:b/>
+          <w:lang w:val="en-US"/>
+        </w:rPr>
+        <w:t xml:space="preserve">ncbi-genome-download </w:t>
       </w:r>
       <w:r>
         <w:rPr>
@@ -3461,59 +3053,13 @@
           <w:lang w:val="en-US"/>
         </w:rPr>
       </w:pPr>
-      <w:proofErr w:type="spellStart"/>
-      <w:r>
-        <w:rPr>
-          <w:b/>
-          <w:bCs/>
-          <w:lang w:val="en-US"/>
-        </w:rPr>
-        <w:t>ncbi</w:t>
-      </w:r>
-      <w:proofErr w:type="spellEnd"/>
-      <w:r>
-        <w:rPr>
-          <w:b/>
-          <w:bCs/>
-          <w:lang w:val="en-US"/>
-        </w:rPr>
-        <w:t>-genome-download --genera "</w:t>
-      </w:r>
-      <w:proofErr w:type="spellStart"/>
-      <w:r>
-        <w:rPr>
-          <w:b/>
-          <w:bCs/>
-          <w:lang w:val="en-US"/>
-        </w:rPr>
-        <w:t>Phaeobacter</w:t>
-      </w:r>
-      <w:proofErr w:type="spellEnd"/>
-      <w:r>
-        <w:rPr>
-          <w:b/>
-          <w:bCs/>
-          <w:lang w:val="en-US"/>
-        </w:rPr>
-        <w:t xml:space="preserve"> piscinae" -F </w:t>
-      </w:r>
-      <w:proofErr w:type="spellStart"/>
-      <w:r>
-        <w:rPr>
-          <w:b/>
-          <w:bCs/>
-          <w:lang w:val="en-US"/>
-        </w:rPr>
-        <w:t>fasta</w:t>
-      </w:r>
-      <w:proofErr w:type="spellEnd"/>
-      <w:r>
-        <w:rPr>
-          <w:b/>
-          <w:bCs/>
-          <w:lang w:val="en-US"/>
-        </w:rPr>
-        <w:t xml:space="preserve"> --flat-output -o genomes -l complete -p 10 bacteria</w:t>
+      <w:r>
+        <w:rPr>
+          <w:b/>
+          <w:bCs/>
+          <w:lang w:val="en-US"/>
+        </w:rPr>
+        <w:t>ncbi-genome-download --genera "Phaeobacter piscinae" -F fasta --flat-output -o genomes -l complete -p 10 bacteria</w:t>
       </w:r>
     </w:p>
     <w:p>
@@ -3730,35 +3276,7 @@
         <w:rPr>
           <w:lang w:val="en-US"/>
         </w:rPr>
-        <w:t xml:space="preserve">These files are </w:t>
-      </w:r>
-      <w:proofErr w:type="spellStart"/>
-      <w:r>
-        <w:rPr>
-          <w:lang w:val="en-US"/>
-        </w:rPr>
-        <w:t>gzipped</w:t>
-      </w:r>
-      <w:proofErr w:type="spellEnd"/>
-      <w:r>
-        <w:rPr>
-          <w:lang w:val="en-US"/>
-        </w:rPr>
-        <w:t>, evident by their file extensions (.</w:t>
-      </w:r>
-      <w:proofErr w:type="spellStart"/>
-      <w:r>
-        <w:rPr>
-          <w:lang w:val="en-US"/>
-        </w:rPr>
-        <w:t>gz</w:t>
-      </w:r>
-      <w:proofErr w:type="spellEnd"/>
-      <w:r>
-        <w:rPr>
-          <w:lang w:val="en-US"/>
-        </w:rPr>
-        <w:t>). Gzipped files, analogous to zipped files on windows, are compressed and takes up less space, but are not readable</w:t>
+        <w:t>These files are gzipped, evident by their file extensions (.gz). Gzipped files, analogous to zipped files on windows, are compressed and takes up less space, but are not readable</w:t>
       </w:r>
       <w:r>
         <w:rPr>
@@ -3770,35 +3288,7 @@
         <w:rPr>
           <w:lang w:val="en-US"/>
         </w:rPr>
-        <w:t xml:space="preserve">We will </w:t>
-      </w:r>
-      <w:proofErr w:type="spellStart"/>
-      <w:r>
-        <w:rPr>
-          <w:lang w:val="en-US"/>
-        </w:rPr>
-        <w:t>gunzip</w:t>
-      </w:r>
-      <w:proofErr w:type="spellEnd"/>
-      <w:r>
-        <w:rPr>
-          <w:lang w:val="en-US"/>
-        </w:rPr>
-        <w:t xml:space="preserve"> these files by use of the </w:t>
-      </w:r>
-      <w:proofErr w:type="spellStart"/>
-      <w:r>
-        <w:rPr>
-          <w:lang w:val="en-US"/>
-        </w:rPr>
-        <w:t>gunzip</w:t>
-      </w:r>
-      <w:proofErr w:type="spellEnd"/>
-      <w:r>
-        <w:rPr>
-          <w:lang w:val="en-US"/>
-        </w:rPr>
-        <w:t xml:space="preserve"> command, which is built-in in Ubuntu.</w:t>
+        <w:t>We will gunzip these files by use of the gunzip command, which is built-in in Ubuntu.</w:t>
       </w:r>
     </w:p>
     <w:p>
@@ -3853,21 +3343,12 @@
           <w:lang w:val="en-US"/>
         </w:rPr>
       </w:pPr>
-      <w:proofErr w:type="spellStart"/>
-      <w:r>
-        <w:rPr>
-          <w:b/>
-          <w:lang w:val="en-US"/>
-        </w:rPr>
-        <w:t>gunzip</w:t>
-      </w:r>
-      <w:proofErr w:type="spellEnd"/>
-      <w:r>
-        <w:rPr>
-          <w:b/>
-          <w:lang w:val="en-US"/>
-        </w:rPr>
-        <w:t xml:space="preserve"> </w:t>
+      <w:r>
+        <w:rPr>
+          <w:b/>
+          <w:lang w:val="en-US"/>
+        </w:rPr>
+        <w:t xml:space="preserve">gunzip </w:t>
       </w:r>
       <w:r>
         <w:rPr>
@@ -3895,41 +3376,13 @@
         <w:rPr>
           <w:lang w:val="en-US"/>
         </w:rPr>
-        <w:t>which basically means “</w:t>
-      </w:r>
-      <w:proofErr w:type="spellStart"/>
-      <w:r>
-        <w:rPr>
-          <w:lang w:val="en-US"/>
-        </w:rPr>
-        <w:t>gunzip</w:t>
-      </w:r>
-      <w:proofErr w:type="spellEnd"/>
-      <w:r>
-        <w:rPr>
-          <w:lang w:val="en-US"/>
-        </w:rPr>
-        <w:t xml:space="preserve"> everything in this folder”.</w:t>
-      </w:r>
-      <w:r>
-        <w:rPr>
-          <w:lang w:val="en-US"/>
-        </w:rPr>
-        <w:t xml:space="preserve"> Check again if the files are now unzipped </w:t>
-      </w:r>
-      <w:proofErr w:type="spellStart"/>
-      <w:r>
-        <w:rPr>
-          <w:lang w:val="en-US"/>
-        </w:rPr>
-        <w:t>fasta</w:t>
-      </w:r>
-      <w:proofErr w:type="spellEnd"/>
-      <w:r>
-        <w:rPr>
-          <w:lang w:val="en-US"/>
-        </w:rPr>
-        <w:t xml:space="preserve"> files</w:t>
+        <w:t>which basically means “gunzip everything in this folder”.</w:t>
+      </w:r>
+      <w:r>
+        <w:rPr>
+          <w:lang w:val="en-US"/>
+        </w:rPr>
+        <w:t xml:space="preserve"> Check again if the files are now unzipped fasta files</w:t>
       </w:r>
       <w:r>
         <w:rPr>
@@ -4061,7 +3514,19 @@
         <w:rPr>
           <w:lang w:val="en-US"/>
         </w:rPr>
-        <w:t>Installing non-standard software</w:t>
+        <w:t xml:space="preserve">Installing </w:t>
+      </w:r>
+      <w:r>
+        <w:rPr>
+          <w:lang w:val="en-US"/>
+        </w:rPr>
+        <w:t>annotation</w:t>
+      </w:r>
+      <w:r>
+        <w:rPr>
+          <w:lang w:val="en-US"/>
+        </w:rPr>
+        <w:t xml:space="preserve"> software</w:t>
       </w:r>
     </w:p>
     <w:p>
@@ -4117,21 +3582,7 @@
         <w:rPr>
           <w:lang w:val="en-US"/>
         </w:rPr>
-        <w:t xml:space="preserve"> is written in Perl, and Perl programs do not play nice with </w:t>
-      </w:r>
-      <w:proofErr w:type="spellStart"/>
-      <w:r>
-        <w:rPr>
-          <w:lang w:val="en-US"/>
-        </w:rPr>
-        <w:t>conda</w:t>
-      </w:r>
-      <w:proofErr w:type="spellEnd"/>
-      <w:r>
-        <w:rPr>
-          <w:lang w:val="en-US"/>
-        </w:rPr>
-        <w:t xml:space="preserve">, which is </w:t>
+        <w:t xml:space="preserve"> is written in Perl, and Perl programs do not play nice with conda, which is </w:t>
       </w:r>
       <w:r>
         <w:rPr>
@@ -4155,7 +3606,21 @@
         <w:rPr>
           <w:lang w:val="en-US"/>
         </w:rPr>
-        <w:t>Instead we will use BAKTA, the successor to PROKKA. In any case, t</w:t>
+        <w:t xml:space="preserve">Instead we will use </w:t>
+      </w:r>
+      <w:r>
+        <w:rPr>
+          <w:b/>
+          <w:bCs/>
+          <w:lang w:val="en-US"/>
+        </w:rPr>
+        <w:t>BAKTA</w:t>
+      </w:r>
+      <w:r>
+        <w:rPr>
+          <w:lang w:val="en-US"/>
+        </w:rPr>
+        <w:t>, the successor to PROKKA. In any case, t</w:t>
       </w:r>
       <w:r>
         <w:rPr>
@@ -4290,14 +3755,12 @@
         </w:rPr>
         <w:t xml:space="preserve"> could be ‘</w:t>
       </w:r>
-      <w:proofErr w:type="spellStart"/>
       <w:r>
         <w:rPr>
           <w:lang w:val="en-US"/>
         </w:rPr>
         <w:t>bakta</w:t>
       </w:r>
-      <w:proofErr w:type="spellEnd"/>
       <w:r>
         <w:rPr>
           <w:lang w:val="en-US"/>
@@ -4320,21 +3783,7 @@
         <w:rPr>
           <w:lang w:val="en-US"/>
         </w:rPr>
-        <w:t xml:space="preserve">As you will have noticed from reading the </w:t>
-      </w:r>
-      <w:proofErr w:type="spellStart"/>
-      <w:r>
-        <w:rPr>
-          <w:lang w:val="en-US"/>
-        </w:rPr>
-        <w:t>github</w:t>
-      </w:r>
-      <w:proofErr w:type="spellEnd"/>
-      <w:r>
-        <w:rPr>
-          <w:lang w:val="en-US"/>
-        </w:rPr>
-        <w:t>, BAKTA requires download of a database.</w:t>
+        <w:t>As you will have noticed from reading the github, BAKTA requires download of a database.</w:t>
       </w:r>
       <w:r>
         <w:rPr>
@@ -4382,7 +3831,6 @@
         </w:rPr>
         <w:t xml:space="preserve">using </w:t>
       </w:r>
-      <w:proofErr w:type="spellStart"/>
       <w:r>
         <w:rPr>
           <w:b/>
@@ -4391,7 +3839,6 @@
         </w:rPr>
         <w:t>conda</w:t>
       </w:r>
-      <w:proofErr w:type="spellEnd"/>
       <w:r>
         <w:rPr>
           <w:lang w:val="en-US"/>
@@ -4402,16 +3849,8 @@
         <w:rPr>
           <w:lang w:val="en-US"/>
         </w:rPr>
-        <w:t xml:space="preserve">as described in the </w:t>
-      </w:r>
-      <w:proofErr w:type="spellStart"/>
-      <w:r>
-        <w:rPr>
-          <w:lang w:val="en-US"/>
-        </w:rPr>
-        <w:t>github</w:t>
-      </w:r>
-      <w:proofErr w:type="spellEnd"/>
+        <w:t>as described in the github</w:t>
+      </w:r>
       <w:r>
         <w:rPr>
           <w:lang w:val="en-US"/>
@@ -4467,43 +3906,25 @@
         <w:rPr>
           <w:lang w:val="en-US"/>
         </w:rPr>
-        <w:t>run something like this:</w:t>
-      </w:r>
-    </w:p>
-    <w:p>
-      <w:pPr>
-        <w:spacing w:line="360" w:lineRule="auto"/>
-        <w:rPr>
-          <w:lang w:val="en-US"/>
-        </w:rPr>
-      </w:pPr>
-      <w:proofErr w:type="spellStart"/>
-      <w:r>
-        <w:rPr>
-          <w:lang w:val="en-US"/>
-        </w:rPr>
-        <w:t>bakta_db</w:t>
-      </w:r>
-      <w:proofErr w:type="spellEnd"/>
-      <w:r>
-        <w:rPr>
-          <w:lang w:val="en-US"/>
-        </w:rPr>
-        <w:t xml:space="preserve"> download --output </w:t>
-      </w:r>
-      <w:proofErr w:type="spellStart"/>
-      <w:r>
-        <w:rPr>
-          <w:lang w:val="en-US"/>
-        </w:rPr>
-        <w:t>bakta_db</w:t>
-      </w:r>
-      <w:proofErr w:type="spellEnd"/>
-      <w:r>
-        <w:rPr>
-          <w:lang w:val="en-US"/>
-        </w:rPr>
-        <w:t xml:space="preserve"> --type light</w:t>
+        <w:t>make sure you know where you put it. It would be good data hygiene to make a dedicated folder for databases in your home directory, so you always know where they are. You might need it for a different project, after all. Navigate out of your current directory until you can’t get any further (with ‘cd ..’), make a folder called ‘databases’, enter it and run:</w:t>
+      </w:r>
+    </w:p>
+    <w:p>
+      <w:pPr>
+        <w:spacing w:line="360" w:lineRule="auto"/>
+        <w:rPr>
+          <w:b/>
+          <w:bCs/>
+          <w:lang w:val="en-US"/>
+        </w:rPr>
+      </w:pPr>
+      <w:r>
+        <w:rPr>
+          <w:b/>
+          <w:bCs/>
+          <w:lang w:val="en-US"/>
+        </w:rPr>
+        <w:t>bakta_db download --output bakta_db --type light</w:t>
       </w:r>
     </w:p>
     <w:p>
@@ -4523,16 +3944,54 @@
         <w:rPr>
           <w:lang w:val="en-US"/>
         </w:rPr>
-        <w:t xml:space="preserve">saved in the folder you are currently in, in a folder called </w:t>
-      </w:r>
-      <w:proofErr w:type="spellStart"/>
-      <w:r>
-        <w:rPr>
-          <w:lang w:val="en-US"/>
-        </w:rPr>
-        <w:t>bakta_db</w:t>
-      </w:r>
-      <w:proofErr w:type="spellEnd"/>
+        <w:t>saved in the folder you are currently in, in a folder called bakta_db.</w:t>
+      </w:r>
+      <w:r>
+        <w:rPr>
+          <w:lang w:val="en-US"/>
+        </w:rPr>
+        <w:t xml:space="preserve"> </w:t>
+      </w:r>
+      <w:r>
+        <w:rPr>
+          <w:lang w:val="en-US"/>
+        </w:rPr>
+        <w:t>The actual folder with the database will be called ‘db-light’. The download will take 10 or so minutes, but afterwards, n</w:t>
+      </w:r>
+      <w:r>
+        <w:rPr>
+          <w:lang w:val="en-US"/>
+        </w:rPr>
+        <w:t>avigate back to the folder you were working in before.</w:t>
+      </w:r>
+    </w:p>
+    <w:p>
+      <w:pPr>
+        <w:spacing w:line="360" w:lineRule="auto"/>
+        <w:rPr>
+          <w:lang w:val="en-US"/>
+        </w:rPr>
+      </w:pPr>
+    </w:p>
+    <w:p>
+      <w:pPr>
+        <w:spacing w:line="360" w:lineRule="auto"/>
+        <w:rPr>
+          <w:lang w:val="en-US"/>
+        </w:rPr>
+      </w:pPr>
+      <w:r>
+        <w:rPr>
+          <w:lang w:val="en-US"/>
+        </w:rPr>
+        <w:t xml:space="preserve">Check that the installation worked by simply asking the program for help as described </w:t>
+      </w:r>
+      <w:r>
+        <w:rPr>
+          <w:lang w:val="en-US"/>
+        </w:rPr>
+        <w:t>previously</w:t>
+      </w:r>
       <w:r>
         <w:rPr>
           <w:lang w:val="en-US"/>
@@ -4542,52 +4001,6 @@
     </w:p>
     <w:p>
       <w:pPr>
-        <w:pStyle w:val="HTMLPreformatted"/>
-        <w:spacing w:line="360" w:lineRule="auto"/>
-        <w:rPr>
-          <w:rFonts w:ascii="Consolas" w:hAnsi="Consolas"/>
-          <w:color w:val="24292F"/>
-          <w:sz w:val="18"/>
-          <w:szCs w:val="18"/>
-        </w:rPr>
-      </w:pPr>
-    </w:p>
-    <w:p>
-      <w:pPr>
-        <w:spacing w:line="360" w:lineRule="auto"/>
-        <w:rPr>
-          <w:lang w:val="en-US"/>
-        </w:rPr>
-      </w:pPr>
-    </w:p>
-    <w:p>
-      <w:pPr>
-        <w:spacing w:line="360" w:lineRule="auto"/>
-        <w:rPr>
-          <w:lang w:val="en-US"/>
-        </w:rPr>
-      </w:pPr>
-      <w:r>
-        <w:rPr>
-          <w:lang w:val="en-US"/>
-        </w:rPr>
-        <w:t xml:space="preserve">Check that the installation worked by simply asking the program for help as described </w:t>
-      </w:r>
-      <w:r>
-        <w:rPr>
-          <w:lang w:val="en-US"/>
-        </w:rPr>
-        <w:t>previously</w:t>
-      </w:r>
-      <w:r>
-        <w:rPr>
-          <w:lang w:val="en-US"/>
-        </w:rPr>
-        <w:t>.</w:t>
-      </w:r>
-    </w:p>
-    <w:p>
-      <w:pPr>
         <w:spacing w:line="360" w:lineRule="auto"/>
         <w:rPr>
           <w:lang w:val="en-US"/>
@@ -4658,9 +4071,28 @@
           <w:color w:val="FF0000"/>
           <w:lang w:val="en-US"/>
         </w:rPr>
+        <w:t xml:space="preserve">? Where is your database and where are the files you where working on? Maybe a diagram helps? </w:t>
+      </w:r>
+    </w:p>
+    <w:p>
+      <w:pPr>
+        <w:spacing w:line="360" w:lineRule="auto"/>
+        <w:rPr>
+          <w:b/>
+          <w:bCs/>
+          <w:color w:val="FF0000"/>
+          <w:lang w:val="en-US"/>
+        </w:rPr>
+      </w:pPr>
+      <w:r>
+        <w:rPr>
+          <w:b/>
+          <w:bCs/>
+          <w:color w:val="FF0000"/>
+          <w:lang w:val="en-US"/>
+        </w:rPr>
         <w:t xml:space="preserve">! If </w:t>
       </w:r>
-      <w:proofErr w:type="spellStart"/>
       <w:r>
         <w:rPr>
           <w:b/>
@@ -4670,7 +4102,6 @@
         </w:rPr>
         <w:t>bakta</w:t>
       </w:r>
-      <w:proofErr w:type="spellEnd"/>
       <w:r>
         <w:rPr>
           <w:b/>
@@ -4734,46 +4165,13 @@
         <w:rPr>
           <w:lang w:val="en-US"/>
         </w:rPr>
-        <w:t>We used to use PROKKA</w:t>
-      </w:r>
-      <w:r>
-        <w:rPr>
-          <w:lang w:val="en-US"/>
-        </w:rPr>
-        <w:t>, but it is way to</w:t>
-      </w:r>
-      <w:r>
-        <w:rPr>
-          <w:lang w:val="en-US"/>
-        </w:rPr>
-        <w:t>o</w:t>
-      </w:r>
-      <w:r>
-        <w:rPr>
-          <w:lang w:val="en-US"/>
-        </w:rPr>
-        <w:t xml:space="preserve"> hard to install, and has now been replaced by a program called BAKTA</w:t>
-      </w:r>
-      <w:r>
-        <w:rPr>
-          <w:lang w:val="en-US"/>
-        </w:rPr>
-        <w:t xml:space="preserve">. </w:t>
-      </w:r>
-    </w:p>
-    <w:p>
-      <w:pPr>
-        <w:spacing w:line="360" w:lineRule="auto"/>
-        <w:rPr>
-          <w:lang w:val="en-US"/>
-        </w:rPr>
-      </w:pPr>
-      <w:r>
-        <w:rPr>
-          <w:lang w:val="en-US"/>
-        </w:rPr>
-        <w:lastRenderedPageBreak/>
-        <w:t xml:space="preserve">This would be a good time to make an output folder to put all our annotations - ‘annotations’ sound like a reasonable naming choice. </w:t>
+        <w:t>Considering our data hygiene, t</w:t>
+      </w:r>
+      <w:r>
+        <w:rPr>
+          <w:lang w:val="en-US"/>
+        </w:rPr>
+        <w:t xml:space="preserve">his would be a good time to make an output folder to put all our annotations - ‘annotations’ sound like a reasonable naming choice. </w:t>
       </w:r>
       <w:r>
         <w:rPr>
@@ -4807,205 +4205,13 @@
         <w:rPr>
           <w:lang w:val="en-US"/>
         </w:rPr>
-        <w:t>The basic command is (for a given genome file, which here is</w:t>
-      </w:r>
-      <w:r>
-        <w:rPr>
-          <w:lang w:val="en-US"/>
-        </w:rPr>
-        <w:t xml:space="preserve"> </w:t>
-      </w:r>
-      <w:r>
-        <w:rPr>
-          <w:b/>
-          <w:bCs/>
-          <w:lang w:val="en-US"/>
-        </w:rPr>
-        <w:t>symbolized</w:t>
-      </w:r>
-      <w:r>
-        <w:rPr>
-          <w:lang w:val="en-US"/>
-        </w:rPr>
-        <w:t xml:space="preserve"> as</w:t>
-      </w:r>
-      <w:r>
-        <w:rPr>
-          <w:lang w:val="en-US"/>
-        </w:rPr>
-        <w:t xml:space="preserve"> </w:t>
-      </w:r>
-      <w:proofErr w:type="spellStart"/>
-      <w:r>
-        <w:rPr>
-          <w:lang w:val="en-US"/>
-        </w:rPr>
-        <w:t>GENOME.</w:t>
-      </w:r>
-      <w:r>
-        <w:rPr>
-          <w:lang w:val="en-US"/>
-        </w:rPr>
-        <w:t>fna</w:t>
-      </w:r>
-      <w:proofErr w:type="spellEnd"/>
-      <w:r>
-        <w:rPr>
-          <w:lang w:val="en-US"/>
-        </w:rPr>
-        <w:t>, and a given number of CPUs, which here is 8</w:t>
-      </w:r>
-      <w:r>
-        <w:rPr>
-          <w:lang w:val="en-US"/>
-        </w:rPr>
-        <w:t>)</w:t>
-      </w:r>
-      <w:r>
-        <w:rPr>
-          <w:lang w:val="en-US"/>
-        </w:rPr>
-        <w:t xml:space="preserve">. </w:t>
-      </w:r>
-      <w:r>
-        <w:rPr>
-          <w:lang w:val="en-US"/>
-        </w:rPr>
-        <w:t xml:space="preserve">‘GENOME’ is not the correct name, nor is the </w:t>
-      </w:r>
-      <w:proofErr w:type="spellStart"/>
-      <w:r>
-        <w:rPr>
-          <w:lang w:val="en-US"/>
-        </w:rPr>
-        <w:t>GENOME.fna</w:t>
-      </w:r>
-      <w:proofErr w:type="spellEnd"/>
-      <w:r>
-        <w:rPr>
-          <w:lang w:val="en-US"/>
-        </w:rPr>
-        <w:t xml:space="preserve"> a correct file - you need to point to the correct genome as well as use a proper name for the </w:t>
-      </w:r>
-      <w:r>
-        <w:rPr>
-          <w:lang w:val="en-US"/>
-        </w:rPr>
-        <w:t>‘</w:t>
-      </w:r>
-      <w:proofErr w:type="spellStart"/>
-      <w:r>
-        <w:rPr>
-          <w:lang w:val="en-US"/>
-        </w:rPr>
-        <w:t>outdir</w:t>
-      </w:r>
-      <w:proofErr w:type="spellEnd"/>
-      <w:r>
-        <w:rPr>
-          <w:lang w:val="en-US"/>
-        </w:rPr>
-        <w:t>’</w:t>
-      </w:r>
-      <w:r>
-        <w:rPr>
-          <w:lang w:val="en-US"/>
-        </w:rPr>
-        <w:t xml:space="preserve"> and prefix. If the genome file is GCF_0000001.fna, then a proper name could be GCF_0000001 and so on.</w:t>
-      </w:r>
-      <w:r>
-        <w:rPr>
-          <w:lang w:val="en-US"/>
-        </w:rPr>
-        <w:t xml:space="preserve"> Remember that your genome files are in the ‘genome/’ folder.</w:t>
-      </w:r>
-      <w:r>
-        <w:rPr>
-          <w:lang w:val="en-US"/>
-        </w:rPr>
-        <w:t xml:space="preserve"> The </w:t>
-      </w:r>
-      <w:r>
-        <w:rPr>
-          <w:b/>
-          <w:bCs/>
-          <w:lang w:val="en-US"/>
-        </w:rPr>
-        <w:t>‘</w:t>
-      </w:r>
-      <w:r>
-        <w:rPr>
-          <w:b/>
-          <w:bCs/>
-          <w:lang w:val="en-US"/>
-        </w:rPr>
-        <w:t>--</w:t>
-      </w:r>
-      <w:proofErr w:type="spellStart"/>
-      <w:r>
-        <w:rPr>
-          <w:b/>
-          <w:bCs/>
-          <w:lang w:val="en-US"/>
-        </w:rPr>
-        <w:t>db</w:t>
-      </w:r>
-      <w:proofErr w:type="spellEnd"/>
-      <w:r>
-        <w:rPr>
-          <w:b/>
-          <w:bCs/>
-          <w:lang w:val="en-US"/>
-        </w:rPr>
-        <w:t xml:space="preserve"> </w:t>
-      </w:r>
-      <w:proofErr w:type="spellStart"/>
-      <w:r>
-        <w:rPr>
-          <w:b/>
-          <w:bCs/>
-          <w:lang w:val="en-US"/>
-        </w:rPr>
-        <w:t>bakta_db</w:t>
-      </w:r>
-      <w:proofErr w:type="spellEnd"/>
-      <w:r>
-        <w:rPr>
-          <w:b/>
-          <w:bCs/>
-          <w:lang w:val="en-US"/>
-        </w:rPr>
-        <w:t>/</w:t>
-      </w:r>
-      <w:proofErr w:type="spellStart"/>
-      <w:r>
-        <w:rPr>
-          <w:b/>
-          <w:bCs/>
-          <w:lang w:val="en-US"/>
-        </w:rPr>
-        <w:t>db</w:t>
-      </w:r>
-      <w:proofErr w:type="spellEnd"/>
-      <w:r>
-        <w:rPr>
-          <w:b/>
-          <w:bCs/>
-          <w:lang w:val="en-US"/>
-        </w:rPr>
-        <w:t xml:space="preserve">-light’ </w:t>
-      </w:r>
-      <w:r>
-        <w:rPr>
-          <w:lang w:val="en-US"/>
-        </w:rPr>
-        <w:t>part is always needed to point to the database</w:t>
-      </w:r>
-      <w:r>
-        <w:rPr>
-          <w:lang w:val="en-US"/>
-        </w:rPr>
-        <w:t>.</w:t>
+        <w:t>The basic command is</w:t>
+      </w:r>
+      <w:r>
+        <w:rPr>
+          <w:lang w:val="en-US"/>
+        </w:rPr>
+        <w:t xml:space="preserve"> something like this:</w:t>
       </w:r>
     </w:p>
     <w:p>
@@ -5014,7 +4220,7 @@
         <w:spacing w:line="360" w:lineRule="auto"/>
         <w:rPr>
           <w:rFonts w:asciiTheme="minorHAnsi" w:hAnsiTheme="minorHAnsi"/>
-          <w:bCs/>
+          <w:b/>
           <w:color w:val="24292F"/>
           <w:sz w:val="22"/>
         </w:rPr>
@@ -5022,25 +4228,66 @@
       <w:r>
         <w:rPr>
           <w:rFonts w:asciiTheme="minorHAnsi" w:hAnsiTheme="minorHAnsi"/>
-          <w:bCs/>
+          <w:b/>
           <w:color w:val="24292F"/>
           <w:sz w:val="22"/>
         </w:rPr>
-        <w:t>The basic command:</w:t>
-      </w:r>
-    </w:p>
-    <w:p>
-      <w:pPr>
-        <w:pStyle w:val="HTMLPreformatted"/>
-        <w:spacing w:line="360" w:lineRule="auto"/>
+        <w:t xml:space="preserve">bakta --db </w:t>
+      </w:r>
+      <w:r>
+        <w:rPr>
+          <w:rFonts w:asciiTheme="minorHAnsi" w:hAnsiTheme="minorHAnsi"/>
+          <w:b/>
+          <w:color w:val="ED7D31" w:themeColor="accent2"/>
+          <w:sz w:val="22"/>
+        </w:rPr>
+        <w:t>DATABASE</w:t>
+      </w:r>
+      <w:r>
+        <w:rPr>
+          <w:rFonts w:asciiTheme="minorHAnsi" w:hAnsiTheme="minorHAnsi"/>
+          <w:b/>
+          <w:color w:val="ED7D31" w:themeColor="accent2"/>
+          <w:sz w:val="22"/>
+        </w:rPr>
+        <w:t xml:space="preserve">  </w:t>
+      </w:r>
+      <w:r>
+        <w:rPr>
+          <w:rFonts w:asciiTheme="minorHAnsi" w:hAnsiTheme="minorHAnsi"/>
+          <w:b/>
+          <w:color w:val="ED7D31" w:themeColor="accent2"/>
+          <w:sz w:val="22"/>
+        </w:rPr>
+        <w:t xml:space="preserve"> </w:t>
+      </w:r>
+      <w:r>
         <w:rPr>
           <w:rFonts w:asciiTheme="minorHAnsi" w:hAnsiTheme="minorHAnsi"/>
           <w:b/>
           <w:color w:val="24292F"/>
           <w:sz w:val="22"/>
         </w:rPr>
-      </w:pPr>
-      <w:proofErr w:type="spellStart"/>
+        <w:t>--threads 8 --output annotations/</w:t>
+      </w:r>
+      <w:r>
+        <w:rPr>
+          <w:rFonts w:asciiTheme="minorHAnsi" w:hAnsiTheme="minorHAnsi"/>
+          <w:b/>
+          <w:color w:val="70AD47" w:themeColor="accent6"/>
+          <w:sz w:val="22"/>
+        </w:rPr>
+        <w:t>GENOME</w:t>
+      </w:r>
+      <w:r>
+        <w:rPr>
+          <w:rFonts w:asciiTheme="minorHAnsi" w:hAnsiTheme="minorHAnsi"/>
+          <w:b/>
+          <w:color w:val="70AD47" w:themeColor="accent6"/>
+          <w:sz w:val="22"/>
+        </w:rPr>
+        <w:t xml:space="preserve"> </w:t>
+      </w:r>
       <w:r>
         <w:rPr>
           <w:rFonts w:asciiTheme="minorHAnsi" w:hAnsiTheme="minorHAnsi"/>
@@ -5048,9 +4295,26 @@
           <w:color w:val="24292F"/>
           <w:sz w:val="22"/>
         </w:rPr>
-        <w:t>bakta</w:t>
-      </w:r>
-      <w:proofErr w:type="spellEnd"/>
+        <w:t xml:space="preserve">--prefix </w:t>
+      </w:r>
+      <w:r>
+        <w:rPr>
+          <w:rFonts w:asciiTheme="minorHAnsi" w:hAnsiTheme="minorHAnsi"/>
+          <w:b/>
+          <w:color w:val="70AD47" w:themeColor="accent6"/>
+          <w:sz w:val="22"/>
+        </w:rPr>
+        <w:t>GENOME</w:t>
+      </w:r>
+      <w:r>
+        <w:rPr>
+          <w:rFonts w:asciiTheme="minorHAnsi" w:hAnsiTheme="minorHAnsi"/>
+          <w:b/>
+          <w:color w:val="70AD47" w:themeColor="accent6"/>
+          <w:sz w:val="22"/>
+        </w:rPr>
+        <w:t xml:space="preserve"> </w:t>
+      </w:r>
       <w:r>
         <w:rPr>
           <w:rFonts w:asciiTheme="minorHAnsi" w:hAnsiTheme="minorHAnsi"/>
@@ -5058,9 +4322,17 @@
           <w:color w:val="24292F"/>
           <w:sz w:val="22"/>
         </w:rPr>
-        <w:t xml:space="preserve"> --</w:t>
-      </w:r>
-      <w:proofErr w:type="spellStart"/>
+        <w:t>genomes/</w:t>
+      </w:r>
+      <w:r>
+        <w:rPr>
+          <w:rFonts w:asciiTheme="minorHAnsi" w:hAnsiTheme="minorHAnsi"/>
+          <w:b/>
+          <w:color w:val="70AD47" w:themeColor="accent6"/>
+          <w:sz w:val="22"/>
+        </w:rPr>
+        <w:t>GENOME</w:t>
+      </w:r>
       <w:r>
         <w:rPr>
           <w:rFonts w:asciiTheme="minorHAnsi" w:hAnsiTheme="minorHAnsi"/>
@@ -5068,172 +4340,475 @@
           <w:color w:val="24292F"/>
           <w:sz w:val="22"/>
         </w:rPr>
-        <w:t>db</w:t>
-      </w:r>
-      <w:proofErr w:type="spellEnd"/>
-      <w:r>
-        <w:rPr>
-          <w:rFonts w:asciiTheme="minorHAnsi" w:hAnsiTheme="minorHAnsi"/>
+        <w:t>.fna</w:t>
+      </w:r>
+    </w:p>
+    <w:p>
+      <w:pPr>
+        <w:spacing w:line="360" w:lineRule="auto"/>
+        <w:rPr>
+          <w:lang w:val="en-US"/>
+        </w:rPr>
+      </w:pPr>
+    </w:p>
+    <w:p>
+      <w:pPr>
+        <w:spacing w:line="360" w:lineRule="auto"/>
+        <w:rPr>
+          <w:lang w:val="en-US"/>
+        </w:rPr>
+      </w:pPr>
+      <w:r>
+        <w:rPr>
+          <w:lang w:val="en-US"/>
+        </w:rPr>
+        <w:t xml:space="preserve">Here </w:t>
+      </w:r>
+      <w:r>
+        <w:rPr>
+          <w:lang w:val="en-US"/>
+        </w:rPr>
+        <w:t>‘</w:t>
+      </w:r>
+      <w:r>
+        <w:rPr>
+          <w:color w:val="70AD47" w:themeColor="accent6"/>
+          <w:lang w:val="en-US"/>
+        </w:rPr>
+        <w:t xml:space="preserve">GENOME’ </w:t>
+      </w:r>
+      <w:r>
+        <w:rPr>
+          <w:lang w:val="en-US"/>
+        </w:rPr>
+        <w:t xml:space="preserve">is </w:t>
+      </w:r>
+      <w:r>
+        <w:rPr>
+          <w:lang w:val="en-US"/>
+        </w:rPr>
+        <w:t xml:space="preserve">just a placeholder name and should instead refer to an actual file (like </w:t>
+      </w:r>
+      <w:r>
+        <w:rPr>
+          <w:color w:val="2E74B5" w:themeColor="accent1" w:themeShade="BF"/>
+          <w:lang w:val="en-US"/>
+        </w:rPr>
+        <w:t>GCF_000826835.2_ASM82683v2_genomic</w:t>
+      </w:r>
+      <w:r>
+        <w:rPr>
+          <w:lang w:val="en-US"/>
+        </w:rPr>
+        <w:t>). Accordingly,</w:t>
+      </w:r>
+      <w:r>
+        <w:rPr>
+          <w:lang w:val="en-US"/>
+        </w:rPr>
+        <w:t xml:space="preserve"> </w:t>
+      </w:r>
+      <w:r>
+        <w:rPr>
+          <w:color w:val="70AD47" w:themeColor="accent6"/>
+          <w:lang w:val="en-US"/>
+        </w:rPr>
+        <w:t xml:space="preserve">GENOME.fna </w:t>
+      </w:r>
+      <w:r>
+        <w:rPr>
+          <w:lang w:val="en-US"/>
+        </w:rPr>
+        <w:t xml:space="preserve">is not </w:t>
+      </w:r>
+      <w:r>
+        <w:rPr>
+          <w:lang w:val="en-US"/>
+        </w:rPr>
+        <w:t>a</w:t>
+      </w:r>
+      <w:r>
+        <w:rPr>
+          <w:lang w:val="en-US"/>
+        </w:rPr>
+        <w:t>n</w:t>
+      </w:r>
+      <w:r>
+        <w:rPr>
+          <w:lang w:val="en-US"/>
+        </w:rPr>
+        <w:t xml:space="preserve"> </w:t>
+      </w:r>
+      <w:r>
+        <w:rPr>
+          <w:lang w:val="en-US"/>
+        </w:rPr>
+        <w:t xml:space="preserve">actual </w:t>
+      </w:r>
+      <w:r>
+        <w:rPr>
+          <w:lang w:val="en-US"/>
+        </w:rPr>
+        <w:t>file</w:t>
+      </w:r>
+      <w:r>
+        <w:rPr>
+          <w:lang w:val="en-US"/>
+        </w:rPr>
+        <w:t xml:space="preserve"> (which would be </w:t>
+      </w:r>
+      <w:r>
+        <w:rPr>
+          <w:color w:val="4472C4" w:themeColor="accent5"/>
+          <w:lang w:val="en-US"/>
+        </w:rPr>
+        <w:t>GCF_000826835.2_ASM82683v2_genomic</w:t>
+      </w:r>
+      <w:r>
+        <w:rPr>
+          <w:color w:val="4472C4" w:themeColor="accent5"/>
+          <w:lang w:val="en-US"/>
+        </w:rPr>
+        <w:t>.fna</w:t>
+      </w:r>
+      <w:r>
+        <w:rPr>
+          <w:lang w:val="en-US"/>
+        </w:rPr>
+        <w:t>), so you</w:t>
+      </w:r>
+      <w:r>
+        <w:rPr>
+          <w:lang w:val="en-US"/>
+        </w:rPr>
+        <w:t xml:space="preserve"> need to point to the correct genome as well as use a proper name for the </w:t>
+      </w:r>
+      <w:r>
+        <w:rPr>
+          <w:lang w:val="en-US"/>
+        </w:rPr>
+        <w:t>‘</w:t>
+      </w:r>
+      <w:r>
+        <w:rPr>
+          <w:lang w:val="en-US"/>
+        </w:rPr>
+        <w:t>outdir</w:t>
+      </w:r>
+      <w:r>
+        <w:rPr>
+          <w:lang w:val="en-US"/>
+        </w:rPr>
+        <w:t>’</w:t>
+      </w:r>
+      <w:r>
+        <w:rPr>
+          <w:lang w:val="en-US"/>
+        </w:rPr>
+        <w:t xml:space="preserve"> and prefix. </w:t>
+      </w:r>
+    </w:p>
+    <w:p>
+      <w:pPr>
+        <w:spacing w:line="360" w:lineRule="auto"/>
+        <w:rPr>
+          <w:lang w:val="en-US"/>
+        </w:rPr>
+      </w:pPr>
+      <w:r>
+        <w:rPr>
+          <w:lang w:val="en-US"/>
+        </w:rPr>
+        <w:t>Lets break down this command:</w:t>
+      </w:r>
+    </w:p>
+    <w:p>
+      <w:pPr>
+        <w:pStyle w:val="ListParagraph"/>
+        <w:numPr>
+          <w:ilvl w:val="0"/>
+          <w:numId w:val="20"/>
+        </w:numPr>
+        <w:spacing w:line="360" w:lineRule="auto"/>
+        <w:rPr>
+          <w:lang w:val="en-US"/>
+        </w:rPr>
+      </w:pPr>
+      <w:r>
+        <w:rPr>
+          <w:lang w:val="en-US"/>
+        </w:rPr>
+        <w:t xml:space="preserve">we start by specifying the location of the </w:t>
+      </w:r>
+      <w:r>
+        <w:rPr>
+          <w:color w:val="ED7D31" w:themeColor="accent2"/>
+          <w:lang w:val="en-US"/>
+        </w:rPr>
+        <w:t xml:space="preserve">database </w:t>
+      </w:r>
+      <w:r>
+        <w:rPr>
+          <w:lang w:val="en-US"/>
+        </w:rPr>
+        <w:t xml:space="preserve">with the –db flag, so remember where you put it – perhaps something like </w:t>
+      </w:r>
+      <w:r>
+        <w:rPr>
+          <w:lang w:val="en-US"/>
+        </w:rPr>
+        <w:t>‘</w:t>
+      </w:r>
+      <w:r>
+        <w:rPr>
+          <w:color w:val="ED7D31" w:themeColor="accent2"/>
+          <w:lang w:val="en-US"/>
+        </w:rPr>
+        <w:t>../databases</w:t>
+      </w:r>
+      <w:r>
+        <w:rPr>
+          <w:color w:val="ED7D31" w:themeColor="accent2"/>
+          <w:lang w:val="en-US"/>
+        </w:rPr>
+        <w:t>/bakta_db</w:t>
+      </w:r>
+      <w:r>
+        <w:rPr>
+          <w:color w:val="ED7D31" w:themeColor="accent2"/>
+          <w:lang w:val="en-US"/>
+        </w:rPr>
+        <w:t>/db-light/</w:t>
+      </w:r>
+      <w:r>
+        <w:rPr>
+          <w:lang w:val="en-US"/>
+        </w:rPr>
+        <w:t>’?</w:t>
+      </w:r>
+    </w:p>
+    <w:p>
+      <w:pPr>
+        <w:pStyle w:val="ListParagraph"/>
+        <w:numPr>
+          <w:ilvl w:val="0"/>
+          <w:numId w:val="20"/>
+        </w:numPr>
+        <w:spacing w:line="360" w:lineRule="auto"/>
+        <w:rPr>
+          <w:lang w:val="en-US"/>
+        </w:rPr>
+      </w:pPr>
+      <w:r>
+        <w:rPr>
+          <w:lang w:val="en-US"/>
+        </w:rPr>
+        <w:t xml:space="preserve">next we specify the number of CPUs with the –threads flag. Do you have 8 CPUs available? If not, specify something more appropriate. </w:t>
+      </w:r>
+    </w:p>
+    <w:p>
+      <w:pPr>
+        <w:pStyle w:val="ListParagraph"/>
+        <w:numPr>
+          <w:ilvl w:val="0"/>
+          <w:numId w:val="20"/>
+        </w:numPr>
+        <w:spacing w:line="360" w:lineRule="auto"/>
+        <w:rPr>
+          <w:lang w:val="en-US"/>
+        </w:rPr>
+      </w:pPr>
+      <w:r>
+        <w:rPr>
+          <w:lang w:val="en-US"/>
+        </w:rPr>
+        <w:t xml:space="preserve">Then we specify where to put the output with the –output flag. We made a dedicated folder called ‘annotations’ for this purpose, and we would like to put the results of the analysis in a dedicated folder within ‘annotations’. For example, if we </w:t>
+      </w:r>
+      <w:r>
+        <w:rPr>
+          <w:lang w:val="en-US"/>
+        </w:rPr>
+        <w:t>were</w:t>
+      </w:r>
+      <w:r>
+        <w:rPr>
+          <w:lang w:val="en-US"/>
+        </w:rPr>
+        <w:t xml:space="preserve"> analyzing a file called ‘genome1.fna’, a proper name for the output folder would be ‘genome1’.</w:t>
+      </w:r>
+      <w:r>
+        <w:rPr>
+          <w:lang w:val="en-US"/>
+        </w:rPr>
+        <w:t xml:space="preserve"> Note how the syntax of ‘</w:t>
+      </w:r>
+      <w:r>
+        <w:rPr>
           <w:b/>
           <w:color w:val="24292F"/>
-          <w:sz w:val="22"/>
+          <w:lang w:val="en-US"/>
+        </w:rPr>
+        <w:t>annotations/</w:t>
+      </w:r>
+      <w:r>
+        <w:rPr>
+          <w:b/>
+          <w:color w:val="70AD47" w:themeColor="accent6"/>
+          <w:lang w:val="en-US"/>
+        </w:rPr>
+        <w:t>GENOME</w:t>
+      </w:r>
+      <w:r>
+        <w:rPr>
+          <w:b/>
+          <w:lang w:val="en-US"/>
+        </w:rPr>
+        <w:t xml:space="preserve">’ </w:t>
+      </w:r>
+      <w:r>
+        <w:rPr>
+          <w:bCs/>
+          <w:lang w:val="en-US"/>
+        </w:rPr>
+        <w:t>lets the p</w:t>
+      </w:r>
+      <w:r>
+        <w:rPr>
+          <w:bCs/>
+          <w:lang w:val="en-US"/>
+        </w:rPr>
+        <w:t>rogram know to make a new folder within the ‘annotations’ folder.</w:t>
+      </w:r>
+    </w:p>
+    <w:p>
+      <w:pPr>
+        <w:pStyle w:val="ListParagraph"/>
+        <w:numPr>
+          <w:ilvl w:val="0"/>
+          <w:numId w:val="20"/>
+        </w:numPr>
+        <w:spacing w:line="360" w:lineRule="auto"/>
+        <w:rPr>
+          <w:lang w:val="en-US"/>
+        </w:rPr>
+      </w:pPr>
+      <w:r>
+        <w:rPr>
+          <w:lang w:val="en-US"/>
+        </w:rPr>
+        <w:t>We use the –prefix argument to properly name the files from the analysis. Ideally, this is the same name as the genome</w:t>
+      </w:r>
+      <w:r>
+        <w:rPr>
+          <w:lang w:val="en-US"/>
+        </w:rPr>
+        <w:t xml:space="preserve"> (and the output folder), so this should be the same as above.</w:t>
+      </w:r>
+    </w:p>
+    <w:p>
+      <w:pPr>
+        <w:pStyle w:val="ListParagraph"/>
+        <w:numPr>
+          <w:ilvl w:val="0"/>
+          <w:numId w:val="20"/>
+        </w:numPr>
+        <w:spacing w:line="360" w:lineRule="auto"/>
+        <w:rPr>
+          <w:lang w:val="en-US"/>
+        </w:rPr>
+      </w:pPr>
+      <w:r>
+        <w:rPr>
+          <w:lang w:val="en-US"/>
+        </w:rPr>
+        <w:t>Finally, we specify the file we are working on. Here we specify that the file is in the ‘genomes’ folder and obviously provide the proper name. Note that this argument has no flag, which is often the case for essential arguments in python code.</w:t>
+      </w:r>
+    </w:p>
+    <w:p>
+      <w:pPr>
+        <w:spacing w:line="360" w:lineRule="auto"/>
+        <w:rPr>
+          <w:lang w:val="en-US"/>
+        </w:rPr>
+      </w:pPr>
+    </w:p>
+    <w:p>
+      <w:pPr>
+        <w:spacing w:line="360" w:lineRule="auto"/>
+        <w:rPr>
+          <w:b/>
+          <w:bCs/>
+          <w:lang w:val="en-US"/>
+        </w:rPr>
+      </w:pPr>
+      <w:r>
+        <w:rPr>
+          <w:lang w:val="en-US"/>
+        </w:rPr>
+        <w:t>An example command:</w:t>
+      </w:r>
+      <w:r>
+        <w:rPr>
+          <w:lang w:val="en-US"/>
+        </w:rPr>
+        <w:br/>
+      </w:r>
+      <w:r>
+        <w:rPr>
+          <w:b/>
+          <w:bCs/>
+          <w:lang w:val="en-US"/>
+        </w:rPr>
+        <w:t xml:space="preserve">bakta --db </w:t>
+      </w:r>
+      <w:r>
+        <w:rPr>
+          <w:b/>
+          <w:bCs/>
+          <w:lang w:val="en-US"/>
+        </w:rPr>
+        <w:t>../databases/bakta_db</w:t>
+      </w:r>
+      <w:r>
+        <w:rPr>
+          <w:b/>
+          <w:bCs/>
+          <w:lang w:val="en-US"/>
+        </w:rPr>
+        <w:t>/db-light/  --threads 8 --output annotations/</w:t>
+      </w:r>
+      <w:r>
+        <w:rPr>
+          <w:b/>
+          <w:bCs/>
+          <w:lang w:val="en-US"/>
+        </w:rPr>
+        <w:t>GCF_000826835.2_ASM82683v2_genomic</w:t>
+      </w:r>
+      <w:r>
+        <w:rPr>
+          <w:b/>
+          <w:bCs/>
+          <w:lang w:val="en-US"/>
         </w:rPr>
         <w:t xml:space="preserve"> </w:t>
       </w:r>
-      <w:proofErr w:type="spellStart"/>
-      <w:r>
-        <w:rPr>
-          <w:rFonts w:asciiTheme="minorHAnsi" w:hAnsiTheme="minorHAnsi"/>
-          <w:b/>
-          <w:color w:val="24292F"/>
-          <w:sz w:val="22"/>
-        </w:rPr>
-        <w:t>bakta_db</w:t>
-      </w:r>
-      <w:proofErr w:type="spellEnd"/>
-      <w:r>
-        <w:rPr>
-          <w:rFonts w:asciiTheme="minorHAnsi" w:hAnsiTheme="minorHAnsi"/>
-          <w:b/>
-          <w:color w:val="24292F"/>
-          <w:sz w:val="22"/>
-        </w:rPr>
-        <w:t>/</w:t>
-      </w:r>
-      <w:proofErr w:type="spellStart"/>
-      <w:r>
-        <w:rPr>
-          <w:rFonts w:asciiTheme="minorHAnsi" w:hAnsiTheme="minorHAnsi"/>
-          <w:b/>
-          <w:color w:val="24292F"/>
-          <w:sz w:val="22"/>
-        </w:rPr>
-        <w:t>db</w:t>
-      </w:r>
-      <w:proofErr w:type="spellEnd"/>
-      <w:r>
-        <w:rPr>
-          <w:rFonts w:asciiTheme="minorHAnsi" w:hAnsiTheme="minorHAnsi"/>
-          <w:b/>
-          <w:color w:val="24292F"/>
-          <w:sz w:val="22"/>
-        </w:rPr>
-        <w:t>-light/  --threads 8 --output annotations/</w:t>
-      </w:r>
-      <w:r>
-        <w:rPr>
-          <w:rFonts w:asciiTheme="minorHAnsi" w:hAnsiTheme="minorHAnsi"/>
-          <w:b/>
-          <w:color w:val="24292F"/>
-          <w:sz w:val="22"/>
-        </w:rPr>
-        <w:t>NAME</w:t>
-      </w:r>
-      <w:r>
-        <w:rPr>
-          <w:rFonts w:asciiTheme="minorHAnsi" w:hAnsiTheme="minorHAnsi"/>
-          <w:b/>
-          <w:color w:val="24292F"/>
-          <w:sz w:val="22"/>
-        </w:rPr>
-        <w:t xml:space="preserve"> --prefix </w:t>
-      </w:r>
-      <w:r>
-        <w:rPr>
-          <w:rFonts w:asciiTheme="minorHAnsi" w:hAnsiTheme="minorHAnsi"/>
-          <w:b/>
-          <w:color w:val="24292F"/>
-          <w:sz w:val="22"/>
-        </w:rPr>
-        <w:t xml:space="preserve">NAME </w:t>
-      </w:r>
-      <w:r>
-        <w:rPr>
-          <w:rFonts w:asciiTheme="minorHAnsi" w:hAnsiTheme="minorHAnsi"/>
-          <w:b/>
-          <w:color w:val="24292F"/>
-          <w:sz w:val="22"/>
-        </w:rPr>
-        <w:t>genomes/</w:t>
-      </w:r>
-      <w:proofErr w:type="spellStart"/>
-      <w:r>
-        <w:rPr>
-          <w:rFonts w:asciiTheme="minorHAnsi" w:hAnsiTheme="minorHAnsi"/>
-          <w:b/>
-          <w:color w:val="24292F"/>
-          <w:sz w:val="22"/>
-        </w:rPr>
-        <w:t>GENOME</w:t>
-      </w:r>
-      <w:r>
-        <w:rPr>
-          <w:rFonts w:asciiTheme="minorHAnsi" w:hAnsiTheme="minorHAnsi"/>
-          <w:b/>
-          <w:color w:val="24292F"/>
-          <w:sz w:val="22"/>
-        </w:rPr>
-        <w:t>.fna</w:t>
-      </w:r>
-      <w:proofErr w:type="spellEnd"/>
-    </w:p>
-    <w:p>
-      <w:pPr>
-        <w:spacing w:line="360" w:lineRule="auto"/>
-        <w:rPr>
-          <w:lang w:val="en-US"/>
-        </w:rPr>
-      </w:pPr>
-    </w:p>
-    <w:p>
-      <w:pPr>
-        <w:spacing w:line="360" w:lineRule="auto"/>
-        <w:rPr>
-          <w:b/>
-          <w:bCs/>
-          <w:lang w:val="en-US"/>
-        </w:rPr>
-      </w:pPr>
-      <w:r>
-        <w:rPr>
-          <w:lang w:val="en-US"/>
-        </w:rPr>
-        <w:t>An example command:</w:t>
-      </w:r>
-      <w:r>
-        <w:rPr>
-          <w:lang w:val="en-US"/>
-        </w:rPr>
-        <w:br/>
-      </w:r>
-      <w:proofErr w:type="spellStart"/>
-      <w:r>
-        <w:rPr>
-          <w:b/>
-          <w:bCs/>
-          <w:lang w:val="en-US"/>
-        </w:rPr>
-        <w:t>bakta</w:t>
-      </w:r>
-      <w:proofErr w:type="spellEnd"/>
-      <w:r>
-        <w:rPr>
-          <w:b/>
-          <w:bCs/>
-          <w:lang w:val="en-US"/>
-        </w:rPr>
-        <w:t xml:space="preserve"> --</w:t>
-      </w:r>
-      <w:proofErr w:type="spellStart"/>
-      <w:r>
-        <w:rPr>
-          <w:b/>
-          <w:bCs/>
-          <w:lang w:val="en-US"/>
-        </w:rPr>
-        <w:t>db</w:t>
-      </w:r>
-      <w:proofErr w:type="spellEnd"/>
+      <w:r>
+        <w:rPr>
+          <w:b/>
+          <w:bCs/>
+          <w:lang w:val="en-US"/>
+        </w:rPr>
+        <w:t xml:space="preserve">--prefix </w:t>
+      </w:r>
+      <w:r>
+        <w:rPr>
+          <w:b/>
+          <w:bCs/>
+          <w:lang w:val="en-US"/>
+        </w:rPr>
+        <w:t>GCF_000826835.2_ASM82683v2_genomic</w:t>
+      </w:r>
       <w:r>
         <w:rPr>
           <w:b/>
@@ -5242,41 +4817,13 @@
         </w:rPr>
         <w:t xml:space="preserve"> </w:t>
       </w:r>
-      <w:proofErr w:type="spellStart"/>
-      <w:r>
-        <w:rPr>
-          <w:b/>
-          <w:bCs/>
-          <w:lang w:val="en-US"/>
-        </w:rPr>
-        <w:t>bakta_db</w:t>
-      </w:r>
-      <w:proofErr w:type="spellEnd"/>
-      <w:r>
-        <w:rPr>
-          <w:b/>
-          <w:bCs/>
-          <w:lang w:val="en-US"/>
-        </w:rPr>
-        <w:t>/</w:t>
-      </w:r>
-      <w:proofErr w:type="spellStart"/>
-      <w:r>
-        <w:rPr>
-          <w:b/>
-          <w:bCs/>
-          <w:lang w:val="en-US"/>
-        </w:rPr>
-        <w:t>db</w:t>
-      </w:r>
-      <w:proofErr w:type="spellEnd"/>
-      <w:r>
-        <w:rPr>
-          <w:b/>
-          <w:bCs/>
-          <w:lang w:val="en-US"/>
-        </w:rPr>
-        <w:t>-light/  --threads 8 --output annotations/GCF_000826835 --prefix GCF_000926835 genomes/GCF_000826835.2_ASM82683v2_genomic.fna</w:t>
+      <w:r>
+        <w:rPr>
+          <w:b/>
+          <w:bCs/>
+          <w:lang w:val="en-US"/>
+        </w:rPr>
+        <w:t>genomes/GCF_000826835.2_ASM82683v2_genomic.fna</w:t>
       </w:r>
     </w:p>
     <w:p>
@@ -5439,27 +4986,32 @@
         </w:rPr>
         <w:t>.</w:t>
       </w:r>
-    </w:p>
-    <w:p>
-      <w:pPr>
-        <w:spacing w:line="360" w:lineRule="auto"/>
-        <w:rPr>
-          <w:lang w:val="en-US"/>
-        </w:rPr>
-      </w:pPr>
-    </w:p>
-    <w:p>
-      <w:pPr>
-        <w:spacing w:line="360" w:lineRule="auto"/>
-        <w:rPr>
-          <w:lang w:val="en-US"/>
-        </w:rPr>
-      </w:pPr>
-      <w:r>
-        <w:rPr>
-          <w:lang w:val="en-US"/>
-        </w:rPr>
-        <w:lastRenderedPageBreak/>
+      <w:r>
+        <w:rPr>
+          <w:lang w:val="en-US"/>
+        </w:rPr>
+        <w:t xml:space="preserve"> If you get totally lost with these loops, you can simply run your previous command with the proper arguments 8 individual times.</w:t>
+      </w:r>
+    </w:p>
+    <w:p>
+      <w:pPr>
+        <w:spacing w:line="360" w:lineRule="auto"/>
+        <w:rPr>
+          <w:lang w:val="en-US"/>
+        </w:rPr>
+      </w:pPr>
+    </w:p>
+    <w:p>
+      <w:pPr>
+        <w:spacing w:line="360" w:lineRule="auto"/>
+        <w:rPr>
+          <w:lang w:val="en-US"/>
+        </w:rPr>
+      </w:pPr>
+      <w:r>
+        <w:rPr>
+          <w:lang w:val="en-US"/>
+        </w:rPr>
         <w:t>The format of a bash loop is this, like you might know from other languages:</w:t>
       </w:r>
     </w:p>
@@ -5737,325 +5289,25 @@
         </w:rPr>
         <w:t>.</w:t>
       </w:r>
-    </w:p>
-    <w:p>
-      <w:pPr>
-        <w:spacing w:line="360" w:lineRule="auto"/>
-        <w:rPr>
-          <w:lang w:val="en-US"/>
-        </w:rPr>
-      </w:pPr>
-    </w:p>
-    <w:p>
-      <w:pPr>
-        <w:spacing w:line="360" w:lineRule="auto"/>
-        <w:rPr>
-          <w:lang w:val="en-US"/>
-        </w:rPr>
-      </w:pPr>
-      <w:r>
-        <w:rPr>
-          <w:lang w:val="en-US"/>
-        </w:rPr>
-        <w:t>It</w:t>
-      </w:r>
-      <w:r>
-        <w:rPr>
-          <w:lang w:val="en-US"/>
-        </w:rPr>
-        <w:t xml:space="preserve"> is</w:t>
-      </w:r>
-      <w:r>
-        <w:rPr>
-          <w:lang w:val="en-US"/>
-        </w:rPr>
-        <w:t xml:space="preserve"> </w:t>
-      </w:r>
-      <w:r>
-        <w:rPr>
-          <w:lang w:val="en-US"/>
-        </w:rPr>
-        <w:t>generally</w:t>
-      </w:r>
-      <w:r>
-        <w:rPr>
-          <w:lang w:val="en-US"/>
-        </w:rPr>
-        <w:t xml:space="preserve"> good</w:t>
-      </w:r>
-      <w:r>
-        <w:rPr>
-          <w:lang w:val="en-US"/>
-        </w:rPr>
-        <w:t xml:space="preserve"> practice</w:t>
-      </w:r>
-      <w:r>
-        <w:rPr>
-          <w:lang w:val="en-US"/>
-        </w:rPr>
-        <w:t xml:space="preserve"> to </w:t>
-      </w:r>
-      <w:r>
-        <w:rPr>
-          <w:lang w:val="en-US"/>
-        </w:rPr>
-        <w:t>use</w:t>
-      </w:r>
-      <w:r>
-        <w:rPr>
-          <w:lang w:val="en-US"/>
-        </w:rPr>
-        <w:t xml:space="preserve"> the full path of </w:t>
-      </w:r>
-      <w:r>
-        <w:rPr>
-          <w:lang w:val="en-US"/>
-        </w:rPr>
-        <w:t xml:space="preserve">whichever files you work on (e.g. </w:t>
-      </w:r>
-      <w:r>
-        <w:rPr>
-          <w:lang w:val="en-US"/>
-        </w:rPr>
-        <w:t>‘~/genomes/GENOME1.fna</w:t>
-      </w:r>
-      <w:r>
-        <w:rPr>
-          <w:lang w:val="en-US"/>
-        </w:rPr>
-        <w:t>’ rather than just ‘GENOME1.fna’)</w:t>
-      </w:r>
-      <w:r>
-        <w:rPr>
-          <w:lang w:val="en-US"/>
-        </w:rPr>
-        <w:t xml:space="preserve"> to ensure that you refer to the correct files</w:t>
-      </w:r>
-      <w:r>
-        <w:rPr>
-          <w:lang w:val="en-US"/>
-        </w:rPr>
-        <w:t xml:space="preserve">, but we need only the actual genome name for naming output folders. </w:t>
-      </w:r>
-      <w:r>
-        <w:rPr>
-          <w:lang w:val="en-US"/>
-        </w:rPr>
-        <w:t>We will expand this with a little bit of extra code to fish out only the genome name, which is now capture</w:t>
-      </w:r>
-      <w:r>
-        <w:rPr>
-          <w:lang w:val="en-US"/>
-        </w:rPr>
-        <w:t>d</w:t>
-      </w:r>
-      <w:r>
-        <w:rPr>
-          <w:lang w:val="en-US"/>
-        </w:rPr>
-        <w:t xml:space="preserve"> in the variable $j by use of the ‘</w:t>
-      </w:r>
-      <w:proofErr w:type="spellStart"/>
-      <w:r>
-        <w:rPr>
-          <w:lang w:val="en-US"/>
-        </w:rPr>
-        <w:t>basename</w:t>
-      </w:r>
-      <w:proofErr w:type="spellEnd"/>
-      <w:r>
-        <w:rPr>
-          <w:lang w:val="en-US"/>
-        </w:rPr>
-        <w:t>’ function</w:t>
-      </w:r>
-      <w:r>
-        <w:rPr>
-          <w:lang w:val="en-US"/>
-        </w:rPr>
-        <w:t xml:space="preserve"> which chops of the directory and, in this case,</w:t>
-      </w:r>
-      <w:r>
-        <w:rPr>
-          <w:lang w:val="en-US"/>
-        </w:rPr>
-        <w:t xml:space="preserve"> also</w:t>
-      </w:r>
-      <w:r>
-        <w:rPr>
-          <w:lang w:val="en-US"/>
-        </w:rPr>
-        <w:t xml:space="preserve"> the specified file</w:t>
-      </w:r>
-      <w:r>
-        <w:rPr>
-          <w:lang w:val="en-US"/>
-        </w:rPr>
-        <w:t xml:space="preserve"> </w:t>
-      </w:r>
-      <w:r>
-        <w:rPr>
-          <w:lang w:val="en-US"/>
-        </w:rPr>
-        <w:t>extension ‘.</w:t>
-      </w:r>
-      <w:proofErr w:type="spellStart"/>
-      <w:r>
-        <w:rPr>
-          <w:lang w:val="en-US"/>
-        </w:rPr>
-        <w:t>fna</w:t>
-      </w:r>
-      <w:proofErr w:type="spellEnd"/>
-      <w:r>
-        <w:rPr>
-          <w:lang w:val="en-US"/>
-        </w:rPr>
-        <w:t>’</w:t>
-      </w:r>
-      <w:r>
-        <w:rPr>
-          <w:lang w:val="en-US"/>
-        </w:rPr>
-        <w:t>:</w:t>
-      </w:r>
-    </w:p>
-    <w:p>
-      <w:pPr>
-        <w:spacing w:line="360" w:lineRule="auto"/>
-        <w:rPr>
-          <w:b/>
-          <w:lang w:val="en-US"/>
-        </w:rPr>
-      </w:pPr>
-      <w:r>
-        <w:rPr>
-          <w:b/>
-          <w:lang w:val="en-US"/>
-        </w:rPr>
-        <w:t xml:space="preserve">for i in genomes/*; do </w:t>
-      </w:r>
-    </w:p>
-    <w:p>
-      <w:pPr>
-        <w:spacing w:line="360" w:lineRule="auto"/>
-        <w:ind w:firstLine="1304"/>
-        <w:rPr>
-          <w:b/>
-          <w:lang w:val="en-US"/>
-        </w:rPr>
-      </w:pPr>
-      <w:r>
-        <w:rPr>
-          <w:b/>
-          <w:lang w:val="en-US"/>
-        </w:rPr>
-        <w:t xml:space="preserve">echo $i; </w:t>
-      </w:r>
-    </w:p>
-    <w:p>
-      <w:pPr>
-        <w:spacing w:line="360" w:lineRule="auto"/>
-        <w:ind w:firstLine="1304"/>
-        <w:rPr>
-          <w:b/>
-          <w:lang w:val="en-US"/>
-        </w:rPr>
-      </w:pPr>
-      <w:r>
-        <w:rPr>
-          <w:b/>
-          <w:lang w:val="en-US"/>
-        </w:rPr>
-        <w:t>j=$(</w:t>
-      </w:r>
-      <w:proofErr w:type="spellStart"/>
-      <w:r>
-        <w:rPr>
-          <w:b/>
-          <w:lang w:val="en-US"/>
-        </w:rPr>
-        <w:t>basename</w:t>
-      </w:r>
-      <w:proofErr w:type="spellEnd"/>
-      <w:r>
-        <w:rPr>
-          <w:b/>
-          <w:lang w:val="en-US"/>
-        </w:rPr>
-        <w:t xml:space="preserve"> $i ".</w:t>
-      </w:r>
-      <w:proofErr w:type="spellStart"/>
-      <w:r>
-        <w:rPr>
-          <w:b/>
-          <w:lang w:val="en-US"/>
-        </w:rPr>
-        <w:t>fna</w:t>
-      </w:r>
-      <w:proofErr w:type="spellEnd"/>
-      <w:r>
-        <w:rPr>
-          <w:b/>
-          <w:lang w:val="en-US"/>
-        </w:rPr>
-        <w:t xml:space="preserve">"); </w:t>
-      </w:r>
-    </w:p>
-    <w:p>
-      <w:pPr>
-        <w:spacing w:line="360" w:lineRule="auto"/>
-        <w:ind w:firstLine="1304"/>
-        <w:rPr>
-          <w:b/>
-          <w:lang w:val="en-US"/>
-        </w:rPr>
-      </w:pPr>
-      <w:r>
-        <w:rPr>
-          <w:b/>
-          <w:lang w:val="en-US"/>
-        </w:rPr>
-        <w:t xml:space="preserve">echo $j; </w:t>
-      </w:r>
-    </w:p>
-    <w:p>
-      <w:pPr>
-        <w:spacing w:line="360" w:lineRule="auto"/>
-        <w:rPr>
-          <w:b/>
-          <w:lang w:val="en-US"/>
-        </w:rPr>
-      </w:pPr>
-      <w:r>
-        <w:rPr>
-          <w:b/>
-          <w:lang w:val="en-US"/>
-        </w:rPr>
-        <w:lastRenderedPageBreak/>
-        <w:t>done</w:t>
-      </w:r>
-    </w:p>
-    <w:p>
-      <w:pPr>
-        <w:spacing w:line="360" w:lineRule="auto"/>
-        <w:rPr>
-          <w:lang w:val="en-US"/>
-        </w:rPr>
-      </w:pPr>
-    </w:p>
-    <w:p>
-      <w:pPr>
-        <w:spacing w:line="360" w:lineRule="auto"/>
-        <w:rPr>
-          <w:lang w:val="en-US"/>
-        </w:rPr>
-      </w:pPr>
-      <w:r>
-        <w:rPr>
-          <w:lang w:val="en-US"/>
-        </w:rPr>
-        <w:t>or as a one-liner:</w:t>
+      <w:r>
+        <w:rPr>
+          <w:lang w:val="en-US"/>
+        </w:rPr>
+        <w:t xml:space="preserve"> Simply put, we make a list of all the files in the folder ‘genomes’ and then we loop over this list and simply print the names with the ‘echo’ function.</w:t>
+      </w:r>
+    </w:p>
+    <w:p>
+      <w:pPr>
+        <w:spacing w:line="360" w:lineRule="auto"/>
+        <w:rPr>
+          <w:lang w:val="en-US"/>
+        </w:rPr>
+      </w:pPr>
+      <w:r>
+        <w:rPr>
+          <w:lang w:val="en-US"/>
+        </w:rPr>
+        <w:t>We want to do something more complex, though, namely to loop through all of our genomes and execute the bakta command on them. Recall the command:</w:t>
       </w:r>
     </w:p>
     <w:p>
@@ -6071,37 +5323,533 @@
       </w:pPr>
       <w:r>
         <w:rPr>
-          <w:b/>
-        </w:rPr>
-        <w:t>for i in genomes/*; do echo $i; j=$(</w:t>
-      </w:r>
-      <w:proofErr w:type="spellStart"/>
-      <w:r>
-        <w:rPr>
-          <w:b/>
+          <w:rFonts w:asciiTheme="minorHAnsi" w:hAnsiTheme="minorHAnsi"/>
+          <w:b/>
+          <w:color w:val="24292F"/>
+          <w:sz w:val="22"/>
+        </w:rPr>
+        <w:t xml:space="preserve">bakta --db </w:t>
+      </w:r>
+      <w:r>
+        <w:rPr>
+          <w:rFonts w:asciiTheme="minorHAnsi" w:hAnsiTheme="minorHAnsi"/>
+          <w:b/>
+          <w:color w:val="ED7D31" w:themeColor="accent2"/>
+          <w:sz w:val="22"/>
+        </w:rPr>
+        <w:t>DATABASE</w:t>
+      </w:r>
+      <w:r>
+        <w:rPr>
+          <w:rFonts w:asciiTheme="minorHAnsi" w:hAnsiTheme="minorHAnsi"/>
+          <w:b/>
+          <w:color w:val="ED7D31" w:themeColor="accent2"/>
+          <w:sz w:val="22"/>
+        </w:rPr>
+        <w:t xml:space="preserve">   </w:t>
+      </w:r>
+      <w:r>
+        <w:rPr>
+          <w:rFonts w:asciiTheme="minorHAnsi" w:hAnsiTheme="minorHAnsi"/>
+          <w:b/>
+          <w:color w:val="24292F"/>
+          <w:sz w:val="22"/>
+        </w:rPr>
+        <w:t>--threads 8 --output annotations/</w:t>
+      </w:r>
+      <w:r>
+        <w:rPr>
+          <w:rFonts w:asciiTheme="minorHAnsi" w:hAnsiTheme="minorHAnsi"/>
+          <w:b/>
+          <w:color w:val="70AD47" w:themeColor="accent6"/>
+          <w:sz w:val="22"/>
+        </w:rPr>
+        <w:t xml:space="preserve">GENOME </w:t>
+      </w:r>
+      <w:r>
+        <w:rPr>
+          <w:rFonts w:asciiTheme="minorHAnsi" w:hAnsiTheme="minorHAnsi"/>
+          <w:b/>
+          <w:color w:val="24292F"/>
+          <w:sz w:val="22"/>
+        </w:rPr>
+        <w:t xml:space="preserve">--prefix </w:t>
+      </w:r>
+      <w:r>
+        <w:rPr>
+          <w:rFonts w:asciiTheme="minorHAnsi" w:hAnsiTheme="minorHAnsi"/>
+          <w:b/>
+          <w:color w:val="70AD47" w:themeColor="accent6"/>
+          <w:sz w:val="22"/>
+        </w:rPr>
+        <w:t xml:space="preserve">GENOME </w:t>
+      </w:r>
+      <w:r>
+        <w:rPr>
+          <w:rFonts w:asciiTheme="minorHAnsi" w:hAnsiTheme="minorHAnsi"/>
+          <w:b/>
+          <w:color w:val="24292F"/>
+          <w:sz w:val="22"/>
+        </w:rPr>
+        <w:t>genomes/</w:t>
+      </w:r>
+      <w:r>
+        <w:rPr>
+          <w:rFonts w:asciiTheme="minorHAnsi" w:hAnsiTheme="minorHAnsi"/>
+          <w:b/>
+          <w:color w:val="70AD47" w:themeColor="accent6"/>
+          <w:sz w:val="22"/>
+        </w:rPr>
+        <w:t>GENOME</w:t>
+      </w:r>
+      <w:r>
+        <w:rPr>
+          <w:rFonts w:asciiTheme="minorHAnsi" w:hAnsiTheme="minorHAnsi"/>
+          <w:b/>
+          <w:color w:val="24292F"/>
+          <w:sz w:val="22"/>
+        </w:rPr>
+        <w:t>.fna</w:t>
+      </w:r>
+    </w:p>
+    <w:p>
+      <w:pPr>
+        <w:spacing w:line="360" w:lineRule="auto"/>
+        <w:rPr>
+          <w:lang w:val="en-US"/>
+        </w:rPr>
+      </w:pPr>
+    </w:p>
+    <w:p>
+      <w:pPr>
+        <w:spacing w:line="360" w:lineRule="auto"/>
+        <w:rPr>
+          <w:lang w:val="en-US"/>
+        </w:rPr>
+      </w:pPr>
+      <w:r>
+        <w:rPr>
+          <w:lang w:val="en-US"/>
+        </w:rPr>
+        <w:t>Lets inspect the command in detail. The first two arguments are the same as before, since the database and number of threads is constant. The rest will be dynamic according to the input file, so lets start from the end:</w:t>
+      </w:r>
+    </w:p>
+    <w:p>
+      <w:pPr>
+        <w:pStyle w:val="ListParagraph"/>
+        <w:numPr>
+          <w:ilvl w:val="0"/>
+          <w:numId w:val="21"/>
+        </w:numPr>
+        <w:spacing w:line="360" w:lineRule="auto"/>
+        <w:rPr>
+          <w:lang w:val="en-US"/>
+        </w:rPr>
+      </w:pPr>
+      <w:r>
+        <w:rPr>
+          <w:lang w:val="en-US"/>
+        </w:rPr>
+        <w:t xml:space="preserve">The input file, </w:t>
+      </w:r>
+      <w:r>
+        <w:rPr>
+          <w:b/>
+          <w:color w:val="24292F"/>
+          <w:lang w:val="en-US"/>
+        </w:rPr>
+        <w:t>genomes/</w:t>
+      </w:r>
+      <w:r>
+        <w:rPr>
+          <w:b/>
+          <w:color w:val="70AD47" w:themeColor="accent6"/>
+          <w:lang w:val="en-US"/>
+        </w:rPr>
+        <w:t>GENOME</w:t>
+      </w:r>
+      <w:r>
+        <w:rPr>
+          <w:b/>
+          <w:color w:val="24292F"/>
+          <w:lang w:val="en-US"/>
+        </w:rPr>
+        <w:t>.fna</w:t>
+      </w:r>
+      <w:r>
+        <w:rPr>
+          <w:b/>
+          <w:color w:val="24292F"/>
+          <w:lang w:val="en-US"/>
+        </w:rPr>
+        <w:t xml:space="preserve">, </w:t>
+      </w:r>
+      <w:r>
+        <w:rPr>
+          <w:bCs/>
+          <w:color w:val="24292F"/>
+          <w:lang w:val="en-US"/>
+        </w:rPr>
+        <w:t>now needs to be provided in the loop. Luckily, this is exactly what we have already done</w:t>
+      </w:r>
+      <w:r>
+        <w:rPr>
+          <w:bCs/>
+          <w:color w:val="24292F"/>
+          <w:lang w:val="en-US"/>
+        </w:rPr>
+        <w:t xml:space="preserve"> in our first loop, as is evident by the output when we run it – the loop prints the address of each of the genome files. Clearly, the variable $i contains the full address of the genome file, and can hence be used as a substitute for the argument at the end, i.e. ‘</w:t>
+      </w:r>
+      <w:r>
+        <w:rPr>
+          <w:b/>
+          <w:color w:val="24292F"/>
+          <w:lang w:val="en-US"/>
+        </w:rPr>
+        <w:t>genomes/</w:t>
+      </w:r>
+      <w:r>
+        <w:rPr>
+          <w:b/>
+          <w:color w:val="70AD47" w:themeColor="accent6"/>
+          <w:lang w:val="en-US"/>
+        </w:rPr>
+        <w:t>GENOME</w:t>
+      </w:r>
+      <w:r>
+        <w:rPr>
+          <w:b/>
+          <w:color w:val="24292F"/>
+          <w:lang w:val="en-US"/>
+        </w:rPr>
+        <w:t>.fna</w:t>
+      </w:r>
+      <w:r>
+        <w:rPr>
+          <w:b/>
+          <w:color w:val="24292F"/>
+          <w:lang w:val="en-US"/>
+        </w:rPr>
+        <w:t>’</w:t>
+      </w:r>
+    </w:p>
+    <w:p>
+      <w:pPr>
+        <w:pStyle w:val="ListParagraph"/>
+        <w:numPr>
+          <w:ilvl w:val="0"/>
+          <w:numId w:val="21"/>
+        </w:numPr>
+        <w:spacing w:line="360" w:lineRule="auto"/>
+        <w:rPr>
+          <w:lang w:val="en-US"/>
+        </w:rPr>
+      </w:pPr>
+      <w:r>
+        <w:rPr>
+          <w:bCs/>
+          <w:color w:val="24292F"/>
+          <w:lang w:val="en-US"/>
+        </w:rPr>
+        <w:t xml:space="preserve">Next, and somewhat trickier, is to capture just the name of the file to pass on to the –output and –prefix argument. We already know that $i contains the address of the genome file, but we need to get rid of the ‘genomes/’ and ‘.fna’ parts to get the actual name. Luckily, we can use the command </w:t>
+      </w:r>
+      <w:r>
+        <w:rPr>
+          <w:b/>
+          <w:color w:val="24292F"/>
+          <w:lang w:val="en-US"/>
         </w:rPr>
         <w:t>basename</w:t>
       </w:r>
-      <w:proofErr w:type="spellEnd"/>
-      <w:r>
-        <w:rPr>
-          <w:b/>
-        </w:rPr>
-        <w:t xml:space="preserve"> $i ".</w:t>
-      </w:r>
-      <w:proofErr w:type="spellStart"/>
-      <w:r>
-        <w:rPr>
-          <w:b/>
-        </w:rPr>
-        <w:t>fna</w:t>
-      </w:r>
-      <w:proofErr w:type="spellEnd"/>
-      <w:r>
-        <w:rPr>
-          <w:b/>
-        </w:rPr>
-        <w:t>"); echo $j; done</w:t>
+      <w:r>
+        <w:rPr>
+          <w:bCs/>
+          <w:color w:val="24292F"/>
+          <w:lang w:val="en-US"/>
+        </w:rPr>
+        <w:t xml:space="preserve"> to get, well, the basename of a file. </w:t>
+      </w:r>
+      <w:r>
+        <w:rPr>
+          <w:b/>
+          <w:color w:val="24292F"/>
+          <w:lang w:val="en-US"/>
+        </w:rPr>
+        <w:t xml:space="preserve">basename </w:t>
+      </w:r>
+      <w:r>
+        <w:rPr>
+          <w:bCs/>
+          <w:color w:val="24292F"/>
+          <w:lang w:val="en-US"/>
+        </w:rPr>
+        <w:t>will remove both the folder(s) and the extensions from a string</w:t>
+      </w:r>
+      <w:r>
+        <w:rPr>
+          <w:bCs/>
+          <w:color w:val="24292F"/>
+          <w:lang w:val="en-US"/>
+        </w:rPr>
+        <w:t xml:space="preserve">, i.e. the command </w:t>
+      </w:r>
+      <w:r>
+        <w:rPr>
+          <w:bCs/>
+          <w:color w:val="24292F"/>
+          <w:lang w:val="en-US"/>
+        </w:rPr>
+        <w:t xml:space="preserve"> </w:t>
+      </w:r>
+      <w:r>
+        <w:rPr>
+          <w:bCs/>
+          <w:color w:val="24292F"/>
+          <w:lang w:val="en-US"/>
+        </w:rPr>
+        <w:t>“</w:t>
+      </w:r>
+      <w:r>
+        <w:rPr>
+          <w:bCs/>
+          <w:color w:val="24292F"/>
+          <w:lang w:val="en-US"/>
+        </w:rPr>
+        <w:t>basename FOLDER/FILE.fna ‘.fna’</w:t>
+      </w:r>
+      <w:r>
+        <w:rPr>
+          <w:bCs/>
+          <w:color w:val="24292F"/>
+          <w:lang w:val="en-US"/>
+        </w:rPr>
+        <w:t>”</w:t>
+      </w:r>
+      <w:r>
+        <w:rPr>
+          <w:bCs/>
+          <w:color w:val="24292F"/>
+          <w:lang w:val="en-US"/>
+        </w:rPr>
+        <w:t xml:space="preserve"> returns simply ‘FILE’</w:t>
+      </w:r>
+      <w:r>
+        <w:rPr>
+          <w:bCs/>
+          <w:color w:val="24292F"/>
+          <w:lang w:val="en-US"/>
+        </w:rPr>
+        <w:t>.</w:t>
+      </w:r>
+    </w:p>
+    <w:p>
+      <w:pPr>
+        <w:pStyle w:val="ListParagraph"/>
+        <w:numPr>
+          <w:ilvl w:val="0"/>
+          <w:numId w:val="21"/>
+        </w:numPr>
+        <w:spacing w:line="360" w:lineRule="auto"/>
+        <w:rPr>
+          <w:lang w:val="en-US"/>
+        </w:rPr>
+      </w:pPr>
+      <w:r>
+        <w:rPr>
+          <w:bCs/>
+          <w:color w:val="24292F"/>
+          <w:lang w:val="en-US"/>
+        </w:rPr>
+        <w:t>We are going to capture this name in a separate variable, $j, which we can then use in our bakta-command.</w:t>
+      </w:r>
+      <w:r>
+        <w:rPr>
+          <w:b/>
+          <w:color w:val="24292F"/>
+          <w:lang w:val="en-US"/>
+        </w:rPr>
+        <w:t xml:space="preserve"> </w:t>
+      </w:r>
+    </w:p>
+    <w:p>
+      <w:pPr>
+        <w:spacing w:line="360" w:lineRule="auto"/>
+        <w:rPr>
+          <w:lang w:val="en-US"/>
+        </w:rPr>
+      </w:pPr>
+    </w:p>
+    <w:p>
+      <w:pPr>
+        <w:spacing w:line="360" w:lineRule="auto"/>
+        <w:rPr>
+          <w:lang w:val="en-US"/>
+        </w:rPr>
+      </w:pPr>
+    </w:p>
+    <w:p>
+      <w:pPr>
+        <w:spacing w:line="360" w:lineRule="auto"/>
+        <w:rPr>
+          <w:lang w:val="en-US"/>
+        </w:rPr>
+      </w:pPr>
+      <w:r>
+        <w:rPr>
+          <w:lang w:val="en-US"/>
+        </w:rPr>
+        <w:lastRenderedPageBreak/>
+        <w:t>Consider this loop, which loops over the files in ‘genomes’ one by one and captures the name of each file in the variable $i. It then prints out the name of the file with ‘echo’, and then uses the basename command to fish out only the name and then stores it in $j. It then prints this name with echo.</w:t>
+      </w:r>
+    </w:p>
+    <w:p>
+      <w:pPr>
+        <w:spacing w:line="360" w:lineRule="auto"/>
+        <w:rPr>
+          <w:b/>
+          <w:lang w:val="en-US"/>
+        </w:rPr>
+      </w:pPr>
+      <w:r>
+        <w:rPr>
+          <w:b/>
+          <w:lang w:val="en-US"/>
+        </w:rPr>
+        <w:t xml:space="preserve">for i in genomes/*; do </w:t>
+      </w:r>
+    </w:p>
+    <w:p>
+      <w:pPr>
+        <w:spacing w:line="360" w:lineRule="auto"/>
+        <w:ind w:firstLine="1304"/>
+        <w:rPr>
+          <w:b/>
+          <w:lang w:val="en-US"/>
+        </w:rPr>
+      </w:pPr>
+      <w:r>
+        <w:rPr>
+          <w:b/>
+          <w:lang w:val="en-US"/>
+        </w:rPr>
+        <w:t xml:space="preserve">echo $i; </w:t>
+      </w:r>
+    </w:p>
+    <w:p>
+      <w:pPr>
+        <w:spacing w:line="360" w:lineRule="auto"/>
+        <w:ind w:firstLine="1304"/>
+        <w:rPr>
+          <w:b/>
+          <w:lang w:val="en-US"/>
+        </w:rPr>
+      </w:pPr>
+      <w:r>
+        <w:rPr>
+          <w:b/>
+          <w:lang w:val="en-US"/>
+        </w:rPr>
+        <w:t xml:space="preserve">j=$(basename $i ".fna"); </w:t>
+      </w:r>
+    </w:p>
+    <w:p>
+      <w:pPr>
+        <w:spacing w:line="360" w:lineRule="auto"/>
+        <w:ind w:firstLine="1304"/>
+        <w:rPr>
+          <w:b/>
+          <w:lang w:val="en-US"/>
+        </w:rPr>
+      </w:pPr>
+      <w:r>
+        <w:rPr>
+          <w:b/>
+          <w:lang w:val="en-US"/>
+        </w:rPr>
+        <w:t xml:space="preserve">echo $j; </w:t>
+      </w:r>
+    </w:p>
+    <w:p>
+      <w:pPr>
+        <w:spacing w:line="360" w:lineRule="auto"/>
+        <w:rPr>
+          <w:b/>
+          <w:lang w:val="en-US"/>
+        </w:rPr>
+      </w:pPr>
+      <w:r>
+        <w:rPr>
+          <w:b/>
+          <w:lang w:val="en-US"/>
+        </w:rPr>
+        <w:t>done</w:t>
+      </w:r>
+    </w:p>
+    <w:p>
+      <w:pPr>
+        <w:spacing w:line="360" w:lineRule="auto"/>
+        <w:rPr>
+          <w:lang w:val="en-US"/>
+        </w:rPr>
+      </w:pPr>
+    </w:p>
+    <w:p>
+      <w:pPr>
+        <w:spacing w:line="360" w:lineRule="auto"/>
+        <w:rPr>
+          <w:lang w:val="en-US"/>
+        </w:rPr>
+      </w:pPr>
+      <w:r>
+        <w:rPr>
+          <w:lang w:val="en-US"/>
+        </w:rPr>
+        <w:t>Try for yourself with this one-liner</w:t>
+      </w:r>
+    </w:p>
+    <w:p>
+      <w:pPr>
+        <w:pStyle w:val="HTMLPreformatted"/>
+        <w:spacing w:line="360" w:lineRule="auto"/>
+        <w:rPr>
+          <w:rFonts w:asciiTheme="minorHAnsi" w:hAnsiTheme="minorHAnsi"/>
+          <w:b/>
+          <w:color w:val="24292F"/>
+          <w:sz w:val="22"/>
+        </w:rPr>
+      </w:pPr>
+      <w:r>
+        <w:rPr>
+          <w:b/>
+        </w:rPr>
+        <w:t>for i in genomes/*; do echo $i; j=$(basename $i ".fna"); echo $j; done</w:t>
+      </w:r>
+    </w:p>
+    <w:p>
+      <w:pPr>
+        <w:spacing w:line="360" w:lineRule="auto"/>
+        <w:rPr>
+          <w:lang w:val="en-US"/>
+        </w:rPr>
+      </w:pPr>
+    </w:p>
+    <w:p>
+      <w:pPr>
+        <w:pStyle w:val="Heading2"/>
+        <w:numPr>
+          <w:ilvl w:val="0"/>
+          <w:numId w:val="3"/>
+        </w:numPr>
+        <w:spacing w:line="360" w:lineRule="auto"/>
+        <w:rPr>
+          <w:lang w:val="en-US"/>
+        </w:rPr>
+      </w:pPr>
+      <w:r>
+        <w:rPr>
+          <w:lang w:val="en-US"/>
+        </w:rPr>
+        <w:t xml:space="preserve">Loops </w:t>
       </w:r>
     </w:p>
     <w:p>
@@ -6379,30 +6127,6 @@
       <w:pPr>
         <w:spacing w:line="360" w:lineRule="auto"/>
         <w:rPr>
-          <w:lang w:val="en-US"/>
-        </w:rPr>
-      </w:pPr>
-    </w:p>
-    <w:p>
-      <w:pPr>
-        <w:spacing w:line="360" w:lineRule="auto"/>
-        <w:rPr>
-          <w:b/>
-          <w:lang w:val="en-US"/>
-        </w:rPr>
-      </w:pPr>
-      <w:r>
-        <w:rPr>
-          <w:b/>
-          <w:lang w:val="en-US"/>
-        </w:rPr>
-        <w:t>Done for the day!</w:t>
-      </w:r>
-    </w:p>
-    <w:p>
-      <w:pPr>
-        <w:spacing w:line="360" w:lineRule="auto"/>
-        <w:rPr>
           <w:b/>
           <w:sz w:val="32"/>
           <w:lang w:val="en-US"/>
@@ -6414,6 +6138,7 @@
           <w:sz w:val="32"/>
           <w:lang w:val="en-US"/>
         </w:rPr>
+        <w:lastRenderedPageBreak/>
         <w:t>Day</w:t>
       </w:r>
       <w:r>
@@ -6451,6 +6176,37 @@
           <w:lang w:val="en-US"/>
         </w:rPr>
         <w:t>Today, the technical instructions will be much more sparse since you now know how to both install &amp; run programs, as well as how to do loops.</w:t>
+      </w:r>
+      <w:r>
+        <w:rPr>
+          <w:bCs/>
+          <w:sz w:val="28"/>
+          <w:szCs w:val="20"/>
+          <w:lang w:val="en-US"/>
+        </w:rPr>
+        <w:t xml:space="preserve"> </w:t>
+      </w:r>
+    </w:p>
+    <w:p>
+      <w:pPr>
+        <w:spacing w:line="360" w:lineRule="auto"/>
+        <w:rPr>
+          <w:bCs/>
+          <w:color w:val="EE0000"/>
+          <w:sz w:val="28"/>
+          <w:szCs w:val="20"/>
+          <w:lang w:val="en-US"/>
+        </w:rPr>
+      </w:pPr>
+      <w:r>
+        <w:rPr>
+          <w:bCs/>
+          <w:color w:val="EE0000"/>
+          <w:sz w:val="28"/>
+          <w:szCs w:val="20"/>
+          <w:lang w:val="en-US"/>
+        </w:rPr>
+        <w:t>***Beware that some installation instructions use ‘mamba’ instead of conda. Previous versions of conda where unreasonably slow, so users made a speedier version called mamba, but this is now standard in conda. Change all instances of mamba to conda.</w:t>
       </w:r>
     </w:p>
     <w:p>
@@ -6504,39 +6260,41 @@
         </w:rPr>
         <w:t xml:space="preserve"> using the program ‘</w:t>
       </w:r>
-      <w:proofErr w:type="spellStart"/>
-      <w:r>
-        <w:rPr>
-          <w:lang w:val="en-US"/>
-        </w:rPr>
-        <w:t>phispy</w:t>
-      </w:r>
-      <w:proofErr w:type="spellEnd"/>
-      <w:r>
-        <w:rPr>
-          <w:lang w:val="en-US"/>
-        </w:rPr>
-        <w:t>’</w:t>
-      </w:r>
-      <w:r>
-        <w:rPr>
-          <w:lang w:val="en-US"/>
-        </w:rPr>
-        <w:t>. Have a look online on how to install this program (</w:t>
-      </w:r>
-      <w:proofErr w:type="spellStart"/>
-      <w:r>
-        <w:rPr>
-          <w:lang w:val="en-US"/>
-        </w:rPr>
-        <w:t>github</w:t>
-      </w:r>
-      <w:proofErr w:type="spellEnd"/>
-      <w:r>
-        <w:rPr>
-          <w:lang w:val="en-US"/>
-        </w:rPr>
-        <w:t xml:space="preserve"> is a good bet). </w:t>
+      <w:r>
+        <w:rPr>
+          <w:lang w:val="en-US"/>
+        </w:rPr>
+        <w:t>genomad</w:t>
+      </w:r>
+      <w:r>
+        <w:rPr>
+          <w:lang w:val="en-US"/>
+        </w:rPr>
+        <w:t>.</w:t>
+      </w:r>
+      <w:r>
+        <w:rPr>
+          <w:lang w:val="en-US"/>
+        </w:rPr>
+        <w:t xml:space="preserve"> Previously, we used phispy, which is much more lightweight, but genomad is much better and a lot faster at the expense of taking up more space</w:t>
+      </w:r>
+      <w:r>
+        <w:rPr>
+          <w:lang w:val="en-US"/>
+        </w:rPr>
+        <w:t>. For those of you interested in machine learning for biology, this is a good example</w:t>
+      </w:r>
+      <w:r>
+        <w:rPr>
+          <w:lang w:val="en-US"/>
+        </w:rPr>
+        <w:t>.</w:t>
+      </w:r>
+      <w:r>
+        <w:rPr>
+          <w:lang w:val="en-US"/>
+        </w:rPr>
+        <w:t xml:space="preserve"> Have a look online on how to install this program (github is a good bet). </w:t>
       </w:r>
       <w:r>
         <w:rPr>
@@ -6550,330 +6308,11 @@
         </w:rPr>
         <w:t xml:space="preserve"> for this.</w:t>
       </w:r>
-    </w:p>
-    <w:p>
-      <w:pPr>
-        <w:pStyle w:val="ListParagraph"/>
-        <w:numPr>
-          <w:ilvl w:val="1"/>
-          <w:numId w:val="7"/>
-        </w:numPr>
-        <w:spacing w:line="360" w:lineRule="auto"/>
-        <w:jc w:val="both"/>
-        <w:rPr>
-          <w:b/>
-          <w:bCs/>
-          <w:color w:val="FF0000"/>
-          <w:lang w:val="en-US"/>
-        </w:rPr>
-      </w:pPr>
-      <w:r>
-        <w:rPr>
-          <w:b/>
-          <w:bCs/>
-          <w:color w:val="FF0000"/>
-          <w:lang w:val="en-US"/>
-        </w:rPr>
-        <w:lastRenderedPageBreak/>
-        <w:t xml:space="preserve">But beware! </w:t>
-      </w:r>
-      <w:r>
-        <w:rPr>
-          <w:color w:val="FF0000"/>
-          <w:lang w:val="en-US"/>
-        </w:rPr>
-        <w:t xml:space="preserve">In this case the </w:t>
-      </w:r>
-      <w:proofErr w:type="spellStart"/>
-      <w:r>
-        <w:rPr>
-          <w:color w:val="FF0000"/>
-          <w:lang w:val="en-US"/>
-        </w:rPr>
-        <w:t>github</w:t>
-      </w:r>
-      <w:proofErr w:type="spellEnd"/>
-      <w:r>
-        <w:rPr>
-          <w:color w:val="FF0000"/>
-          <w:lang w:val="en-US"/>
-        </w:rPr>
-        <w:t xml:space="preserve"> suggest installation by “</w:t>
-      </w:r>
-      <w:proofErr w:type="spellStart"/>
-      <w:r>
-        <w:rPr>
-          <w:color w:val="FF0000"/>
-          <w:lang w:val="en-US"/>
-        </w:rPr>
-        <w:t>conda</w:t>
-      </w:r>
-      <w:proofErr w:type="spellEnd"/>
-      <w:r>
-        <w:rPr>
-          <w:color w:val="FF0000"/>
-          <w:lang w:val="en-US"/>
-        </w:rPr>
-        <w:t xml:space="preserve"> install -c </w:t>
-      </w:r>
-      <w:proofErr w:type="spellStart"/>
-      <w:r>
-        <w:rPr>
-          <w:color w:val="FF0000"/>
-          <w:lang w:val="en-US"/>
-        </w:rPr>
-        <w:t>bioconda</w:t>
-      </w:r>
-      <w:proofErr w:type="spellEnd"/>
-      <w:r>
-        <w:rPr>
-          <w:color w:val="FF0000"/>
-          <w:lang w:val="en-US"/>
-        </w:rPr>
-        <w:t xml:space="preserve"> </w:t>
-      </w:r>
-      <w:proofErr w:type="spellStart"/>
-      <w:r>
-        <w:rPr>
-          <w:color w:val="FF0000"/>
-          <w:lang w:val="en-US"/>
-        </w:rPr>
-        <w:t>phispy</w:t>
-      </w:r>
-      <w:proofErr w:type="spellEnd"/>
-      <w:r>
-        <w:rPr>
-          <w:color w:val="FF0000"/>
-          <w:lang w:val="en-US"/>
-        </w:rPr>
-        <w:t>”</w:t>
-      </w:r>
-      <w:r>
-        <w:rPr>
-          <w:color w:val="FF0000"/>
-          <w:lang w:val="en-US"/>
-        </w:rPr>
-        <w:t xml:space="preserve">, but this will install version 3.7 of </w:t>
-      </w:r>
-      <w:proofErr w:type="spellStart"/>
-      <w:r>
-        <w:rPr>
-          <w:color w:val="FF0000"/>
-          <w:lang w:val="en-US"/>
-        </w:rPr>
-        <w:t>phispy</w:t>
-      </w:r>
-      <w:proofErr w:type="spellEnd"/>
-      <w:r>
-        <w:rPr>
-          <w:color w:val="FF0000"/>
-          <w:lang w:val="en-US"/>
-        </w:rPr>
-        <w:t xml:space="preserve"> even though the newest version is 4.2!</w:t>
-      </w:r>
-      <w:r>
-        <w:rPr>
-          <w:color w:val="FF0000"/>
-          <w:lang w:val="en-US"/>
-        </w:rPr>
-        <w:t xml:space="preserve"> This is because the </w:t>
-      </w:r>
-      <w:r>
-        <w:rPr>
-          <w:color w:val="FF0000"/>
-          <w:lang w:val="en-US"/>
-        </w:rPr>
-        <w:t>‘</w:t>
-      </w:r>
-      <w:proofErr w:type="spellStart"/>
-      <w:r>
-        <w:rPr>
-          <w:color w:val="FF0000"/>
-          <w:lang w:val="en-US"/>
-        </w:rPr>
-        <w:t>bioconda</w:t>
-      </w:r>
-      <w:proofErr w:type="spellEnd"/>
-      <w:r>
-        <w:rPr>
-          <w:color w:val="FF0000"/>
-          <w:lang w:val="en-US"/>
-        </w:rPr>
-        <w:t>’</w:t>
-      </w:r>
-      <w:r>
-        <w:rPr>
-          <w:color w:val="FF0000"/>
-          <w:lang w:val="en-US"/>
-        </w:rPr>
-        <w:t xml:space="preserve"> repository does not contain</w:t>
-      </w:r>
-      <w:r>
-        <w:rPr>
-          <w:color w:val="FF0000"/>
-          <w:lang w:val="en-US"/>
-        </w:rPr>
-        <w:t xml:space="preserve"> the newest version of a program called ‘</w:t>
-      </w:r>
-      <w:proofErr w:type="spellStart"/>
-      <w:r>
-        <w:rPr>
-          <w:color w:val="FF0000"/>
-          <w:lang w:val="en-US"/>
-        </w:rPr>
-        <w:t>libgcc</w:t>
-      </w:r>
-      <w:proofErr w:type="spellEnd"/>
-      <w:r>
-        <w:rPr>
-          <w:color w:val="FF0000"/>
-          <w:lang w:val="en-US"/>
-        </w:rPr>
-        <w:t>-ng’</w:t>
-      </w:r>
-      <w:r>
-        <w:rPr>
-          <w:color w:val="FF0000"/>
-          <w:lang w:val="en-US"/>
-        </w:rPr>
-        <w:t>. Luckily for us, the ‘</w:t>
-      </w:r>
-      <w:proofErr w:type="spellStart"/>
-      <w:r>
-        <w:rPr>
-          <w:color w:val="FF0000"/>
-          <w:lang w:val="en-US"/>
-        </w:rPr>
-        <w:t>conda</w:t>
-      </w:r>
-      <w:proofErr w:type="spellEnd"/>
-      <w:r>
-        <w:rPr>
-          <w:color w:val="FF0000"/>
-          <w:lang w:val="en-US"/>
-        </w:rPr>
-        <w:t>-forge</w:t>
-      </w:r>
-      <w:r>
-        <w:rPr>
-          <w:color w:val="FF0000"/>
-          <w:lang w:val="en-US"/>
-        </w:rPr>
-        <w:t xml:space="preserve">’ repository does, so we will instead do </w:t>
-      </w:r>
-      <w:r>
-        <w:rPr>
-          <w:b/>
-          <w:bCs/>
-          <w:color w:val="FF0000"/>
-          <w:lang w:val="en-US"/>
-        </w:rPr>
-        <w:t>‘</w:t>
-      </w:r>
-      <w:proofErr w:type="spellStart"/>
-      <w:r>
-        <w:rPr>
-          <w:b/>
-          <w:bCs/>
-          <w:color w:val="FF0000"/>
-          <w:lang w:val="en-US"/>
-        </w:rPr>
-        <w:t>conda</w:t>
-      </w:r>
-      <w:proofErr w:type="spellEnd"/>
-      <w:r>
-        <w:rPr>
-          <w:b/>
-          <w:bCs/>
-          <w:color w:val="FF0000"/>
-          <w:lang w:val="en-US"/>
-        </w:rPr>
-        <w:t xml:space="preserve"> install -c </w:t>
-      </w:r>
-      <w:proofErr w:type="spellStart"/>
-      <w:r>
-        <w:rPr>
-          <w:b/>
-          <w:bCs/>
-          <w:color w:val="FF0000"/>
-          <w:lang w:val="en-US"/>
-        </w:rPr>
-        <w:t>bioconda</w:t>
-      </w:r>
-      <w:proofErr w:type="spellEnd"/>
-      <w:r>
-        <w:rPr>
-          <w:b/>
-          <w:bCs/>
-          <w:color w:val="FF0000"/>
-          <w:lang w:val="en-US"/>
-        </w:rPr>
-        <w:t xml:space="preserve"> -c </w:t>
-      </w:r>
-      <w:proofErr w:type="spellStart"/>
-      <w:r>
-        <w:rPr>
-          <w:b/>
-          <w:bCs/>
-          <w:color w:val="FF0000"/>
-          <w:lang w:val="en-US"/>
-        </w:rPr>
-        <w:t>conda</w:t>
-      </w:r>
-      <w:proofErr w:type="spellEnd"/>
-      <w:r>
-        <w:rPr>
-          <w:b/>
-          <w:bCs/>
-          <w:color w:val="FF0000"/>
-          <w:lang w:val="en-US"/>
-        </w:rPr>
-        <w:t xml:space="preserve">-forge </w:t>
-      </w:r>
-      <w:proofErr w:type="spellStart"/>
-      <w:r>
-        <w:rPr>
-          <w:b/>
-          <w:bCs/>
-          <w:color w:val="FF0000"/>
-          <w:lang w:val="en-US"/>
-        </w:rPr>
-        <w:t>phispy</w:t>
-      </w:r>
-      <w:proofErr w:type="spellEnd"/>
-      <w:r>
-        <w:rPr>
-          <w:b/>
-          <w:bCs/>
-          <w:color w:val="FF0000"/>
-          <w:lang w:val="en-US"/>
-        </w:rPr>
-        <w:t>’</w:t>
-      </w:r>
-    </w:p>
-    <w:p>
-      <w:pPr>
-        <w:pStyle w:val="ListParagraph"/>
-        <w:numPr>
-          <w:ilvl w:val="0"/>
-          <w:numId w:val="7"/>
-        </w:numPr>
-        <w:spacing w:line="360" w:lineRule="auto"/>
-        <w:rPr>
-          <w:lang w:val="en-US"/>
-        </w:rPr>
-      </w:pPr>
-      <w:r>
-        <w:rPr>
-          <w:lang w:val="en-US"/>
-        </w:rPr>
-        <w:t xml:space="preserve">If you want a nice graphic interface, you can try uploading the genomes to PHASTER </w:t>
-      </w:r>
-      <w:r>
-        <w:rPr>
-          <w:lang w:val="en-US"/>
-        </w:rPr>
-        <w:t xml:space="preserve">at </w:t>
+      <w:r>
+        <w:rPr>
+          <w:lang w:val="en-US"/>
+        </w:rPr>
+        <w:t xml:space="preserve"> Apart from the github, geNomad has a very thorough documentation here: </w:t>
       </w:r>
       <w:hyperlink r:id="rId7" w:history="1">
         <w:r>
@@ -6881,28 +6320,66 @@
             <w:rStyle w:val="Hyperlink"/>
             <w:lang w:val="en-US"/>
           </w:rPr>
-          <w:t>https://phaster.ca/</w:t>
+          <w:t>https://portal.nersc.gov/genomad/index.html</w:t>
         </w:r>
       </w:hyperlink>
       <w:r>
         <w:rPr>
           <w:lang w:val="en-US"/>
         </w:rPr>
-        <w:t xml:space="preserve"> . It looks to me that </w:t>
-      </w:r>
-      <w:proofErr w:type="spellStart"/>
-      <w:r>
-        <w:rPr>
-          <w:lang w:val="en-US"/>
-        </w:rPr>
-        <w:t>phispy</w:t>
-      </w:r>
-      <w:proofErr w:type="spellEnd"/>
-      <w:r>
-        <w:rPr>
-          <w:lang w:val="en-US"/>
-        </w:rPr>
-        <w:t xml:space="preserve"> is the best algorithm, but PHASTER shows the results nicely although it is not useful for high throughput analysis.</w:t>
+        <w:t xml:space="preserve"> </w:t>
+      </w:r>
+    </w:p>
+    <w:p>
+      <w:pPr>
+        <w:pStyle w:val="ListParagraph"/>
+        <w:numPr>
+          <w:ilvl w:val="1"/>
+          <w:numId w:val="7"/>
+        </w:numPr>
+        <w:spacing w:line="360" w:lineRule="auto"/>
+        <w:jc w:val="both"/>
+        <w:rPr>
+          <w:b/>
+          <w:bCs/>
+          <w:color w:val="FF0000"/>
+          <w:lang w:val="en-US"/>
+        </w:rPr>
+      </w:pPr>
+      <w:r>
+        <w:rPr>
+          <w:b/>
+          <w:bCs/>
+          <w:color w:val="FF0000"/>
+          <w:lang w:val="en-US"/>
+        </w:rPr>
+        <w:t>Note mamba in the installation guidelines – simply exchange it to conda</w:t>
+      </w:r>
+    </w:p>
+    <w:p>
+      <w:pPr>
+        <w:pStyle w:val="ListParagraph"/>
+        <w:numPr>
+          <w:ilvl w:val="1"/>
+          <w:numId w:val="7"/>
+        </w:numPr>
+        <w:spacing w:line="360" w:lineRule="auto"/>
+        <w:jc w:val="both"/>
+        <w:rPr>
+          <w:b/>
+          <w:bCs/>
+          <w:color w:val="FF0000"/>
+          <w:lang w:val="en-US"/>
+        </w:rPr>
+      </w:pPr>
+      <w:r>
+        <w:rPr>
+          <w:b/>
+          <w:bCs/>
+          <w:color w:val="FF0000"/>
+          <w:lang w:val="en-US"/>
+        </w:rPr>
+        <w:t>Genomad also wants a database. Would be nice to use the same approach for data hygiene as when we installed the bakta database.</w:t>
       </w:r>
     </w:p>
     <w:p>
@@ -6954,19 +6431,47 @@
         </w:rPr>
         <w:t xml:space="preserve">Ask </w:t>
       </w:r>
-      <w:proofErr w:type="spellStart"/>
-      <w:r>
-        <w:rPr>
-          <w:lang w:val="en-US"/>
-        </w:rPr>
-        <w:t>phispy</w:t>
-      </w:r>
-      <w:proofErr w:type="spellEnd"/>
-      <w:r>
-        <w:rPr>
-          <w:lang w:val="en-US"/>
-        </w:rPr>
-        <w:t xml:space="preserve"> how it likes to be run, and also look closely</w:t>
+      <w:r>
+        <w:rPr>
+          <w:lang w:val="en-US"/>
+        </w:rPr>
+        <w:t>ge</w:t>
+      </w:r>
+      <w:r>
+        <w:rPr>
+          <w:lang w:val="en-US"/>
+        </w:rPr>
+        <w:t>N</w:t>
+      </w:r>
+      <w:r>
+        <w:rPr>
+          <w:lang w:val="en-US"/>
+        </w:rPr>
+        <w:t>omad</w:t>
+      </w:r>
+      <w:r>
+        <w:rPr>
+          <w:lang w:val="en-US"/>
+        </w:rPr>
+        <w:t xml:space="preserve"> how it likes to be run</w:t>
+      </w:r>
+      <w:r>
+        <w:rPr>
+          <w:lang w:val="en-US"/>
+        </w:rPr>
+        <w:t>,</w:t>
+      </w:r>
+      <w:r>
+        <w:rPr>
+          <w:lang w:val="en-US"/>
+        </w:rPr>
+        <w:t xml:space="preserve"> </w:t>
+      </w:r>
+      <w:r>
+        <w:rPr>
+          <w:lang w:val="en-US"/>
+        </w:rPr>
+        <w:t>look closely</w:t>
       </w:r>
       <w:r>
         <w:rPr>
@@ -6978,99 +6483,37 @@
         <w:rPr>
           <w:lang w:val="en-US"/>
         </w:rPr>
-        <w:t xml:space="preserve"> the </w:t>
-      </w:r>
-      <w:proofErr w:type="spellStart"/>
-      <w:r>
-        <w:rPr>
-          <w:lang w:val="en-US"/>
-        </w:rPr>
-        <w:t>github</w:t>
-      </w:r>
-      <w:proofErr w:type="spellEnd"/>
-      <w:r>
-        <w:rPr>
-          <w:lang w:val="en-US"/>
-        </w:rPr>
-        <w:t xml:space="preserve">. Run the first genome and note that it would like to be fed a </w:t>
-      </w:r>
-      <w:proofErr w:type="spellStart"/>
-      <w:r>
-        <w:rPr>
-          <w:lang w:val="en-US"/>
-        </w:rPr>
-        <w:t>genbank</w:t>
-      </w:r>
-      <w:proofErr w:type="spellEnd"/>
-      <w:r>
-        <w:rPr>
-          <w:lang w:val="en-US"/>
-        </w:rPr>
-        <w:t>-file (e.g. a file with</w:t>
-      </w:r>
-      <w:r>
-        <w:rPr>
-          <w:lang w:val="en-US"/>
-        </w:rPr>
-        <w:t xml:space="preserve"> a “</w:t>
-      </w:r>
-      <w:r>
-        <w:rPr>
-          <w:lang w:val="en-US"/>
-        </w:rPr>
-        <w:t>.</w:t>
-      </w:r>
-      <w:proofErr w:type="spellStart"/>
-      <w:r>
-        <w:rPr>
-          <w:lang w:val="en-US"/>
-        </w:rPr>
-        <w:t>gbk</w:t>
-      </w:r>
-      <w:proofErr w:type="spellEnd"/>
-      <w:r>
-        <w:rPr>
-          <w:lang w:val="en-US"/>
-        </w:rPr>
-        <w:t xml:space="preserve">” or </w:t>
-      </w:r>
-      <w:r>
-        <w:rPr>
-          <w:b/>
-          <w:bCs/>
-          <w:lang w:val="en-US"/>
-        </w:rPr>
-        <w:t>“.</w:t>
-      </w:r>
-      <w:proofErr w:type="spellStart"/>
-      <w:r>
-        <w:rPr>
-          <w:b/>
-          <w:bCs/>
-          <w:lang w:val="en-US"/>
-        </w:rPr>
-        <w:t>gbff</w:t>
-      </w:r>
-      <w:proofErr w:type="spellEnd"/>
-      <w:r>
-        <w:rPr>
-          <w:b/>
-          <w:bCs/>
-          <w:lang w:val="en-US"/>
-        </w:rPr>
-        <w:t>”</w:t>
-      </w:r>
-      <w:r>
-        <w:rPr>
-          <w:lang w:val="en-US"/>
-        </w:rPr>
-        <w:t xml:space="preserve"> ending), which is a very standardized annotation file. Perhaps the annotation we did yesterday gave us one…?</w:t>
-      </w:r>
-      <w:r>
-        <w:rPr>
-          <w:lang w:val="en-US"/>
-        </w:rPr>
-        <w:t xml:space="preserve"> </w:t>
+        <w:t xml:space="preserve"> the github</w:t>
+      </w:r>
+      <w:r>
+        <w:rPr>
+          <w:lang w:val="en-US"/>
+        </w:rPr>
+        <w:t xml:space="preserve">, and then run </w:t>
+      </w:r>
+      <w:r>
+        <w:rPr>
+          <w:lang w:val="en-US"/>
+        </w:rPr>
+        <w:t>the first genome</w:t>
+      </w:r>
+      <w:r>
+        <w:rPr>
+          <w:lang w:val="en-US"/>
+        </w:rPr>
+        <w:t xml:space="preserve">. </w:t>
+      </w:r>
+      <w:r>
+        <w:rPr>
+          <w:lang w:val="en-US"/>
+        </w:rPr>
+        <w:t xml:space="preserve">GeNomad is actually a series of modules which you can run separately, but you can simply use the ‘end-to-end’ module to do it all at once. Note that you have to ask for help for the particular module, like so: </w:t>
+      </w:r>
+      <w:r>
+        <w:rPr>
+          <w:lang w:val="en-US"/>
+        </w:rPr>
+        <w:t>genomad end-to-end -h</w:t>
       </w:r>
     </w:p>
     <w:p>
@@ -7085,131 +6528,17 @@
           <w:lang w:val="en-US"/>
         </w:rPr>
       </w:pPr>
-      <w:proofErr w:type="spellStart"/>
-      <w:r>
-        <w:rPr>
-          <w:lang w:val="en-US"/>
-        </w:rPr>
-        <w:t>Phispy</w:t>
-      </w:r>
-      <w:proofErr w:type="spellEnd"/>
-      <w:r>
-        <w:rPr>
-          <w:lang w:val="en-US"/>
-        </w:rPr>
-        <w:t xml:space="preserve"> can do a bunch of different outputs. </w:t>
-      </w:r>
-      <w:r>
-        <w:rPr>
-          <w:lang w:val="en-US"/>
-        </w:rPr>
-        <w:t xml:space="preserve">Apart from the coordinates of these phages, </w:t>
-      </w:r>
-      <w:r>
-        <w:rPr>
-          <w:lang w:val="en-US"/>
-        </w:rPr>
-        <w:t xml:space="preserve">we are </w:t>
-      </w:r>
-      <w:r>
-        <w:rPr>
-          <w:lang w:val="en-US"/>
-        </w:rPr>
-        <w:t xml:space="preserve">often </w:t>
-      </w:r>
-      <w:r>
-        <w:rPr>
-          <w:lang w:val="en-US"/>
-        </w:rPr>
-        <w:t>particularly interested in the</w:t>
-      </w:r>
-      <w:r>
-        <w:rPr>
-          <w:lang w:val="en-US"/>
-        </w:rPr>
-        <w:t xml:space="preserve"> actual sequence</w:t>
-      </w:r>
-      <w:r>
-        <w:rPr>
-          <w:lang w:val="en-US"/>
-        </w:rPr>
-        <w:t>s of the predicted prophage</w:t>
-      </w:r>
-      <w:r>
-        <w:rPr>
-          <w:lang w:val="en-US"/>
-        </w:rPr>
-        <w:t>s</w:t>
-      </w:r>
-      <w:r>
-        <w:rPr>
-          <w:lang w:val="en-US"/>
-        </w:rPr>
-        <w:t xml:space="preserve">, so see if you can get </w:t>
-      </w:r>
-      <w:proofErr w:type="spellStart"/>
-      <w:r>
-        <w:rPr>
-          <w:lang w:val="en-US"/>
-        </w:rPr>
-        <w:t>phispy</w:t>
-      </w:r>
-      <w:proofErr w:type="spellEnd"/>
-      <w:r>
-        <w:rPr>
-          <w:lang w:val="en-US"/>
-        </w:rPr>
-        <w:t xml:space="preserve"> to give you that</w:t>
-      </w:r>
-      <w:r>
-        <w:rPr>
-          <w:lang w:val="en-US"/>
-        </w:rPr>
-        <w:t xml:space="preserve"> in a .</w:t>
-      </w:r>
-      <w:proofErr w:type="spellStart"/>
-      <w:r>
-        <w:rPr>
-          <w:lang w:val="en-US"/>
-        </w:rPr>
-        <w:t>fasta</w:t>
-      </w:r>
-      <w:proofErr w:type="spellEnd"/>
-      <w:r>
-        <w:rPr>
-          <w:lang w:val="en-US"/>
-        </w:rPr>
-        <w:t xml:space="preserve"> file</w:t>
-      </w:r>
-      <w:r>
-        <w:rPr>
-          <w:lang w:val="en-US"/>
-        </w:rPr>
-        <w:t xml:space="preserve">. </w:t>
-      </w:r>
-      <w:r>
-        <w:rPr>
-          <w:lang w:val="en-US"/>
-        </w:rPr>
-        <w:t xml:space="preserve">Note that it uses a somewhat complex binary </w:t>
-      </w:r>
-      <w:r>
-        <w:rPr>
-          <w:lang w:val="en-US"/>
-        </w:rPr>
-        <w:t>numbering system h</w:t>
-      </w:r>
-      <w:r>
-        <w:rPr>
-          <w:lang w:val="en-US"/>
-        </w:rPr>
-        <w:t>e</w:t>
-      </w:r>
-      <w:r>
-        <w:rPr>
-          <w:lang w:val="en-US"/>
-        </w:rPr>
-        <w:t>re.</w:t>
+      <w:r>
+        <w:rPr>
+          <w:lang w:val="en-US"/>
+        </w:rPr>
+        <w:t>Run geNomad on one of your genomes.</w:t>
+      </w:r>
+      <w:r>
+        <w:rPr>
+          <w:lang w:val="en-US"/>
+        </w:rPr>
+        <w:t xml:space="preserve"> It will use all of your CPUs by default, which may crash your computer, so check the arguments first.</w:t>
       </w:r>
     </w:p>
     <w:p>
@@ -7228,320 +6557,14 @@
         <w:rPr>
           <w:lang w:val="en-US"/>
         </w:rPr>
-        <w:t>Of course,</w:t>
-      </w:r>
-      <w:r>
-        <w:rPr>
-          <w:lang w:val="en-US"/>
-        </w:rPr>
-        <w:t xml:space="preserve"> the loop</w:t>
-      </w:r>
-      <w:r>
-        <w:rPr>
-          <w:lang w:val="en-US"/>
-        </w:rPr>
-        <w:t>-</w:t>
-      </w:r>
-      <w:r>
-        <w:rPr>
-          <w:lang w:val="en-US"/>
-        </w:rPr>
-        <w:t>logic we used yesterday can be used again</w:t>
-      </w:r>
-      <w:r>
-        <w:rPr>
-          <w:lang w:val="en-US"/>
-        </w:rPr>
-        <w:t xml:space="preserve"> when you are ready to run </w:t>
-      </w:r>
-      <w:proofErr w:type="spellStart"/>
-      <w:r>
-        <w:rPr>
-          <w:lang w:val="en-US"/>
-        </w:rPr>
-        <w:t>phispy</w:t>
-      </w:r>
-      <w:proofErr w:type="spellEnd"/>
-      <w:r>
-        <w:rPr>
-          <w:lang w:val="en-US"/>
-        </w:rPr>
-        <w:t xml:space="preserve"> on all your genomes</w:t>
-      </w:r>
-      <w:r>
-        <w:rPr>
-          <w:lang w:val="en-US"/>
-        </w:rPr>
-        <w:t>. Same logic – loop over .</w:t>
-      </w:r>
-      <w:proofErr w:type="spellStart"/>
-      <w:r>
-        <w:rPr>
-          <w:lang w:val="en-US"/>
-        </w:rPr>
-        <w:t>g</w:t>
-      </w:r>
-      <w:r>
-        <w:rPr>
-          <w:lang w:val="en-US"/>
-        </w:rPr>
-        <w:t>bff</w:t>
-      </w:r>
-      <w:proofErr w:type="spellEnd"/>
-      <w:r>
-        <w:rPr>
-          <w:lang w:val="en-US"/>
-        </w:rPr>
-        <w:t xml:space="preserve"> files and place the output </w:t>
-      </w:r>
-      <w:r>
-        <w:rPr>
-          <w:lang w:val="en-US"/>
-        </w:rPr>
-        <w:t xml:space="preserve">in a folder </w:t>
-      </w:r>
-      <w:r>
-        <w:rPr>
-          <w:lang w:val="en-US"/>
-        </w:rPr>
-        <w:t>somewhere it makes sense.</w:t>
-      </w:r>
-      <w:r>
-        <w:rPr>
-          <w:lang w:val="en-US"/>
-        </w:rPr>
-        <w:t xml:space="preserve"> The main challenge here, however, </w:t>
-      </w:r>
-      <w:r>
-        <w:rPr>
-          <w:lang w:val="en-US"/>
-        </w:rPr>
-        <w:t xml:space="preserve">is the fact that the files are now in individual folders rather than nicely collected </w:t>
-      </w:r>
-      <w:r>
-        <w:rPr>
-          <w:lang w:val="en-US"/>
-        </w:rPr>
-        <w:t>with</w:t>
-      </w:r>
-      <w:r>
-        <w:rPr>
-          <w:lang w:val="en-US"/>
-        </w:rPr>
-        <w:t>in one</w:t>
-      </w:r>
-      <w:r>
-        <w:rPr>
-          <w:lang w:val="en-US"/>
-        </w:rPr>
-        <w:t xml:space="preserve"> single folder</w:t>
-      </w:r>
-      <w:r>
-        <w:rPr>
-          <w:lang w:val="en-US"/>
-        </w:rPr>
-        <w:t xml:space="preserve">. </w:t>
-      </w:r>
-      <w:r>
-        <w:rPr>
-          <w:lang w:val="en-US"/>
-        </w:rPr>
-        <w:t>Luckily, this is such a common occurrence that Linux has a built-in function for it</w:t>
-      </w:r>
-      <w:r>
-        <w:rPr>
-          <w:lang w:val="en-US"/>
-        </w:rPr>
-        <w:t>: the ‘find’ command</w:t>
-      </w:r>
-      <w:r>
-        <w:rPr>
-          <w:lang w:val="en-US"/>
-        </w:rPr>
-        <w:t xml:space="preserve">, which </w:t>
-      </w:r>
-      <w:r>
-        <w:rPr>
-          <w:lang w:val="en-US"/>
-        </w:rPr>
-        <w:t>find</w:t>
-      </w:r>
-      <w:r>
-        <w:rPr>
-          <w:lang w:val="en-US"/>
-        </w:rPr>
-        <w:t>s</w:t>
-      </w:r>
-      <w:r>
-        <w:rPr>
-          <w:lang w:val="en-US"/>
-        </w:rPr>
-        <w:t xml:space="preserve"> files </w:t>
-      </w:r>
-      <w:r>
-        <w:rPr>
-          <w:lang w:val="en-US"/>
-        </w:rPr>
-        <w:t>according to</w:t>
-      </w:r>
-      <w:r>
-        <w:rPr>
-          <w:lang w:val="en-US"/>
-        </w:rPr>
-        <w:t xml:space="preserve"> a pattern within folders</w:t>
-      </w:r>
-      <w:r>
-        <w:rPr>
-          <w:lang w:val="en-US"/>
-        </w:rPr>
-        <w:t xml:space="preserve"> (and much more)</w:t>
-      </w:r>
-      <w:r>
-        <w:rPr>
-          <w:lang w:val="en-US"/>
-        </w:rPr>
-        <w:t xml:space="preserve">. Surely the </w:t>
-      </w:r>
-      <w:r>
-        <w:rPr>
-          <w:lang w:val="en-US"/>
-        </w:rPr>
-        <w:t>syntax</w:t>
-      </w:r>
-      <w:r>
-        <w:rPr>
-          <w:lang w:val="en-US"/>
-        </w:rPr>
-        <w:t xml:space="preserve"> </w:t>
-      </w:r>
-      <w:r>
-        <w:rPr>
-          <w:lang w:val="en-US"/>
-        </w:rPr>
-        <w:t xml:space="preserve">for </w:t>
-      </w:r>
-      <w:r>
-        <w:rPr>
-          <w:lang w:val="en-US"/>
-        </w:rPr>
-        <w:t>find</w:t>
-      </w:r>
-      <w:r>
-        <w:rPr>
-          <w:lang w:val="en-US"/>
-        </w:rPr>
-        <w:t>ing</w:t>
-      </w:r>
-      <w:r>
-        <w:rPr>
-          <w:lang w:val="en-US"/>
-        </w:rPr>
-        <w:t xml:space="preserve"> files with a given extension/format can be googled</w:t>
-      </w:r>
-      <w:r>
-        <w:rPr>
-          <w:lang w:val="en-US"/>
-        </w:rPr>
-        <w:t xml:space="preserve"> (such as .</w:t>
-      </w:r>
-      <w:proofErr w:type="spellStart"/>
-      <w:r>
-        <w:rPr>
-          <w:lang w:val="en-US"/>
-        </w:rPr>
-        <w:t>g</w:t>
-      </w:r>
-      <w:r>
-        <w:rPr>
-          <w:lang w:val="en-US"/>
-        </w:rPr>
-        <w:t>bff</w:t>
-      </w:r>
-      <w:proofErr w:type="spellEnd"/>
-      <w:r>
-        <w:rPr>
-          <w:lang w:val="en-US"/>
-        </w:rPr>
-        <w:t>-files)</w:t>
-      </w:r>
-      <w:r>
-        <w:rPr>
-          <w:lang w:val="en-US"/>
-        </w:rPr>
-        <w:t>. This can then be used in a loop like so and treated just like before:</w:t>
-      </w:r>
-    </w:p>
-    <w:p>
-      <w:pPr>
-        <w:spacing w:line="360" w:lineRule="auto"/>
-        <w:rPr>
-          <w:lang w:val="en-US"/>
-        </w:rPr>
-      </w:pPr>
-    </w:p>
-    <w:p>
-      <w:pPr>
-        <w:spacing w:line="360" w:lineRule="auto"/>
-        <w:rPr>
-          <w:b/>
-          <w:lang w:val="en-US"/>
-        </w:rPr>
-      </w:pPr>
-      <w:r>
-        <w:rPr>
-          <w:b/>
-          <w:lang w:val="en-US"/>
-        </w:rPr>
-        <w:t>for i in $( FIND_COMMAND ); do echo $i; j=$(</w:t>
-      </w:r>
-      <w:proofErr w:type="spellStart"/>
-      <w:r>
-        <w:rPr>
-          <w:b/>
-          <w:lang w:val="en-US"/>
-        </w:rPr>
-        <w:t>basename</w:t>
-      </w:r>
-      <w:proofErr w:type="spellEnd"/>
-      <w:r>
-        <w:rPr>
-          <w:b/>
-          <w:lang w:val="en-US"/>
-        </w:rPr>
-        <w:t xml:space="preserve"> $i .</w:t>
-      </w:r>
-      <w:proofErr w:type="spellStart"/>
-      <w:r>
-        <w:rPr>
-          <w:b/>
-          <w:lang w:val="en-US"/>
-        </w:rPr>
-        <w:t>gb</w:t>
-      </w:r>
-      <w:r>
-        <w:rPr>
-          <w:b/>
-          <w:lang w:val="en-US"/>
-        </w:rPr>
-        <w:t>ff</w:t>
-      </w:r>
-      <w:proofErr w:type="spellEnd"/>
-      <w:r>
-        <w:rPr>
-          <w:b/>
-          <w:lang w:val="en-US"/>
-        </w:rPr>
-        <w:t>); echo $j; done</w:t>
-      </w:r>
-    </w:p>
-    <w:p>
-      <w:pPr>
-        <w:spacing w:line="360" w:lineRule="auto"/>
-        <w:rPr>
-          <w:b/>
-          <w:lang w:val="en-US"/>
-        </w:rPr>
-      </w:pPr>
+        <w:t xml:space="preserve">GeNomad gives a ton of output, namely because it looks for both plasmids, prophages and free virions. The most interesting file is in the XXX_summary folder, namely the XXX_virus_summary.txt file. You can look at it with </w:t>
+      </w:r>
+      <w:r>
+        <w:rPr>
+          <w:lang w:val="en-US"/>
+        </w:rPr>
+        <w:t>‘cat’ or a bit more sophisticated, with ‘column -t’</w:t>
+      </w:r>
     </w:p>
     <w:p>
       <w:pPr>
@@ -7557,51 +6580,193 @@
       </w:pPr>
       <w:r>
         <w:rPr>
-          <w:lang w:val="en-US"/>
-        </w:rPr>
-        <w:t>Make sure you understand, you will need it later. Start thinking of the biological inferences here</w:t>
-      </w:r>
-      <w:r>
-        <w:rPr>
-          <w:lang w:val="en-US"/>
-        </w:rPr>
-        <w:t xml:space="preserve"> before you get lost in all the data.</w:t>
-      </w:r>
-    </w:p>
-    <w:p>
-      <w:pPr>
-        <w:spacing w:line="360" w:lineRule="auto"/>
-        <w:rPr>
-          <w:lang w:val="en-US"/>
-        </w:rPr>
-      </w:pPr>
-    </w:p>
-    <w:p>
-      <w:pPr>
-        <w:spacing w:line="360" w:lineRule="auto"/>
-        <w:rPr>
-          <w:lang w:val="en-US"/>
-        </w:rPr>
-      </w:pPr>
-    </w:p>
-    <w:p>
-      <w:pPr>
-        <w:spacing w:line="360" w:lineRule="auto"/>
-        <w:rPr>
-          <w:b/>
-          <w:bCs/>
-          <w:color w:val="FF0000"/>
-          <w:lang w:val="en-US"/>
-        </w:rPr>
-      </w:pPr>
-      <w:r>
-        <w:rPr>
-          <w:b/>
-          <w:bCs/>
-          <w:color w:val="FF0000"/>
+          <w:color w:val="EE0000"/>
           <w:lang w:val="en-US"/>
         </w:rPr>
         <w:lastRenderedPageBreak/>
+        <w:t>? How many phages did you find? How long are they? What is the ‘virus score’ and do you trust it?</w:t>
+      </w:r>
+    </w:p>
+    <w:p>
+      <w:pPr>
+        <w:pStyle w:val="ListParagraph"/>
+        <w:numPr>
+          <w:ilvl w:val="0"/>
+          <w:numId w:val="7"/>
+        </w:numPr>
+        <w:spacing w:line="360" w:lineRule="auto"/>
+        <w:rPr>
+          <w:lang w:val="en-US"/>
+        </w:rPr>
+      </w:pPr>
+      <w:r>
+        <w:rPr>
+          <w:lang w:val="en-US"/>
+        </w:rPr>
+        <w:t>Of course,</w:t>
+      </w:r>
+      <w:r>
+        <w:rPr>
+          <w:lang w:val="en-US"/>
+        </w:rPr>
+        <w:t xml:space="preserve"> the loop</w:t>
+      </w:r>
+      <w:r>
+        <w:rPr>
+          <w:lang w:val="en-US"/>
+        </w:rPr>
+        <w:t>-</w:t>
+      </w:r>
+      <w:r>
+        <w:rPr>
+          <w:lang w:val="en-US"/>
+        </w:rPr>
+        <w:t>logic we used yesterday can be used again</w:t>
+      </w:r>
+      <w:r>
+        <w:rPr>
+          <w:lang w:val="en-US"/>
+        </w:rPr>
+        <w:t xml:space="preserve"> when you are ready to run </w:t>
+      </w:r>
+      <w:r>
+        <w:rPr>
+          <w:lang w:val="en-US"/>
+        </w:rPr>
+        <w:t>geNomad</w:t>
+      </w:r>
+      <w:r>
+        <w:rPr>
+          <w:lang w:val="en-US"/>
+        </w:rPr>
+        <w:t xml:space="preserve"> on all your genomes</w:t>
+      </w:r>
+      <w:r>
+        <w:rPr>
+          <w:lang w:val="en-US"/>
+        </w:rPr>
+        <w:t xml:space="preserve">. Same logic – </w:t>
+      </w:r>
+      <w:r>
+        <w:rPr>
+          <w:lang w:val="en-US"/>
+        </w:rPr>
+        <w:t xml:space="preserve">geNomad wants an input file, a place to put the output and a database. Pretty much exactly like bakta. Simply </w:t>
+      </w:r>
+      <w:r>
+        <w:rPr>
+          <w:lang w:val="en-US"/>
+        </w:rPr>
+        <w:t>loop over</w:t>
+      </w:r>
+      <w:r>
+        <w:rPr>
+          <w:lang w:val="en-US"/>
+        </w:rPr>
+        <w:t xml:space="preserve"> the</w:t>
+      </w:r>
+      <w:r>
+        <w:rPr>
+          <w:lang w:val="en-US"/>
+        </w:rPr>
+        <w:t xml:space="preserve"> </w:t>
+      </w:r>
+      <w:r>
+        <w:rPr>
+          <w:lang w:val="en-US"/>
+        </w:rPr>
+        <w:t>.fna</w:t>
+      </w:r>
+      <w:r>
+        <w:rPr>
+          <w:lang w:val="en-US"/>
+        </w:rPr>
+        <w:t xml:space="preserve"> files and place the output </w:t>
+      </w:r>
+      <w:r>
+        <w:rPr>
+          <w:lang w:val="en-US"/>
+        </w:rPr>
+        <w:t xml:space="preserve">in </w:t>
+      </w:r>
+      <w:r>
+        <w:rPr>
+          <w:lang w:val="en-US"/>
+        </w:rPr>
+        <w:t>your ‘phage’ folder</w:t>
+      </w:r>
+      <w:r>
+        <w:rPr>
+          <w:lang w:val="en-US"/>
+        </w:rPr>
+        <w:t>.</w:t>
+      </w:r>
+      <w:r>
+        <w:rPr>
+          <w:lang w:val="en-US"/>
+        </w:rPr>
+        <w:t xml:space="preserve"> </w:t>
+      </w:r>
+    </w:p>
+    <w:p>
+      <w:pPr>
+        <w:pStyle w:val="ListParagraph"/>
+        <w:numPr>
+          <w:ilvl w:val="0"/>
+          <w:numId w:val="7"/>
+        </w:numPr>
+        <w:spacing w:line="360" w:lineRule="auto"/>
+        <w:rPr>
+          <w:lang w:val="en-US"/>
+        </w:rPr>
+      </w:pPr>
+      <w:r>
+        <w:rPr>
+          <w:lang w:val="en-US"/>
+        </w:rPr>
+        <w:t xml:space="preserve">A nice online tool with great visualization is </w:t>
+      </w:r>
+      <w:hyperlink r:id="rId8" w:history="1">
+        <w:r>
+          <w:rPr>
+            <w:rStyle w:val="Hyperlink"/>
+            <w:lang w:val="en-US"/>
+          </w:rPr>
+          <w:t>https://phastest.ca/</w:t>
+        </w:r>
+      </w:hyperlink>
+      <w:r>
+        <w:rPr>
+          <w:lang w:val="en-US"/>
+        </w:rPr>
+        <w:t xml:space="preserve"> - see if you get the same results as with geNomad on a couple of your genomes.</w:t>
+      </w:r>
+    </w:p>
+    <w:p>
+      <w:pPr>
+        <w:spacing w:line="360" w:lineRule="auto"/>
+        <w:rPr>
+          <w:lang w:val="en-US"/>
+        </w:rPr>
+      </w:pPr>
+    </w:p>
+    <w:p>
+      <w:pPr>
+        <w:spacing w:line="360" w:lineRule="auto"/>
+        <w:rPr>
+          <w:b/>
+          <w:bCs/>
+          <w:color w:val="FF0000"/>
+          <w:lang w:val="en-US"/>
+        </w:rPr>
+      </w:pPr>
+      <w:r>
+        <w:rPr>
+          <w:b/>
+          <w:bCs/>
+          <w:color w:val="FF0000"/>
+          <w:lang w:val="en-US"/>
+        </w:rPr>
         <w:t xml:space="preserve">? </w:t>
       </w:r>
       <w:r>
@@ -7778,19 +6943,11 @@
         </w:rPr>
         <w:t xml:space="preserve"> </w:t>
       </w:r>
-      <w:proofErr w:type="spellStart"/>
-      <w:r>
-        <w:rPr>
-          <w:lang w:val="en-US"/>
-        </w:rPr>
-        <w:t>antiSMASH</w:t>
-      </w:r>
-      <w:proofErr w:type="spellEnd"/>
-      <w:r>
-        <w:rPr>
-          <w:lang w:val="en-US"/>
-        </w:rPr>
-        <w:t xml:space="preserve"> algorithm on our gen</w:t>
+      <w:r>
+        <w:rPr>
+          <w:lang w:val="en-US"/>
+        </w:rPr>
+        <w:t>antiSMASH algorithm on our gen</w:t>
       </w:r>
       <w:r>
         <w:rPr>
@@ -7833,43 +6990,7 @@
         <w:rPr>
           <w:lang w:val="en-US"/>
         </w:rPr>
-        <w:t xml:space="preserve">Once again, installation </w:t>
-      </w:r>
-      <w:r>
-        <w:rPr>
-          <w:lang w:val="en-US"/>
-        </w:rPr>
-        <w:t xml:space="preserve">might </w:t>
-      </w:r>
-      <w:r>
-        <w:rPr>
-          <w:lang w:val="en-US"/>
-        </w:rPr>
-        <w:t xml:space="preserve">prove tricky, and the online guide </w:t>
-      </w:r>
-      <w:r>
-        <w:rPr>
-          <w:lang w:val="en-US"/>
-        </w:rPr>
-        <w:t>may be</w:t>
-      </w:r>
-      <w:r>
-        <w:rPr>
-          <w:lang w:val="en-US"/>
-        </w:rPr>
-        <w:t xml:space="preserve"> outdated. </w:t>
-      </w:r>
-      <w:r>
-        <w:rPr>
-          <w:lang w:val="en-US"/>
-        </w:rPr>
-        <w:t xml:space="preserve">Follow this installation code exactly </w:t>
-      </w:r>
-      <w:r>
-        <w:rPr>
-          <w:lang w:val="en-US"/>
-        </w:rPr>
-        <w:t>(which might take a while)</w:t>
+        <w:t>The maintainer, Tillman Weber, got tired of how wonky the software had become, so he hired an actual software engineer (Simon) to fix it – as a result, antismash is much easier to install and run these days. The installation guide expects some default repositories, so we will simply use this  command instead</w:t>
       </w:r>
       <w:r>
         <w:rPr>
@@ -7887,34 +7008,14 @@
           <w:lang w:val="en-US"/>
         </w:rPr>
       </w:pPr>
-      <w:proofErr w:type="spellStart"/>
-      <w:r>
-        <w:rPr>
-          <w:b/>
-          <w:bCs/>
-          <w:lang w:val="en-US"/>
-        </w:rPr>
-        <w:t>conda</w:t>
-      </w:r>
-      <w:proofErr w:type="spellEnd"/>
-      <w:r>
-        <w:rPr>
-          <w:b/>
-          <w:bCs/>
-          <w:lang w:val="en-US"/>
-        </w:rPr>
-        <w:t xml:space="preserve"> create -n </w:t>
-      </w:r>
-      <w:proofErr w:type="spellStart"/>
-      <w:r>
-        <w:rPr>
-          <w:b/>
-          <w:bCs/>
-          <w:lang w:val="en-US"/>
-        </w:rPr>
-        <w:t>antismash</w:t>
-      </w:r>
-      <w:proofErr w:type="spellEnd"/>
+      <w:r>
+        <w:rPr>
+          <w:b/>
+          <w:bCs/>
+          <w:lang w:val="en-US"/>
+        </w:rPr>
+        <w:t>conda create -n antismash -c bioconda -c conda-forge  antismash</w:t>
+      </w:r>
       <w:r>
         <w:rPr>
           <w:b/>
@@ -7926,150 +7027,45 @@
     </w:p>
     <w:p>
       <w:pPr>
-        <w:spacing w:line="360" w:lineRule="auto"/>
-        <w:rPr>
-          <w:b/>
-          <w:bCs/>
-          <w:lang w:val="en-US"/>
-        </w:rPr>
-      </w:pPr>
-      <w:proofErr w:type="spellStart"/>
-      <w:r>
-        <w:rPr>
-          <w:b/>
-          <w:bCs/>
-          <w:lang w:val="en-US"/>
-        </w:rPr>
-        <w:t>conda</w:t>
-      </w:r>
-      <w:proofErr w:type="spellEnd"/>
-      <w:r>
-        <w:rPr>
-          <w:b/>
-          <w:bCs/>
-          <w:lang w:val="en-US"/>
-        </w:rPr>
-        <w:t xml:space="preserve"> activate </w:t>
-      </w:r>
-      <w:proofErr w:type="spellStart"/>
-      <w:r>
-        <w:rPr>
-          <w:b/>
-          <w:bCs/>
-          <w:lang w:val="en-US"/>
-        </w:rPr>
-        <w:t>antismash</w:t>
-      </w:r>
-      <w:proofErr w:type="spellEnd"/>
-    </w:p>
-    <w:p>
-      <w:pPr>
-        <w:spacing w:line="360" w:lineRule="auto"/>
-        <w:rPr>
-          <w:b/>
-          <w:bCs/>
-          <w:lang w:val="en-US"/>
-        </w:rPr>
-      </w:pPr>
-      <w:proofErr w:type="spellStart"/>
-      <w:r>
-        <w:rPr>
-          <w:b/>
-          <w:bCs/>
-          <w:lang w:val="en-US"/>
-        </w:rPr>
-        <w:t>conda</w:t>
-      </w:r>
-      <w:proofErr w:type="spellEnd"/>
-      <w:r>
-        <w:rPr>
-          <w:b/>
-          <w:bCs/>
-          <w:lang w:val="en-US"/>
-        </w:rPr>
-        <w:t xml:space="preserve"> install -c </w:t>
-      </w:r>
-      <w:proofErr w:type="spellStart"/>
-      <w:r>
-        <w:rPr>
-          <w:b/>
-          <w:bCs/>
-          <w:lang w:val="en-US"/>
-        </w:rPr>
-        <w:t>bioconda</w:t>
-      </w:r>
-      <w:proofErr w:type="spellEnd"/>
-      <w:r>
-        <w:rPr>
-          <w:b/>
-          <w:bCs/>
-          <w:lang w:val="en-US"/>
-        </w:rPr>
-        <w:t xml:space="preserve"> -c </w:t>
-      </w:r>
-      <w:proofErr w:type="spellStart"/>
-      <w:r>
-        <w:rPr>
-          <w:b/>
-          <w:bCs/>
-          <w:lang w:val="en-US"/>
-        </w:rPr>
-        <w:t>conda</w:t>
-      </w:r>
-      <w:proofErr w:type="spellEnd"/>
-      <w:r>
-        <w:rPr>
-          <w:b/>
-          <w:bCs/>
-          <w:lang w:val="en-US"/>
-        </w:rPr>
-        <w:t xml:space="preserve">-forge </w:t>
-      </w:r>
-      <w:proofErr w:type="spellStart"/>
-      <w:r>
-        <w:rPr>
-          <w:b/>
-          <w:bCs/>
-          <w:lang w:val="en-US"/>
-        </w:rPr>
-        <w:t>antismash</w:t>
-      </w:r>
-      <w:proofErr w:type="spellEnd"/>
-    </w:p>
-    <w:p>
-      <w:pPr>
-        <w:spacing w:line="360" w:lineRule="auto"/>
-        <w:rPr>
-          <w:b/>
-          <w:bCs/>
-          <w:lang w:val="en-US"/>
-        </w:rPr>
-      </w:pPr>
-      <w:r>
-        <w:rPr>
-          <w:b/>
-          <w:bCs/>
-          <w:lang w:val="en-US"/>
-        </w:rPr>
-        <w:t>download-</w:t>
-      </w:r>
-      <w:proofErr w:type="spellStart"/>
-      <w:r>
-        <w:rPr>
-          <w:b/>
-          <w:bCs/>
-          <w:lang w:val="en-US"/>
-        </w:rPr>
-        <w:t>antismash</w:t>
-      </w:r>
-      <w:proofErr w:type="spellEnd"/>
-      <w:r>
-        <w:rPr>
-          <w:b/>
-          <w:bCs/>
-          <w:lang w:val="en-US"/>
-        </w:rPr>
-        <w:t>-databases</w:t>
+        <w:pStyle w:val="ListParagraph"/>
+        <w:numPr>
+          <w:ilvl w:val="0"/>
+          <w:numId w:val="10"/>
+        </w:numPr>
+        <w:spacing w:line="360" w:lineRule="auto"/>
+        <w:rPr>
+          <w:lang w:val="en-US"/>
+        </w:rPr>
+      </w:pPr>
+      <w:r>
+        <w:rPr>
+          <w:lang w:val="en-US"/>
+        </w:rPr>
+        <w:t>Next, we activate the environment (you know how) and then install yet another database. These guys are sophisticated enough to not bother you with installation paths, which antismash will work out on its own. If you are curious, it is located in the miniconda-folder.</w:t>
+      </w:r>
+      <w:r>
+        <w:rPr>
+          <w:lang w:val="en-US"/>
+        </w:rPr>
+        <w:t xml:space="preserve"> Simply run:</w:t>
+      </w:r>
+    </w:p>
+    <w:p>
+      <w:pPr>
+        <w:spacing w:line="360" w:lineRule="auto"/>
+        <w:rPr>
+          <w:b/>
+          <w:bCs/>
+          <w:lang w:val="en-US"/>
+        </w:rPr>
+      </w:pPr>
+      <w:r>
+        <w:rPr>
+          <w:b/>
+          <w:bCs/>
+          <w:lang w:val="en-US"/>
+        </w:rPr>
+        <w:t>download-antismash-databases</w:t>
       </w:r>
     </w:p>
     <w:p>
@@ -8087,6 +7083,16 @@
     </w:p>
     <w:p>
       <w:pPr>
+        <w:spacing w:line="360" w:lineRule="auto"/>
+        <w:rPr>
+          <w:b/>
+          <w:shd w:val="clear" w:color="auto" w:fill="F8F8F8"/>
+          <w:lang w:val="en-US"/>
+        </w:rPr>
+      </w:pPr>
+    </w:p>
+    <w:p>
+      <w:pPr>
         <w:pStyle w:val="ListParagraph"/>
         <w:numPr>
           <w:ilvl w:val="0"/>
@@ -8101,94 +7107,8 @@
         <w:rPr>
           <w:lang w:val="en-US"/>
         </w:rPr>
-        <w:t>R</w:t>
-      </w:r>
-      <w:r>
-        <w:rPr>
-          <w:lang w:val="en-US"/>
-        </w:rPr>
-        <w:t xml:space="preserve">unning </w:t>
-      </w:r>
-      <w:proofErr w:type="spellStart"/>
-      <w:r>
-        <w:rPr>
-          <w:lang w:val="en-US"/>
-        </w:rPr>
-        <w:t>antismash</w:t>
-      </w:r>
-      <w:proofErr w:type="spellEnd"/>
-      <w:r>
-        <w:rPr>
-          <w:lang w:val="en-US"/>
-        </w:rPr>
-        <w:t xml:space="preserve"> is </w:t>
-      </w:r>
-      <w:r>
-        <w:rPr>
-          <w:lang w:val="en-US"/>
-        </w:rPr>
-        <w:t xml:space="preserve">however </w:t>
-      </w:r>
-      <w:r>
-        <w:rPr>
-          <w:lang w:val="en-US"/>
-        </w:rPr>
-        <w:t>easy enough:</w:t>
-      </w:r>
-    </w:p>
-    <w:p>
-      <w:pPr>
-        <w:spacing w:line="360" w:lineRule="auto"/>
-        <w:rPr>
-          <w:b/>
-          <w:shd w:val="clear" w:color="auto" w:fill="F8F8F8"/>
-          <w:lang w:val="en-US"/>
-        </w:rPr>
-      </w:pPr>
-      <w:proofErr w:type="spellStart"/>
-      <w:r>
-        <w:rPr>
-          <w:b/>
-          <w:shd w:val="clear" w:color="auto" w:fill="F8F8F8"/>
-          <w:lang w:val="en-US"/>
-        </w:rPr>
-        <w:t>antismash</w:t>
-      </w:r>
-      <w:proofErr w:type="spellEnd"/>
-      <w:r>
-        <w:rPr>
-          <w:b/>
-          <w:shd w:val="clear" w:color="auto" w:fill="F8F8F8"/>
-          <w:lang w:val="en-US"/>
-        </w:rPr>
-        <w:t xml:space="preserve"> GB</w:t>
-      </w:r>
-      <w:r>
-        <w:rPr>
-          <w:b/>
-          <w:shd w:val="clear" w:color="auto" w:fill="F8F8F8"/>
-          <w:lang w:val="en-US"/>
-        </w:rPr>
-        <w:t>FF</w:t>
-      </w:r>
-      <w:r>
-        <w:rPr>
-          <w:b/>
-          <w:shd w:val="clear" w:color="auto" w:fill="F8F8F8"/>
-          <w:lang w:val="en-US"/>
-        </w:rPr>
-        <w:t>_FILE</w:t>
-      </w:r>
-    </w:p>
-    <w:p>
-      <w:pPr>
-        <w:spacing w:line="360" w:lineRule="auto"/>
-        <w:rPr>
-          <w:b/>
-          <w:shd w:val="clear" w:color="auto" w:fill="F8F8F8"/>
-          <w:lang w:val="en-US"/>
-        </w:rPr>
-      </w:pPr>
+        <w:t xml:space="preserve">In contrast to the previous programs, antismash expects a genbank file, i.e. a file with the ending ‘gbff’. This file format contains all the proteins and their annotations from a genome, and while its hard to read for humans, its great for computers. Luckily, we generated these files when we annotated our genomes yesterday. </w:t>
+      </w:r>
     </w:p>
     <w:p>
       <w:pPr>
@@ -8206,79 +7126,7 @@
         <w:rPr>
           <w:lang w:val="en-US"/>
         </w:rPr>
-        <w:t xml:space="preserve">Once again, ask </w:t>
-      </w:r>
-      <w:proofErr w:type="spellStart"/>
-      <w:r>
-        <w:rPr>
-          <w:lang w:val="en-US"/>
-        </w:rPr>
-        <w:t>antiSMASH</w:t>
-      </w:r>
-      <w:proofErr w:type="spellEnd"/>
-      <w:r>
-        <w:rPr>
-          <w:lang w:val="en-US"/>
-        </w:rPr>
-        <w:t xml:space="preserve"> how I would like to be run and then write a nice loop that can do it.</w:t>
-      </w:r>
-      <w:r>
-        <w:rPr>
-          <w:lang w:val="en-US"/>
-        </w:rPr>
-        <w:t xml:space="preserve"> Be aware that </w:t>
-      </w:r>
-      <w:proofErr w:type="spellStart"/>
-      <w:r>
-        <w:rPr>
-          <w:lang w:val="en-US"/>
-        </w:rPr>
-        <w:t>antiSMASH</w:t>
-      </w:r>
-      <w:proofErr w:type="spellEnd"/>
-      <w:r>
-        <w:rPr>
-          <w:lang w:val="en-US"/>
-        </w:rPr>
-        <w:t xml:space="preserve"> will use all your cores</w:t>
-      </w:r>
-      <w:r>
-        <w:rPr>
-          <w:lang w:val="en-US"/>
-        </w:rPr>
-        <w:t xml:space="preserve"> by default</w:t>
-      </w:r>
-      <w:r>
-        <w:rPr>
-          <w:lang w:val="en-US"/>
-        </w:rPr>
-        <w:t>, so make sure to handle that appropriately.</w:t>
-      </w:r>
-      <w:r>
-        <w:rPr>
-          <w:lang w:val="en-US"/>
-        </w:rPr>
-        <w:t xml:space="preserve"> Also be aware that </w:t>
-      </w:r>
-      <w:proofErr w:type="spellStart"/>
-      <w:r>
-        <w:rPr>
-          <w:lang w:val="en-US"/>
-        </w:rPr>
-        <w:t>antiSMASH</w:t>
-      </w:r>
-      <w:proofErr w:type="spellEnd"/>
-      <w:r>
-        <w:rPr>
-          <w:lang w:val="en-US"/>
-        </w:rPr>
-        <w:t xml:space="preserve"> </w:t>
-      </w:r>
-      <w:r>
-        <w:rPr>
-          <w:lang w:val="en-US"/>
-        </w:rPr>
-        <w:t>outputs a folder named by the input file unless you tell it otherwise.</w:t>
+        <w:t>According to our rules for data hygiene, make a folder for your antismash output and run one of the genomes. Ask it for help, and note how to specify the output folder, the number of CPUs it uses and also the names of the files it puts in the folder.</w:t>
       </w:r>
     </w:p>
     <w:p>
@@ -8293,107 +7141,12 @@
           <w:lang w:val="en-US"/>
         </w:rPr>
       </w:pPr>
-      <w:proofErr w:type="spellStart"/>
-      <w:r>
-        <w:rPr>
-          <w:lang w:val="en-US"/>
-        </w:rPr>
-        <w:t>AntiSMASH</w:t>
-      </w:r>
-      <w:proofErr w:type="spellEnd"/>
-      <w:r>
-        <w:rPr>
-          <w:lang w:val="en-US"/>
-        </w:rPr>
-        <w:t xml:space="preserve"> gives a bunch of outputs which are a little difficult to parse automatically.</w:t>
-      </w:r>
-      <w:r>
-        <w:rPr>
-          <w:lang w:val="en-US"/>
-        </w:rPr>
-        <w:t xml:space="preserve"> If you are comfortable with databases, the .</w:t>
-      </w:r>
-      <w:proofErr w:type="spellStart"/>
-      <w:r>
-        <w:rPr>
-          <w:lang w:val="en-US"/>
-        </w:rPr>
-        <w:t>json</w:t>
-      </w:r>
-      <w:proofErr w:type="spellEnd"/>
-      <w:r>
-        <w:rPr>
-          <w:lang w:val="en-US"/>
-        </w:rPr>
-        <w:t xml:space="preserve"> files contains the most information. For the rest of us, we can rely on the .html-files, which can be visualized in a standard browser. Navigate to the </w:t>
-      </w:r>
-      <w:proofErr w:type="spellStart"/>
-      <w:r>
-        <w:rPr>
-          <w:lang w:val="en-US"/>
-        </w:rPr>
-        <w:t>antiSMASH</w:t>
-      </w:r>
-      <w:proofErr w:type="spellEnd"/>
-      <w:r>
-        <w:rPr>
-          <w:lang w:val="en-US"/>
-        </w:rPr>
-        <w:t xml:space="preserve"> output-folder and use </w:t>
-      </w:r>
-      <w:r>
-        <w:rPr>
-          <w:lang w:val="en-US"/>
-        </w:rPr>
-        <w:t xml:space="preserve">the following command to open the folder in windows and then simply inspect the html files in </w:t>
-      </w:r>
-      <w:r>
-        <w:rPr>
-          <w:lang w:val="en-US"/>
-        </w:rPr>
-        <w:t>your browser of choice</w:t>
-      </w:r>
-      <w:r>
-        <w:rPr>
-          <w:lang w:val="en-US"/>
-        </w:rPr>
-        <w:t>:</w:t>
-      </w:r>
-    </w:p>
-    <w:p>
-      <w:pPr>
-        <w:spacing w:line="360" w:lineRule="auto"/>
-        <w:rPr>
-          <w:b/>
-          <w:bCs/>
-          <w:lang w:val="en-US"/>
-        </w:rPr>
-      </w:pPr>
-      <w:r>
-        <w:rPr>
-          <w:b/>
-          <w:bCs/>
-          <w:lang w:val="en-US"/>
-        </w:rPr>
-        <w:lastRenderedPageBreak/>
-        <w:t>explorer</w:t>
-      </w:r>
-      <w:r>
-        <w:rPr>
-          <w:b/>
-          <w:bCs/>
-          <w:lang w:val="en-US"/>
-        </w:rPr>
-        <w:t xml:space="preserve">.exe . </w:t>
-      </w:r>
-    </w:p>
-    <w:p>
-      <w:pPr>
-        <w:spacing w:line="360" w:lineRule="auto"/>
-        <w:rPr>
-          <w:lang w:val="en-US"/>
-        </w:rPr>
-      </w:pPr>
+      <w:r>
+        <w:rPr>
+          <w:lang w:val="en-US"/>
+        </w:rPr>
+        <w:t>Next, we use a loop to analyze all of our genomes. The fundamental approach is the same, but with two important distinctions: antismash wants .gbff files instead of .fna files, and these are found within each folder in our annotation folder. This means that we cannot simply point our loop to the ‘genomes’ folder as we did before.</w:t>
+      </w:r>
     </w:p>
     <w:p>
       <w:pPr>
@@ -8411,6 +7164,318 @@
         <w:rPr>
           <w:lang w:val="en-US"/>
         </w:rPr>
+        <w:t>Instead, we will use the ‘find’ command</w:t>
+      </w:r>
+      <w:r>
+        <w:rPr>
+          <w:lang w:val="en-US"/>
+        </w:rPr>
+        <w:t xml:space="preserve">, which simply finds files according to a search criteria. </w:t>
+      </w:r>
+    </w:p>
+    <w:p>
+      <w:pPr>
+        <w:pStyle w:val="ListParagraph"/>
+        <w:numPr>
+          <w:ilvl w:val="1"/>
+          <w:numId w:val="10"/>
+        </w:numPr>
+        <w:spacing w:line="360" w:lineRule="auto"/>
+        <w:rPr>
+          <w:lang w:val="en-US"/>
+        </w:rPr>
+      </w:pPr>
+      <w:r>
+        <w:rPr>
+          <w:lang w:val="en-US"/>
+        </w:rPr>
+        <w:t xml:space="preserve">Try running this command: </w:t>
+      </w:r>
+      <w:r>
+        <w:rPr>
+          <w:b/>
+          <w:bCs/>
+          <w:lang w:val="en-US"/>
+        </w:rPr>
+        <w:t>find . -name '*gbff'</w:t>
+      </w:r>
+      <w:r>
+        <w:rPr>
+          <w:b/>
+          <w:bCs/>
+          <w:lang w:val="en-US"/>
+        </w:rPr>
+        <w:t xml:space="preserve"> . </w:t>
+      </w:r>
+      <w:r>
+        <w:rPr>
+          <w:lang w:val="en-US"/>
+        </w:rPr>
+        <w:t>Here, find is the command, the ’.’ means search here (and in any folder here), -name specifies to search by filename and the * in ‘*gbff’ means any letters in a name that ends in ‘gbff’. The output should be a list of addresses to your gbff files.</w:t>
+      </w:r>
+    </w:p>
+    <w:p>
+      <w:pPr>
+        <w:pStyle w:val="ListParagraph"/>
+        <w:numPr>
+          <w:ilvl w:val="1"/>
+          <w:numId w:val="10"/>
+        </w:numPr>
+        <w:spacing w:line="360" w:lineRule="auto"/>
+        <w:rPr>
+          <w:lang w:val="en-US"/>
+        </w:rPr>
+      </w:pPr>
+      <w:r>
+        <w:rPr>
+          <w:lang w:val="en-US"/>
+        </w:rPr>
+        <w:t xml:space="preserve">Have a look at the loop you previously used and recall that we used ‘for i in </w:t>
+      </w:r>
+      <w:r>
+        <w:rPr>
+          <w:b/>
+          <w:lang w:val="en-US"/>
+        </w:rPr>
+        <w:t>genomes/*</w:t>
+      </w:r>
+      <w:r>
+        <w:rPr>
+          <w:b/>
+          <w:lang w:val="en-US"/>
+        </w:rPr>
+        <w:t xml:space="preserve">’ </w:t>
+      </w:r>
+      <w:r>
+        <w:rPr>
+          <w:bCs/>
+          <w:lang w:val="en-US"/>
+        </w:rPr>
+        <w:t>to start the loop and that ‘</w:t>
+      </w:r>
+      <w:r>
+        <w:rPr>
+          <w:b/>
+          <w:lang w:val="en-US"/>
+        </w:rPr>
+        <w:t>genomes/*</w:t>
+      </w:r>
+      <w:r>
+        <w:rPr>
+          <w:b/>
+          <w:lang w:val="en-US"/>
+        </w:rPr>
+        <w:t>’</w:t>
+      </w:r>
+      <w:r>
+        <w:rPr>
+          <w:bCs/>
+          <w:lang w:val="en-US"/>
+        </w:rPr>
+        <w:t xml:space="preserve"> part was to make the list to loop over. Now, we will simply exchange this part with our new find command and let this provide the list.</w:t>
+      </w:r>
+    </w:p>
+    <w:p>
+      <w:pPr>
+        <w:pStyle w:val="ListParagraph"/>
+        <w:numPr>
+          <w:ilvl w:val="1"/>
+          <w:numId w:val="10"/>
+        </w:numPr>
+        <w:spacing w:line="360" w:lineRule="auto"/>
+        <w:rPr>
+          <w:lang w:val="en-US"/>
+        </w:rPr>
+      </w:pPr>
+      <w:r>
+        <w:rPr>
+          <w:bCs/>
+          <w:lang w:val="en-US"/>
+        </w:rPr>
+        <w:t xml:space="preserve">This takes a bit of bash-trickery, namely that we have to capture the output of the find command in a vector, but this is easy enough: wrap it up in a parenthesis and put a dollar sign in front. </w:t>
+      </w:r>
+    </w:p>
+    <w:p>
+      <w:pPr>
+        <w:pStyle w:val="ListParagraph"/>
+        <w:numPr>
+          <w:ilvl w:val="1"/>
+          <w:numId w:val="10"/>
+        </w:numPr>
+        <w:spacing w:line="360" w:lineRule="auto"/>
+        <w:rPr>
+          <w:lang w:val="en-US"/>
+        </w:rPr>
+      </w:pPr>
+      <w:r>
+        <w:rPr>
+          <w:bCs/>
+          <w:lang w:val="en-US"/>
+        </w:rPr>
+        <w:t xml:space="preserve">In summary, </w:t>
+      </w:r>
+      <w:r>
+        <w:rPr>
+          <w:lang w:val="en-US"/>
+        </w:rPr>
+        <w:t>“</w:t>
+      </w:r>
+      <w:r>
+        <w:rPr>
+          <w:lang w:val="en-US"/>
+        </w:rPr>
+        <w:t xml:space="preserve">for i in </w:t>
+      </w:r>
+      <w:r>
+        <w:rPr>
+          <w:b/>
+          <w:lang w:val="en-US"/>
+        </w:rPr>
+        <w:t>genomes/*</w:t>
+      </w:r>
+      <w:r>
+        <w:rPr>
+          <w:bCs/>
+          <w:lang w:val="en-US"/>
+        </w:rPr>
+        <w:t xml:space="preserve">” is now “ for i in </w:t>
+      </w:r>
+      <w:r>
+        <w:rPr>
+          <w:b/>
+          <w:bCs/>
+          <w:lang w:val="en-US"/>
+        </w:rPr>
+        <w:t>find . -name '*gbff'</w:t>
+      </w:r>
+      <w:r>
+        <w:rPr>
+          <w:b/>
+          <w:bCs/>
+          <w:lang w:val="en-US"/>
+        </w:rPr>
+        <w:t xml:space="preserve"> “</w:t>
+      </w:r>
+    </w:p>
+    <w:p>
+      <w:pPr>
+        <w:pStyle w:val="ListParagraph"/>
+        <w:numPr>
+          <w:ilvl w:val="1"/>
+          <w:numId w:val="10"/>
+        </w:numPr>
+        <w:spacing w:line="360" w:lineRule="auto"/>
+        <w:rPr>
+          <w:lang w:val="en-US"/>
+        </w:rPr>
+      </w:pPr>
+      <w:r>
+        <w:rPr>
+          <w:lang w:val="en-US"/>
+        </w:rPr>
+        <w:t>Manipulation of $i and $j is the same as before, just remember to adjust the basename command to the new ending (fna vs gbff).</w:t>
+      </w:r>
+    </w:p>
+    <w:p>
+      <w:pPr>
+        <w:pStyle w:val="ListParagraph"/>
+        <w:numPr>
+          <w:ilvl w:val="0"/>
+          <w:numId w:val="10"/>
+        </w:numPr>
+        <w:spacing w:line="360" w:lineRule="auto"/>
+        <w:rPr>
+          <w:lang w:val="en-US"/>
+        </w:rPr>
+      </w:pPr>
+      <w:r>
+        <w:rPr>
+          <w:lang w:val="en-US"/>
+        </w:rPr>
+        <w:t>AntiSMASH</w:t>
+      </w:r>
+      <w:r>
+        <w:rPr>
+          <w:lang w:val="en-US"/>
+        </w:rPr>
+        <w:t xml:space="preserve"> gives a bunch of outputs which are a little difficult to parse automatically.</w:t>
+      </w:r>
+      <w:r>
+        <w:rPr>
+          <w:lang w:val="en-US"/>
+        </w:rPr>
+        <w:t xml:space="preserve"> If you are comfortable with databases, the .json files contains the most information. For the rest of us, we can rely on the .html-files, which can be visualized in a standard browser. Navigate to the antiSMASH output-folder and use </w:t>
+      </w:r>
+      <w:r>
+        <w:rPr>
+          <w:lang w:val="en-US"/>
+        </w:rPr>
+        <w:t xml:space="preserve">the following command to open the folder in windows and then simply inspect the html files in </w:t>
+      </w:r>
+      <w:r>
+        <w:rPr>
+          <w:lang w:val="en-US"/>
+        </w:rPr>
+        <w:t>your browser of choice</w:t>
+      </w:r>
+      <w:r>
+        <w:rPr>
+          <w:lang w:val="en-US"/>
+        </w:rPr>
+        <w:t>:</w:t>
+      </w:r>
+    </w:p>
+    <w:p>
+      <w:pPr>
+        <w:spacing w:line="360" w:lineRule="auto"/>
+        <w:rPr>
+          <w:b/>
+          <w:bCs/>
+          <w:lang w:val="en-US"/>
+        </w:rPr>
+      </w:pPr>
+      <w:r>
+        <w:rPr>
+          <w:b/>
+          <w:bCs/>
+          <w:lang w:val="en-US"/>
+        </w:rPr>
+        <w:t>explorer</w:t>
+      </w:r>
+      <w:r>
+        <w:rPr>
+          <w:b/>
+          <w:bCs/>
+          <w:lang w:val="en-US"/>
+        </w:rPr>
+        <w:t xml:space="preserve">.exe . </w:t>
+      </w:r>
+    </w:p>
+    <w:p>
+      <w:pPr>
+        <w:spacing w:line="360" w:lineRule="auto"/>
+        <w:rPr>
+          <w:lang w:val="en-US"/>
+        </w:rPr>
+      </w:pPr>
+    </w:p>
+    <w:p>
+      <w:pPr>
+        <w:pStyle w:val="ListParagraph"/>
+        <w:numPr>
+          <w:ilvl w:val="0"/>
+          <w:numId w:val="10"/>
+        </w:numPr>
+        <w:spacing w:line="360" w:lineRule="auto"/>
+        <w:rPr>
+          <w:lang w:val="en-US"/>
+        </w:rPr>
+      </w:pPr>
+      <w:r>
+        <w:rPr>
+          <w:lang w:val="en-US"/>
+        </w:rPr>
+        <w:lastRenderedPageBreak/>
         <w:t xml:space="preserve"> Here, we </w:t>
       </w:r>
       <w:r>
@@ -8554,27 +7619,7 @@
           <w:color w:val="FF0000"/>
           <w:lang w:val="en-US"/>
         </w:rPr>
-        <w:t xml:space="preserve"> by running </w:t>
-      </w:r>
-      <w:proofErr w:type="spellStart"/>
-      <w:r>
-        <w:rPr>
-          <w:b/>
-          <w:bCs/>
-          <w:color w:val="FF0000"/>
-          <w:lang w:val="en-US"/>
-        </w:rPr>
-        <w:t>antismash</w:t>
-      </w:r>
-      <w:proofErr w:type="spellEnd"/>
-      <w:r>
-        <w:rPr>
-          <w:b/>
-          <w:bCs/>
-          <w:color w:val="FF0000"/>
-          <w:lang w:val="en-US"/>
-        </w:rPr>
-        <w:t xml:space="preserve"> on the phages you found</w:t>
+        <w:t xml:space="preserve"> by running antismash on the phages you found</w:t>
       </w:r>
       <w:r>
         <w:rPr>
@@ -8768,21 +7813,7 @@
         <w:rPr>
           <w:lang w:val="en-US"/>
         </w:rPr>
-        <w:t xml:space="preserve">. Notably, it doesn’t have a full </w:t>
-      </w:r>
-      <w:proofErr w:type="spellStart"/>
-      <w:r>
-        <w:rPr>
-          <w:lang w:val="en-US"/>
-        </w:rPr>
-        <w:t>conda</w:t>
-      </w:r>
-      <w:proofErr w:type="spellEnd"/>
-      <w:r>
-        <w:rPr>
-          <w:lang w:val="en-US"/>
-        </w:rPr>
-        <w:t xml:space="preserve"> </w:t>
+        <w:t xml:space="preserve">. Notably, it doesn’t have a full conda </w:t>
       </w:r>
       <w:r>
         <w:rPr>
@@ -8794,7 +7825,7 @@
         <w:rPr>
           <w:lang w:val="en-US"/>
         </w:rPr>
-        <w:t>:</w:t>
+        <w:t>. In essence we download the github repository, and then build a conda environment from that. We then finalize the install with another package manager called ‘pip’ – a rare instance of us not using conda.</w:t>
       </w:r>
     </w:p>
     <w:p>
@@ -8851,6 +7882,12 @@
         </w:rPr>
         <w:t xml:space="preserve"> and build the software from there.</w:t>
       </w:r>
+      <w:r>
+        <w:rPr>
+          <w:lang w:val="en-US"/>
+        </w:rPr>
+        <w:t xml:space="preserve"> Go to your home folder and do:</w:t>
+      </w:r>
     </w:p>
     <w:p>
       <w:pPr>
@@ -8874,7 +7911,7 @@
         </w:rPr>
         <w:t xml:space="preserve">git clone </w:t>
       </w:r>
-      <w:hyperlink r:id="rId8" w:history="1">
+      <w:hyperlink r:id="rId9" w:history="1">
         <w:r>
           <w:rPr>
             <w:rStyle w:val="Hyperlink"/>
@@ -8906,19 +7943,8 @@
           <w:bCs/>
           <w:lang w:val="en-US"/>
         </w:rPr>
-        <w:lastRenderedPageBreak/>
-        <w:t xml:space="preserve">cd </w:t>
-      </w:r>
-      <w:proofErr w:type="spellStart"/>
-      <w:r>
-        <w:rPr>
-          <w:b/>
-          <w:bCs/>
-          <w:lang w:val="en-US"/>
-        </w:rPr>
-        <w:t>panta</w:t>
-      </w:r>
-      <w:proofErr w:type="spellEnd"/>
+        <w:t>cd panta</w:t>
+      </w:r>
     </w:p>
     <w:p>
       <w:pPr>
@@ -8936,6 +7962,7 @@
         <w:rPr>
           <w:lang w:val="en-US"/>
         </w:rPr>
+        <w:lastRenderedPageBreak/>
         <w:t>Then we create the environment</w:t>
       </w:r>
       <w:r>
@@ -8951,6 +7978,20 @@
           <w:lang w:val="en-US"/>
         </w:rPr>
         <w:t>version of python to use</w:t>
+      </w:r>
+      <w:r>
+        <w:rPr>
+          <w:b/>
+          <w:bCs/>
+          <w:lang w:val="en-US"/>
+        </w:rPr>
+        <w:t>.</w:t>
+      </w:r>
+      <w:r>
+        <w:rPr>
+          <w:lang w:val="en-US"/>
+        </w:rPr>
+        <w:t xml:space="preserve"> Different versions of python is one of the key reasons we use separate environments for separate programs.</w:t>
       </w:r>
     </w:p>
     <w:p>
@@ -8967,59 +8008,13 @@
           <w:lang w:val="en-US"/>
         </w:rPr>
       </w:pPr>
-      <w:proofErr w:type="spellStart"/>
-      <w:r>
-        <w:rPr>
-          <w:b/>
-          <w:bCs/>
-          <w:lang w:val="en-US"/>
-        </w:rPr>
-        <w:t>conda</w:t>
-      </w:r>
-      <w:proofErr w:type="spellEnd"/>
-      <w:r>
-        <w:rPr>
-          <w:b/>
-          <w:bCs/>
-          <w:lang w:val="en-US"/>
-        </w:rPr>
-        <w:t xml:space="preserve"> create -y -c </w:t>
-      </w:r>
-      <w:proofErr w:type="spellStart"/>
-      <w:r>
-        <w:rPr>
-          <w:b/>
-          <w:bCs/>
-          <w:lang w:val="en-US"/>
-        </w:rPr>
-        <w:t>conda</w:t>
-      </w:r>
-      <w:proofErr w:type="spellEnd"/>
-      <w:r>
-        <w:rPr>
-          <w:b/>
-          <w:bCs/>
-          <w:lang w:val="en-US"/>
-        </w:rPr>
-        <w:t xml:space="preserve">-forge -c defaults --name </w:t>
-      </w:r>
-      <w:proofErr w:type="spellStart"/>
-      <w:r>
-        <w:rPr>
-          <w:b/>
-          <w:bCs/>
-          <w:lang w:val="en-US"/>
-        </w:rPr>
-        <w:t>panta</w:t>
-      </w:r>
-      <w:proofErr w:type="spellEnd"/>
-      <w:r>
-        <w:rPr>
-          <w:b/>
-          <w:bCs/>
-          <w:lang w:val="en-US"/>
-        </w:rPr>
-        <w:t xml:space="preserve"> python=3.10</w:t>
+      <w:r>
+        <w:rPr>
+          <w:b/>
+          <w:bCs/>
+          <w:lang w:val="en-US"/>
+        </w:rPr>
+        <w:t>conda create -y -c conda-forge -c defaults --name panta python=3.10</w:t>
       </w:r>
     </w:p>
     <w:p>
@@ -9036,34 +8031,14 @@
           <w:lang w:val="en-US"/>
         </w:rPr>
       </w:pPr>
-      <w:proofErr w:type="spellStart"/>
-      <w:r>
-        <w:rPr>
-          <w:b/>
-          <w:bCs/>
-          <w:lang w:val="en-US"/>
-        </w:rPr>
-        <w:t>conda</w:t>
-      </w:r>
-      <w:proofErr w:type="spellEnd"/>
-      <w:r>
-        <w:rPr>
-          <w:b/>
-          <w:bCs/>
-          <w:lang w:val="en-US"/>
-        </w:rPr>
-        <w:t xml:space="preserve"> activate </w:t>
-      </w:r>
-      <w:proofErr w:type="spellStart"/>
-      <w:r>
-        <w:rPr>
-          <w:b/>
-          <w:bCs/>
-          <w:lang w:val="en-US"/>
-        </w:rPr>
-        <w:t>panta</w:t>
-      </w:r>
-      <w:proofErr w:type="spellEnd"/>
+      <w:r>
+        <w:rPr>
+          <w:b/>
+          <w:bCs/>
+          <w:lang w:val="en-US"/>
+        </w:rPr>
+        <w:t>conda activate panta</w:t>
+      </w:r>
     </w:p>
     <w:p>
       <w:pPr>
@@ -9106,7 +8081,6 @@
           <w:lang w:val="en-US"/>
         </w:rPr>
       </w:pPr>
-      <w:proofErr w:type="spellStart"/>
       <w:r>
         <w:rPr>
           <w:b/>
@@ -9125,9 +8099,8 @@
           <w:szCs w:val="20"/>
           <w:lang w:val="en-US"/>
         </w:rPr>
-        <w:t>onda</w:t>
-      </w:r>
-      <w:proofErr w:type="spellEnd"/>
+        <w:t xml:space="preserve">onda </w:t>
+      </w:r>
       <w:r>
         <w:rPr>
           <w:b/>
@@ -9136,61 +8109,7 @@
           <w:szCs w:val="20"/>
           <w:lang w:val="en-US"/>
         </w:rPr>
-        <w:t xml:space="preserve"> </w:t>
-      </w:r>
-      <w:r>
-        <w:rPr>
-          <w:b/>
-          <w:bCs/>
-          <w:sz w:val="20"/>
-          <w:szCs w:val="20"/>
-          <w:lang w:val="en-US"/>
-        </w:rPr>
-        <w:t xml:space="preserve">install -y -c </w:t>
-      </w:r>
-      <w:proofErr w:type="spellStart"/>
-      <w:r>
-        <w:rPr>
-          <w:b/>
-          <w:bCs/>
-          <w:sz w:val="20"/>
-          <w:szCs w:val="20"/>
-          <w:lang w:val="en-US"/>
-        </w:rPr>
-        <w:t>conda</w:t>
-      </w:r>
-      <w:proofErr w:type="spellEnd"/>
-      <w:r>
-        <w:rPr>
-          <w:b/>
-          <w:bCs/>
-          <w:sz w:val="20"/>
-          <w:szCs w:val="20"/>
-          <w:lang w:val="en-US"/>
-        </w:rPr>
-        <w:t xml:space="preserve">-forge -c </w:t>
-      </w:r>
-      <w:proofErr w:type="spellStart"/>
-      <w:r>
-        <w:rPr>
-          <w:b/>
-          <w:bCs/>
-          <w:sz w:val="20"/>
-          <w:szCs w:val="20"/>
-          <w:lang w:val="en-US"/>
-        </w:rPr>
-        <w:t>bioconda</w:t>
-      </w:r>
-      <w:proofErr w:type="spellEnd"/>
-      <w:r>
-        <w:rPr>
-          <w:b/>
-          <w:bCs/>
-          <w:sz w:val="20"/>
-          <w:szCs w:val="20"/>
-          <w:lang w:val="en-US"/>
-        </w:rPr>
-        <w:t xml:space="preserve"> -c anaconda -c defaults  --file requirements.txt</w:t>
+        <w:t>install -y -c conda-forge -c bioconda -c anaconda -c defaults  --file requirements.txt</w:t>
       </w:r>
       <w:r>
         <w:rPr>
@@ -9390,6 +8309,15 @@
         </w:rPr>
         <w:t>’</w:t>
       </w:r>
+      <w:r>
+        <w:rPr>
+          <w:b/>
+          <w:bCs/>
+          <w:color w:val="FF0000"/>
+          <w:lang w:val="en-US"/>
+        </w:rPr>
+        <w:t>? You can look at it with cat.</w:t>
+      </w:r>
     </w:p>
     <w:p>
       <w:pPr>
@@ -9512,34 +8440,14 @@
           <w:lang w:val="en-US"/>
         </w:rPr>
       </w:pPr>
-      <w:proofErr w:type="spellStart"/>
-      <w:r>
-        <w:rPr>
-          <w:b/>
-          <w:bCs/>
-          <w:lang w:val="en-US"/>
-        </w:rPr>
-        <w:t>mkdir</w:t>
-      </w:r>
-      <w:proofErr w:type="spellEnd"/>
-      <w:r>
-        <w:rPr>
-          <w:b/>
-          <w:bCs/>
-          <w:lang w:val="en-US"/>
-        </w:rPr>
-        <w:t xml:space="preserve"> </w:t>
-      </w:r>
-      <w:proofErr w:type="spellStart"/>
-      <w:r>
-        <w:rPr>
-          <w:b/>
-          <w:bCs/>
-          <w:lang w:val="en-US"/>
-        </w:rPr>
-        <w:t>gff</w:t>
-      </w:r>
-      <w:proofErr w:type="spellEnd"/>
+      <w:r>
+        <w:rPr>
+          <w:b/>
+          <w:bCs/>
+          <w:lang w:val="en-US"/>
+        </w:rPr>
+        <w:t>mkdir gff</w:t>
+      </w:r>
     </w:p>
     <w:p>
       <w:pPr>
@@ -9581,21 +8489,7 @@
         <w:rPr>
           <w:lang w:val="en-US"/>
         </w:rPr>
-        <w:t xml:space="preserve">’ and copy them to the </w:t>
-      </w:r>
-      <w:proofErr w:type="spellStart"/>
-      <w:r>
-        <w:rPr>
-          <w:lang w:val="en-US"/>
-        </w:rPr>
-        <w:t>gff</w:t>
-      </w:r>
-      <w:proofErr w:type="spellEnd"/>
-      <w:r>
-        <w:rPr>
-          <w:lang w:val="en-US"/>
-        </w:rPr>
-        <w:t>-folder</w:t>
+        <w:t>’ and copy them to the gff-folder</w:t>
       </w:r>
     </w:p>
     <w:p>
@@ -9632,21 +8526,7 @@
         <w:rPr>
           <w:lang w:val="en-US"/>
         </w:rPr>
-        <w:t xml:space="preserve"> into our newly made ‘</w:t>
-      </w:r>
-      <w:proofErr w:type="spellStart"/>
-      <w:r>
-        <w:rPr>
-          <w:lang w:val="en-US"/>
-        </w:rPr>
-        <w:t>gff</w:t>
-      </w:r>
-      <w:proofErr w:type="spellEnd"/>
-      <w:r>
-        <w:rPr>
-          <w:lang w:val="en-US"/>
-        </w:rPr>
-        <w:t>/’-folder.</w:t>
+        <w:t xml:space="preserve"> into our newly made ‘gff/’-folder.</w:t>
       </w:r>
     </w:p>
     <w:p>
@@ -9691,25 +8571,7 @@
           <w:bCs/>
           <w:lang w:val="en-US"/>
         </w:rPr>
-        <w:t xml:space="preserve">" -exec cp {} </w:t>
-      </w:r>
-      <w:proofErr w:type="spellStart"/>
-      <w:r>
-        <w:rPr>
-          <w:b/>
-          <w:bCs/>
-          <w:lang w:val="en-US"/>
-        </w:rPr>
-        <w:t>gff</w:t>
-      </w:r>
-      <w:proofErr w:type="spellEnd"/>
-      <w:r>
-        <w:rPr>
-          <w:b/>
-          <w:bCs/>
-          <w:lang w:val="en-US"/>
-        </w:rPr>
-        <w:t>/ \;</w:t>
+        <w:t>" -exec cp {} gff/ \;</w:t>
       </w:r>
     </w:p>
     <w:p>
@@ -9728,16 +8590,8 @@
         <w:rPr>
           <w:lang w:val="en-US"/>
         </w:rPr>
-        <w:t xml:space="preserve">Finally, we run </w:t>
-      </w:r>
-      <w:proofErr w:type="spellStart"/>
-      <w:r>
-        <w:rPr>
-          <w:lang w:val="en-US"/>
-        </w:rPr>
-        <w:t>panta</w:t>
-      </w:r>
-      <w:proofErr w:type="spellEnd"/>
+        <w:t>Finally, we run panta</w:t>
+      </w:r>
     </w:p>
     <w:p>
       <w:pPr>
@@ -9761,35 +8615,13 @@
         <w:rPr>
           <w:lang w:val="en-US"/>
         </w:rPr>
-        <w:t xml:space="preserve">. In this case we run the ‘main’ routine of </w:t>
-      </w:r>
-      <w:proofErr w:type="spellStart"/>
-      <w:r>
-        <w:rPr>
-          <w:lang w:val="en-US"/>
-        </w:rPr>
-        <w:t>panta</w:t>
-      </w:r>
-      <w:proofErr w:type="spellEnd"/>
-      <w:r>
-        <w:rPr>
-          <w:lang w:val="en-US"/>
-        </w:rPr>
-        <w:t xml:space="preserve"> on a set of </w:t>
-      </w:r>
-      <w:proofErr w:type="spellStart"/>
-      <w:r>
-        <w:rPr>
-          <w:lang w:val="en-US"/>
-        </w:rPr>
-        <w:t>gff</w:t>
-      </w:r>
-      <w:proofErr w:type="spellEnd"/>
-      <w:r>
-        <w:rPr>
-          <w:lang w:val="en-US"/>
-        </w:rPr>
-        <w:t>-files</w:t>
+        <w:t>. In this case we run the ‘main’ routine of panta</w:t>
+      </w:r>
+      <w:r>
+        <w:rPr>
+          <w:lang w:val="en-US"/>
+        </w:rPr>
+        <w:t xml:space="preserve"> on a set of gff-files</w:t>
       </w:r>
       <w:r>
         <w:rPr>
@@ -9801,21 +8633,7 @@
         <w:rPr>
           <w:lang w:val="en-US"/>
         </w:rPr>
-        <w:t>in the folder ‘</w:t>
-      </w:r>
-      <w:proofErr w:type="spellStart"/>
-      <w:r>
-        <w:rPr>
-          <w:lang w:val="en-US"/>
-        </w:rPr>
-        <w:t>panta</w:t>
-      </w:r>
-      <w:proofErr w:type="spellEnd"/>
-      <w:r>
-        <w:rPr>
-          <w:lang w:val="en-US"/>
-        </w:rPr>
-        <w:t xml:space="preserve">’ (flagged by -o). We also tell the program to use </w:t>
+        <w:t xml:space="preserve">in the folder ‘panta’ (flagged by -o). We also tell the program to use </w:t>
       </w:r>
       <w:r>
         <w:rPr>
@@ -9842,59 +8660,13 @@
           <w:lang w:val="en-US"/>
         </w:rPr>
       </w:pPr>
-      <w:proofErr w:type="spellStart"/>
-      <w:r>
-        <w:rPr>
-          <w:b/>
-          <w:bCs/>
-          <w:lang w:val="en-US"/>
-        </w:rPr>
-        <w:t>panta</w:t>
-      </w:r>
-      <w:proofErr w:type="spellEnd"/>
-      <w:r>
-        <w:rPr>
-          <w:b/>
-          <w:bCs/>
-          <w:lang w:val="en-US"/>
-        </w:rPr>
-        <w:t xml:space="preserve"> main -o </w:t>
-      </w:r>
-      <w:proofErr w:type="spellStart"/>
-      <w:r>
-        <w:rPr>
-          <w:b/>
-          <w:bCs/>
-          <w:lang w:val="en-US"/>
-        </w:rPr>
-        <w:t>panta</w:t>
-      </w:r>
-      <w:proofErr w:type="spellEnd"/>
-      <w:r>
-        <w:rPr>
-          <w:b/>
-          <w:bCs/>
-          <w:lang w:val="en-US"/>
-        </w:rPr>
-        <w:t xml:space="preserve"> -g </w:t>
-      </w:r>
-      <w:proofErr w:type="spellStart"/>
-      <w:r>
-        <w:rPr>
-          <w:b/>
-          <w:bCs/>
-          <w:lang w:val="en-US"/>
-        </w:rPr>
-        <w:t>gff</w:t>
-      </w:r>
-      <w:proofErr w:type="spellEnd"/>
-      <w:r>
-        <w:rPr>
-          <w:b/>
-          <w:bCs/>
-          <w:lang w:val="en-US"/>
-        </w:rPr>
-        <w:t>/* -a protein</w:t>
+      <w:r>
+        <w:rPr>
+          <w:b/>
+          <w:bCs/>
+          <w:lang w:val="en-US"/>
+        </w:rPr>
+        <w:t>panta main -o panta -g gff/* -a protein</w:t>
       </w:r>
     </w:p>
     <w:p>
@@ -10053,27 +8825,7 @@
           <w:color w:val="FF0000"/>
           <w:lang w:val="en-US"/>
         </w:rPr>
-        <w:t>‘</w:t>
-      </w:r>
-      <w:proofErr w:type="spellStart"/>
-      <w:r>
-        <w:rPr>
-          <w:b/>
-          <w:bCs/>
-          <w:color w:val="FF0000"/>
-          <w:lang w:val="en-US"/>
-        </w:rPr>
-        <w:t>core_gene_alignment.aln</w:t>
-      </w:r>
-      <w:proofErr w:type="spellEnd"/>
-      <w:r>
-        <w:rPr>
-          <w:b/>
-          <w:bCs/>
-          <w:color w:val="FF0000"/>
-          <w:lang w:val="en-US"/>
-        </w:rPr>
-        <w:t>’ file and why can we use it to build the tree?</w:t>
+        <w:t>‘core_gene_alignment.aln’ file and why can we use it to build the tree?</w:t>
       </w:r>
     </w:p>
     <w:p>
@@ -10138,42 +8890,24 @@
         </w:rPr>
         <w:t xml:space="preserve">. We will use </w:t>
       </w:r>
-      <w:proofErr w:type="spellStart"/>
       <w:r>
         <w:rPr>
           <w:lang w:val="en-US"/>
         </w:rPr>
         <w:t>FastTree</w:t>
       </w:r>
-      <w:proofErr w:type="spellEnd"/>
-      <w:r>
-        <w:rPr>
-          <w:lang w:val="en-US"/>
-        </w:rPr>
-        <w:t xml:space="preserve">, which is probably the only tree-builder that is fast enough for such a big alignment. Install </w:t>
-      </w:r>
-      <w:proofErr w:type="spellStart"/>
-      <w:r>
-        <w:rPr>
-          <w:lang w:val="en-US"/>
-        </w:rPr>
-        <w:t>fasttree</w:t>
-      </w:r>
-      <w:proofErr w:type="spellEnd"/>
-      <w:r>
-        <w:rPr>
-          <w:lang w:val="en-US"/>
-        </w:rPr>
-        <w:t xml:space="preserve"> with </w:t>
-      </w:r>
-      <w:proofErr w:type="spellStart"/>
+      <w:r>
+        <w:rPr>
+          <w:lang w:val="en-US"/>
+        </w:rPr>
+        <w:t xml:space="preserve">, which is probably the only tree-builder that is fast enough for such a big alignment. Install fasttree with </w:t>
+      </w:r>
       <w:r>
         <w:rPr>
           <w:lang w:val="en-US"/>
         </w:rPr>
         <w:t>conda</w:t>
       </w:r>
-      <w:proofErr w:type="spellEnd"/>
       <w:r>
         <w:rPr>
           <w:lang w:val="en-US"/>
@@ -10192,33 +8926,17 @@
         </w:rPr>
         <w:t xml:space="preserve"> (you want the file ‘</w:t>
       </w:r>
-      <w:proofErr w:type="spellStart"/>
       <w:r>
         <w:rPr>
           <w:lang w:val="en-US"/>
         </w:rPr>
         <w:t>core_gene_alignment.aln</w:t>
       </w:r>
-      <w:proofErr w:type="spellEnd"/>
-      <w:r>
-        <w:rPr>
-          <w:lang w:val="en-US"/>
-        </w:rPr>
-        <w:t>’ and you should also specify the -</w:t>
-      </w:r>
-      <w:proofErr w:type="spellStart"/>
-      <w:r>
-        <w:rPr>
-          <w:lang w:val="en-US"/>
-        </w:rPr>
-        <w:t>gtr</w:t>
-      </w:r>
-      <w:proofErr w:type="spellEnd"/>
-      <w:r>
-        <w:rPr>
-          <w:lang w:val="en-US"/>
-        </w:rPr>
-        <w:t xml:space="preserve"> argument, which is the probably most robust ‘generalized time reversible’ algorithm). This will also take a while, so consider doing it at home if your machine is slow.</w:t>
+      <w:r>
+        <w:rPr>
+          <w:lang w:val="en-US"/>
+        </w:rPr>
+        <w:t>’ and you should also specify the -gtr argument, which is the probably most robust ‘generalized time reversible’ algorithm). This will also take a while, so consider doing it at home if your machine is slow.</w:t>
       </w:r>
       <w:r>
         <w:rPr>
@@ -10323,37 +9041,33 @@
           <w:szCs w:val="20"/>
         </w:rPr>
       </w:pPr>
-      <w:proofErr w:type="spellStart"/>
       <w:r>
         <w:rPr>
           <w:sz w:val="20"/>
           <w:szCs w:val="20"/>
         </w:rPr>
-        <w:t>wget</w:t>
-      </w:r>
-      <w:proofErr w:type="spellEnd"/>
-      <w:r>
-        <w:rPr>
-          <w:sz w:val="20"/>
-          <w:szCs w:val="20"/>
-        </w:rPr>
-        <w:t xml:space="preserve"> </w:t>
-      </w:r>
-      <w:r>
-        <w:rPr>
-          <w:sz w:val="20"/>
-          <w:szCs w:val="20"/>
-        </w:rPr>
-        <w:t>https://raw.githubusercontent.com/mikaells/SlovSchool24/main/Data/core_gene_alignment.tree</w:t>
-      </w:r>
-    </w:p>
-    <w:p>
-      <w:pPr>
-        <w:spacing w:line="360" w:lineRule="auto"/>
-        <w:rPr>
-          <w:lang w:val="en-US"/>
-        </w:rPr>
-      </w:pPr>
+        <w:t>wget https://raw.githubusercontent.com/mikaells/SlovSchool24/main/Data/core_gene_alignment.tree</w:t>
+      </w:r>
+    </w:p>
+    <w:p>
+      <w:pPr>
+        <w:spacing w:line="360" w:lineRule="auto"/>
+        <w:rPr>
+          <w:lang w:val="en-US"/>
+        </w:rPr>
+      </w:pPr>
+      <w:r>
+        <w:rPr>
+          <w:lang w:val="en-US"/>
+        </w:rPr>
+        <w:t>Perhaps more fun is t</w:t>
+      </w:r>
+      <w:r>
+        <w:rPr>
+          <w:lang w:val="en-US"/>
+        </w:rPr>
+        <w:t>o make your own tree from a single gene – Panta provides single alignments for all the genes it uses to make the master alignment. These are found in the folder ‘clusters’. Most of them are just clusters of unknown genes, but some of the housekeeping genes are consistent enough to have real names, and are guaranteed to be in all the genomes. Try making a tree from the alignment of rpoD, for example, one of the classic housekeeping genes often used for phylogeny.</w:t>
+      </w:r>
     </w:p>
     <w:p>
       <w:pPr>
@@ -10378,43 +9092,15 @@
         <w:rPr>
           <w:lang w:val="en-US"/>
         </w:rPr>
-        <w:t xml:space="preserve"> – </w:t>
-      </w:r>
-      <w:proofErr w:type="spellStart"/>
-      <w:r>
-        <w:rPr>
-          <w:lang w:val="en-US"/>
-        </w:rPr>
-        <w:t>lets</w:t>
-      </w:r>
-      <w:proofErr w:type="spellEnd"/>
-      <w:r>
-        <w:rPr>
-          <w:lang w:val="en-US"/>
-        </w:rPr>
-        <w:t xml:space="preserve"> have a </w:t>
-      </w:r>
-      <w:r>
-        <w:rPr>
-          <w:lang w:val="en-US"/>
-        </w:rPr>
-        <w:t xml:space="preserve">with a dedicated tree viewer. For an online solution, </w:t>
-      </w:r>
-      <w:proofErr w:type="spellStart"/>
-      <w:r>
-        <w:rPr>
-          <w:lang w:val="en-US"/>
-        </w:rPr>
-        <w:t>ITol</w:t>
-      </w:r>
-      <w:proofErr w:type="spellEnd"/>
-      <w:r>
-        <w:rPr>
-          <w:lang w:val="en-US"/>
-        </w:rPr>
-        <w:t xml:space="preserve"> is pretty good </w:t>
-      </w:r>
-      <w:hyperlink r:id="rId9" w:history="1">
+        <w:t xml:space="preserve"> – lets have a </w:t>
+      </w:r>
+      <w:r>
+        <w:rPr>
+          <w:lang w:val="en-US"/>
+        </w:rPr>
+        <w:t xml:space="preserve">with a dedicated tree viewer. For an online solution, ITol is pretty good </w:t>
+      </w:r>
+      <w:hyperlink r:id="rId10" w:history="1">
         <w:r>
           <w:rPr>
             <w:rStyle w:val="Hyperlink"/>
@@ -10429,7 +9115,7 @@
         </w:rPr>
         <w:t xml:space="preserve"> . If you are comfortable in R, there are multiple ways to make beautiful trees such as </w:t>
       </w:r>
-      <w:hyperlink r:id="rId10" w:history="1">
+      <w:hyperlink r:id="rId11" w:history="1">
         <w:r>
           <w:rPr>
             <w:rStyle w:val="Hyperlink"/>
@@ -10458,7 +9144,7 @@
         </w:rPr>
         <w:t xml:space="preserve">CLC is also very good: </w:t>
       </w:r>
-      <w:hyperlink r:id="rId11" w:history="1">
+      <w:hyperlink r:id="rId12" w:history="1">
         <w:r>
           <w:rPr>
             <w:rStyle w:val="Hyperlink"/>
@@ -10628,21 +9314,7 @@
         <w:rPr>
           <w:lang w:val="en-US"/>
         </w:rPr>
-        <w:t>profiling of carbohydrate active enzymes (</w:t>
-      </w:r>
-      <w:proofErr w:type="spellStart"/>
-      <w:r>
-        <w:rPr>
-          <w:lang w:val="en-US"/>
-        </w:rPr>
-        <w:t>CAZYmes</w:t>
-      </w:r>
-      <w:proofErr w:type="spellEnd"/>
-      <w:r>
-        <w:rPr>
-          <w:lang w:val="en-US"/>
-        </w:rPr>
-        <w:t>)</w:t>
+        <w:t>profiling of carbohydrate active enzymes (CAZYmes)</w:t>
       </w:r>
       <w:r>
         <w:rPr>
@@ -10663,19 +9335,11 @@
           <w:lang w:val="en-US"/>
         </w:rPr>
       </w:pPr>
-      <w:proofErr w:type="spellStart"/>
-      <w:r>
-        <w:rPr>
-          <w:lang w:val="en-US"/>
-        </w:rPr>
-        <w:t>PyANI</w:t>
-      </w:r>
-      <w:proofErr w:type="spellEnd"/>
-      <w:r>
-        <w:rPr>
-          <w:lang w:val="en-US"/>
-        </w:rPr>
-        <w:t xml:space="preserve"> for average nucleotide identity comparisons between genomes?</w:t>
+      <w:r>
+        <w:rPr>
+          <w:lang w:val="en-US"/>
+        </w:rPr>
+        <w:t>PyANI for average nucleotide identity comparisons between genomes?</w:t>
       </w:r>
     </w:p>
     <w:p>
@@ -10752,7 +9416,7 @@
 </file>
 
 <file path=word/numbering.xml><?xml version="1.0" encoding="utf-8"?>
-<w:numbering xmlns:wpc="http://schemas.microsoft.com/office/word/2010/wordprocessingCanvas" xmlns:cx="http://schemas.microsoft.com/office/drawing/2014/chartex" xmlns:cx1="http://schemas.microsoft.com/office/drawing/2015/9/8/chartex" xmlns:cx2="http://schemas.microsoft.com/office/drawing/2015/10/21/chartex" xmlns:cx3="http://schemas.microsoft.com/office/drawing/2016/5/9/chartex" xmlns:cx4="http://schemas.microsoft.com/office/drawing/2016/5/10/chartex" xmlns:cx5="http://schemas.microsoft.com/office/drawing/2016/5/11/chartex" xmlns:cx6="http://schemas.microsoft.com/office/drawing/2016/5/12/chartex" xmlns:cx7="http://schemas.microsoft.com/office/drawing/2016/5/13/chartex" xmlns:cx8="http://schemas.microsoft.com/office/drawing/2016/5/14/chartex" xmlns:mc="http://schemas.openxmlformats.org/markup-compatibility/2006" xmlns:aink="http://schemas.microsoft.com/office/drawing/2016/ink" xmlns:am3d="http://schemas.microsoft.com/office/drawing/2017/model3d" xmlns:o="urn:schemas-microsoft-com:office:office" xmlns:oel="http://schemas.microsoft.com/office/2019/extlst" xmlns:r="http://schemas.openxmlformats.org/officeDocument/2006/relationships" xmlns:m="http://schemas.openxmlformats.org/officeDocument/2006/math" xmlns:v="urn:schemas-microsoft-com:vml" xmlns:wp14="http://schemas.microsoft.com/office/word/2010/wordprocessingDrawing" xmlns:wp="http://schemas.openxmlformats.org/drawingml/2006/wordprocessingDrawing" xmlns:w10="urn:schemas-microsoft-com:office:word" xmlns:w="http://schemas.openxmlformats.org/wordprocessingml/2006/main" xmlns:w14="http://schemas.microsoft.com/office/word/2010/wordml" xmlns:w15="http://schemas.microsoft.com/office/word/2012/wordml" xmlns:w16cex="http://schemas.microsoft.com/office/word/2018/wordml/cex" xmlns:w16cid="http://schemas.microsoft.com/office/word/2016/wordml/cid" xmlns:w16="http://schemas.microsoft.com/office/word/2018/wordml" xmlns:w16du="http://schemas.microsoft.com/office/word/2023/wordml/word16du" xmlns:w16sdtdh="http://schemas.microsoft.com/office/word/2020/wordml/sdtdatahash" xmlns:w16se="http://schemas.microsoft.com/office/word/2015/wordml/symex" xmlns:wpg="http://schemas.microsoft.com/office/word/2010/wordprocessingGroup" xmlns:wpi="http://schemas.microsoft.com/office/word/2010/wordprocessingInk" xmlns:wne="http://schemas.microsoft.com/office/word/2006/wordml" xmlns:wps="http://schemas.microsoft.com/office/word/2010/wordprocessingShape" mc:Ignorable="w14 w15 w16se w16cid w16 w16cex w16sdtdh w16du wp14">
+<w:numbering xmlns:wpc="http://schemas.microsoft.com/office/word/2010/wordprocessingCanvas" xmlns:cx="http://schemas.microsoft.com/office/drawing/2014/chartex" xmlns:cx1="http://schemas.microsoft.com/office/drawing/2015/9/8/chartex" xmlns:cx2="http://schemas.microsoft.com/office/drawing/2015/10/21/chartex" xmlns:cx3="http://schemas.microsoft.com/office/drawing/2016/5/9/chartex" xmlns:cx4="http://schemas.microsoft.com/office/drawing/2016/5/10/chartex" xmlns:cx5="http://schemas.microsoft.com/office/drawing/2016/5/11/chartex" xmlns:cx6="http://schemas.microsoft.com/office/drawing/2016/5/12/chartex" xmlns:cx7="http://schemas.microsoft.com/office/drawing/2016/5/13/chartex" xmlns:cx8="http://schemas.microsoft.com/office/drawing/2016/5/14/chartex" xmlns:mc="http://schemas.openxmlformats.org/markup-compatibility/2006" xmlns:aink="http://schemas.microsoft.com/office/drawing/2016/ink" xmlns:am3d="http://schemas.microsoft.com/office/drawing/2017/model3d" xmlns:o="urn:schemas-microsoft-com:office:office" xmlns:oel="http://schemas.microsoft.com/office/2019/extlst" xmlns:r="http://schemas.openxmlformats.org/officeDocument/2006/relationships" xmlns:m="http://schemas.openxmlformats.org/officeDocument/2006/math" xmlns:v="urn:schemas-microsoft-com:vml" xmlns:wp14="http://schemas.microsoft.com/office/word/2010/wordprocessingDrawing" xmlns:wp="http://schemas.openxmlformats.org/drawingml/2006/wordprocessingDrawing" xmlns:w10="urn:schemas-microsoft-com:office:word" xmlns:w="http://schemas.openxmlformats.org/wordprocessingml/2006/main" xmlns:w14="http://schemas.microsoft.com/office/word/2010/wordml" xmlns:w15="http://schemas.microsoft.com/office/word/2012/wordml" xmlns:w16cex="http://schemas.microsoft.com/office/word/2018/wordml/cex" xmlns:w16cid="http://schemas.microsoft.com/office/word/2016/wordml/cid" xmlns:w16="http://schemas.microsoft.com/office/word/2018/wordml" xmlns:w16du="http://schemas.microsoft.com/office/word/2023/wordml/word16du" xmlns:w16sdtdh="http://schemas.microsoft.com/office/word/2020/wordml/sdtdatahash" xmlns:w16sdtfl="http://schemas.microsoft.com/office/word/2024/wordml/sdtformatlock" xmlns:w16se="http://schemas.microsoft.com/office/word/2015/wordml/symex" xmlns:wpg="http://schemas.microsoft.com/office/word/2010/wordprocessingGroup" xmlns:wpi="http://schemas.microsoft.com/office/word/2010/wordprocessingInk" xmlns:wne="http://schemas.microsoft.com/office/word/2006/wordml" xmlns:wps="http://schemas.microsoft.com/office/word/2010/wordprocessingShape" mc:Ignorable="w14 w15 w16se w16cid w16 w16cex w16sdtdh w16sdtfl w16du wp14">
   <w:abstractNum w:abstractNumId="0" w15:restartNumberingAfterBreak="0">
     <w:nsid w:val="01A84330"/>
     <w:multiLevelType w:val="hybridMultilevel"/>
@@ -10931,6 +9595,94 @@
     </w:lvl>
   </w:abstractNum>
   <w:abstractNum w:abstractNumId="2" w15:restartNumberingAfterBreak="0">
+    <w:nsid w:val="094004F4"/>
+    <w:multiLevelType w:val="hybridMultilevel"/>
+    <w:tmpl w:val="E6FABC04"/>
+    <w:lvl w:ilvl="0" w:tplc="FFFFFFFF">
+      <w:numFmt w:val="decimal"/>
+      <w:lvlText w:val="%1)"/>
+      <w:lvlJc w:val="left"/>
+      <w:pPr>
+        <w:ind w:left="720" w:hanging="360"/>
+      </w:pPr>
+      <w:rPr>
+        <w:rFonts w:hint="default"/>
+      </w:rPr>
+    </w:lvl>
+    <w:lvl w:ilvl="1" w:tplc="FFFFFFFF" w:tentative="1">
+      <w:start w:val="1"/>
+      <w:numFmt w:val="lowerLetter"/>
+      <w:lvlText w:val="%2."/>
+      <w:lvlJc w:val="left"/>
+      <w:pPr>
+        <w:ind w:left="1440" w:hanging="360"/>
+      </w:pPr>
+    </w:lvl>
+    <w:lvl w:ilvl="2" w:tplc="FFFFFFFF" w:tentative="1">
+      <w:start w:val="1"/>
+      <w:numFmt w:val="lowerRoman"/>
+      <w:lvlText w:val="%3."/>
+      <w:lvlJc w:val="right"/>
+      <w:pPr>
+        <w:ind w:left="2160" w:hanging="180"/>
+      </w:pPr>
+    </w:lvl>
+    <w:lvl w:ilvl="3" w:tplc="FFFFFFFF" w:tentative="1">
+      <w:start w:val="1"/>
+      <w:numFmt w:val="decimal"/>
+      <w:lvlText w:val="%4."/>
+      <w:lvlJc w:val="left"/>
+      <w:pPr>
+        <w:ind w:left="2880" w:hanging="360"/>
+      </w:pPr>
+    </w:lvl>
+    <w:lvl w:ilvl="4" w:tplc="FFFFFFFF" w:tentative="1">
+      <w:start w:val="1"/>
+      <w:numFmt w:val="lowerLetter"/>
+      <w:lvlText w:val="%5."/>
+      <w:lvlJc w:val="left"/>
+      <w:pPr>
+        <w:ind w:left="3600" w:hanging="360"/>
+      </w:pPr>
+    </w:lvl>
+    <w:lvl w:ilvl="5" w:tplc="FFFFFFFF" w:tentative="1">
+      <w:start w:val="1"/>
+      <w:numFmt w:val="lowerRoman"/>
+      <w:lvlText w:val="%6."/>
+      <w:lvlJc w:val="right"/>
+      <w:pPr>
+        <w:ind w:left="4320" w:hanging="180"/>
+      </w:pPr>
+    </w:lvl>
+    <w:lvl w:ilvl="6" w:tplc="FFFFFFFF" w:tentative="1">
+      <w:start w:val="1"/>
+      <w:numFmt w:val="decimal"/>
+      <w:lvlText w:val="%7."/>
+      <w:lvlJc w:val="left"/>
+      <w:pPr>
+        <w:ind w:left="5040" w:hanging="360"/>
+      </w:pPr>
+    </w:lvl>
+    <w:lvl w:ilvl="7" w:tplc="FFFFFFFF" w:tentative="1">
+      <w:start w:val="1"/>
+      <w:numFmt w:val="lowerLetter"/>
+      <w:lvlText w:val="%8."/>
+      <w:lvlJc w:val="left"/>
+      <w:pPr>
+        <w:ind w:left="5760" w:hanging="360"/>
+      </w:pPr>
+    </w:lvl>
+    <w:lvl w:ilvl="8" w:tplc="FFFFFFFF" w:tentative="1">
+      <w:start w:val="1"/>
+      <w:numFmt w:val="lowerRoman"/>
+      <w:lvlText w:val="%9."/>
+      <w:lvlJc w:val="right"/>
+      <w:pPr>
+        <w:ind w:left="6480" w:hanging="180"/>
+      </w:pPr>
+    </w:lvl>
+  </w:abstractNum>
+  <w:abstractNum w:abstractNumId="3" w15:restartNumberingAfterBreak="0">
     <w:nsid w:val="0E156BED"/>
     <w:multiLevelType w:val="hybridMultilevel"/>
     <w:tmpl w:val="A80C6000"/>
@@ -11016,7 +9768,7 @@
       </w:pPr>
     </w:lvl>
   </w:abstractNum>
-  <w:abstractNum w:abstractNumId="3" w15:restartNumberingAfterBreak="0">
+  <w:abstractNum w:abstractNumId="4" w15:restartNumberingAfterBreak="0">
     <w:nsid w:val="129751FC"/>
     <w:multiLevelType w:val="hybridMultilevel"/>
     <w:tmpl w:val="E6FABC04"/>
@@ -11104,7 +9856,96 @@
       </w:pPr>
     </w:lvl>
   </w:abstractNum>
-  <w:abstractNum w:abstractNumId="4" w15:restartNumberingAfterBreak="0">
+  <w:abstractNum w:abstractNumId="5" w15:restartNumberingAfterBreak="0">
+    <w:nsid w:val="1A531149"/>
+    <w:multiLevelType w:val="hybridMultilevel"/>
+    <w:tmpl w:val="148CB12E"/>
+    <w:lvl w:ilvl="0" w:tplc="04060011">
+      <w:start w:val="1"/>
+      <w:numFmt w:val="decimal"/>
+      <w:lvlText w:val="%1)"/>
+      <w:lvlJc w:val="left"/>
+      <w:pPr>
+        <w:ind w:left="720" w:hanging="360"/>
+      </w:pPr>
+      <w:rPr>
+        <w:rFonts w:hint="default"/>
+      </w:rPr>
+    </w:lvl>
+    <w:lvl w:ilvl="1" w:tplc="04060019" w:tentative="1">
+      <w:start w:val="1"/>
+      <w:numFmt w:val="lowerLetter"/>
+      <w:lvlText w:val="%2."/>
+      <w:lvlJc w:val="left"/>
+      <w:pPr>
+        <w:ind w:left="1440" w:hanging="360"/>
+      </w:pPr>
+    </w:lvl>
+    <w:lvl w:ilvl="2" w:tplc="0406001B" w:tentative="1">
+      <w:start w:val="1"/>
+      <w:numFmt w:val="lowerRoman"/>
+      <w:lvlText w:val="%3."/>
+      <w:lvlJc w:val="right"/>
+      <w:pPr>
+        <w:ind w:left="2160" w:hanging="180"/>
+      </w:pPr>
+    </w:lvl>
+    <w:lvl w:ilvl="3" w:tplc="0406000F" w:tentative="1">
+      <w:start w:val="1"/>
+      <w:numFmt w:val="decimal"/>
+      <w:lvlText w:val="%4."/>
+      <w:lvlJc w:val="left"/>
+      <w:pPr>
+        <w:ind w:left="2880" w:hanging="360"/>
+      </w:pPr>
+    </w:lvl>
+    <w:lvl w:ilvl="4" w:tplc="04060019" w:tentative="1">
+      <w:start w:val="1"/>
+      <w:numFmt w:val="lowerLetter"/>
+      <w:lvlText w:val="%5."/>
+      <w:lvlJc w:val="left"/>
+      <w:pPr>
+        <w:ind w:left="3600" w:hanging="360"/>
+      </w:pPr>
+    </w:lvl>
+    <w:lvl w:ilvl="5" w:tplc="0406001B" w:tentative="1">
+      <w:start w:val="1"/>
+      <w:numFmt w:val="lowerRoman"/>
+      <w:lvlText w:val="%6."/>
+      <w:lvlJc w:val="right"/>
+      <w:pPr>
+        <w:ind w:left="4320" w:hanging="180"/>
+      </w:pPr>
+    </w:lvl>
+    <w:lvl w:ilvl="6" w:tplc="0406000F" w:tentative="1">
+      <w:start w:val="1"/>
+      <w:numFmt w:val="decimal"/>
+      <w:lvlText w:val="%7."/>
+      <w:lvlJc w:val="left"/>
+      <w:pPr>
+        <w:ind w:left="5040" w:hanging="360"/>
+      </w:pPr>
+    </w:lvl>
+    <w:lvl w:ilvl="7" w:tplc="04060019" w:tentative="1">
+      <w:start w:val="1"/>
+      <w:numFmt w:val="lowerLetter"/>
+      <w:lvlText w:val="%8."/>
+      <w:lvlJc w:val="left"/>
+      <w:pPr>
+        <w:ind w:left="5760" w:hanging="360"/>
+      </w:pPr>
+    </w:lvl>
+    <w:lvl w:ilvl="8" w:tplc="0406001B" w:tentative="1">
+      <w:start w:val="1"/>
+      <w:numFmt w:val="lowerRoman"/>
+      <w:lvlText w:val="%9."/>
+      <w:lvlJc w:val="right"/>
+      <w:pPr>
+        <w:ind w:left="6480" w:hanging="180"/>
+      </w:pPr>
+    </w:lvl>
+  </w:abstractNum>
+  <w:abstractNum w:abstractNumId="6" w15:restartNumberingAfterBreak="0">
     <w:nsid w:val="1F360BEA"/>
     <w:multiLevelType w:val="hybridMultilevel"/>
     <w:tmpl w:val="9BE6495A"/>
@@ -11190,7 +10031,96 @@
       </w:pPr>
     </w:lvl>
   </w:abstractNum>
-  <w:abstractNum w:abstractNumId="5" w15:restartNumberingAfterBreak="0">
+  <w:abstractNum w:abstractNumId="7" w15:restartNumberingAfterBreak="0">
+    <w:nsid w:val="227528C6"/>
+    <w:multiLevelType w:val="hybridMultilevel"/>
+    <w:tmpl w:val="6D028812"/>
+    <w:lvl w:ilvl="0" w:tplc="04060011">
+      <w:start w:val="1"/>
+      <w:numFmt w:val="decimal"/>
+      <w:lvlText w:val="%1)"/>
+      <w:lvlJc w:val="left"/>
+      <w:pPr>
+        <w:ind w:left="720" w:hanging="360"/>
+      </w:pPr>
+      <w:rPr>
+        <w:rFonts w:hint="default"/>
+      </w:rPr>
+    </w:lvl>
+    <w:lvl w:ilvl="1" w:tplc="04060019">
+      <w:start w:val="1"/>
+      <w:numFmt w:val="lowerLetter"/>
+      <w:lvlText w:val="%2."/>
+      <w:lvlJc w:val="left"/>
+      <w:pPr>
+        <w:ind w:left="1440" w:hanging="360"/>
+      </w:pPr>
+    </w:lvl>
+    <w:lvl w:ilvl="2" w:tplc="0406001B" w:tentative="1">
+      <w:start w:val="1"/>
+      <w:numFmt w:val="lowerRoman"/>
+      <w:lvlText w:val="%3."/>
+      <w:lvlJc w:val="right"/>
+      <w:pPr>
+        <w:ind w:left="2160" w:hanging="180"/>
+      </w:pPr>
+    </w:lvl>
+    <w:lvl w:ilvl="3" w:tplc="0406000F" w:tentative="1">
+      <w:start w:val="1"/>
+      <w:numFmt w:val="decimal"/>
+      <w:lvlText w:val="%4."/>
+      <w:lvlJc w:val="left"/>
+      <w:pPr>
+        <w:ind w:left="2880" w:hanging="360"/>
+      </w:pPr>
+    </w:lvl>
+    <w:lvl w:ilvl="4" w:tplc="04060019" w:tentative="1">
+      <w:start w:val="1"/>
+      <w:numFmt w:val="lowerLetter"/>
+      <w:lvlText w:val="%5."/>
+      <w:lvlJc w:val="left"/>
+      <w:pPr>
+        <w:ind w:left="3600" w:hanging="360"/>
+      </w:pPr>
+    </w:lvl>
+    <w:lvl w:ilvl="5" w:tplc="0406001B" w:tentative="1">
+      <w:start w:val="1"/>
+      <w:numFmt w:val="lowerRoman"/>
+      <w:lvlText w:val="%6."/>
+      <w:lvlJc w:val="right"/>
+      <w:pPr>
+        <w:ind w:left="4320" w:hanging="180"/>
+      </w:pPr>
+    </w:lvl>
+    <w:lvl w:ilvl="6" w:tplc="0406000F" w:tentative="1">
+      <w:start w:val="1"/>
+      <w:numFmt w:val="decimal"/>
+      <w:lvlText w:val="%7."/>
+      <w:lvlJc w:val="left"/>
+      <w:pPr>
+        <w:ind w:left="5040" w:hanging="360"/>
+      </w:pPr>
+    </w:lvl>
+    <w:lvl w:ilvl="7" w:tplc="04060019" w:tentative="1">
+      <w:start w:val="1"/>
+      <w:numFmt w:val="lowerLetter"/>
+      <w:lvlText w:val="%8."/>
+      <w:lvlJc w:val="left"/>
+      <w:pPr>
+        <w:ind w:left="5760" w:hanging="360"/>
+      </w:pPr>
+    </w:lvl>
+    <w:lvl w:ilvl="8" w:tplc="0406001B" w:tentative="1">
+      <w:start w:val="1"/>
+      <w:numFmt w:val="lowerRoman"/>
+      <w:lvlText w:val="%9."/>
+      <w:lvlJc w:val="right"/>
+      <w:pPr>
+        <w:ind w:left="6480" w:hanging="180"/>
+      </w:pPr>
+    </w:lvl>
+  </w:abstractNum>
+  <w:abstractNum w:abstractNumId="8" w15:restartNumberingAfterBreak="0">
     <w:nsid w:val="23A643AD"/>
     <w:multiLevelType w:val="multilevel"/>
     <w:tmpl w:val="4AE6B0A8"/>
@@ -11276,7 +10206,7 @@
       </w:pPr>
     </w:lvl>
   </w:abstractNum>
-  <w:abstractNum w:abstractNumId="6" w15:restartNumberingAfterBreak="0">
+  <w:abstractNum w:abstractNumId="9" w15:restartNumberingAfterBreak="0">
     <w:nsid w:val="24E46EDB"/>
     <w:multiLevelType w:val="hybridMultilevel"/>
     <w:tmpl w:val="4C8E645E"/>
@@ -11365,7 +10295,7 @@
       </w:pPr>
     </w:lvl>
   </w:abstractNum>
-  <w:abstractNum w:abstractNumId="7" w15:restartNumberingAfterBreak="0">
+  <w:abstractNum w:abstractNumId="10" w15:restartNumberingAfterBreak="0">
     <w:nsid w:val="2EFB0804"/>
     <w:multiLevelType w:val="hybridMultilevel"/>
     <w:tmpl w:val="670CA79C"/>
@@ -11454,7 +10384,7 @@
       </w:pPr>
     </w:lvl>
   </w:abstractNum>
-  <w:abstractNum w:abstractNumId="8" w15:restartNumberingAfterBreak="0">
+  <w:abstractNum w:abstractNumId="11" w15:restartNumberingAfterBreak="0">
     <w:nsid w:val="31C8060E"/>
     <w:multiLevelType w:val="hybridMultilevel"/>
     <w:tmpl w:val="35C88110"/>
@@ -11540,7 +10470,7 @@
       </w:pPr>
     </w:lvl>
   </w:abstractNum>
-  <w:abstractNum w:abstractNumId="9" w15:restartNumberingAfterBreak="0">
+  <w:abstractNum w:abstractNumId="12" w15:restartNumberingAfterBreak="0">
     <w:nsid w:val="34AC6D8A"/>
     <w:multiLevelType w:val="hybridMultilevel"/>
     <w:tmpl w:val="AC8E3294"/>
@@ -11629,7 +10559,7 @@
       </w:pPr>
     </w:lvl>
   </w:abstractNum>
-  <w:abstractNum w:abstractNumId="10" w15:restartNumberingAfterBreak="0">
+  <w:abstractNum w:abstractNumId="13" w15:restartNumberingAfterBreak="0">
     <w:nsid w:val="366D25F2"/>
     <w:multiLevelType w:val="hybridMultilevel"/>
     <w:tmpl w:val="CC44D1D6"/>
@@ -11718,7 +10648,7 @@
       </w:pPr>
     </w:lvl>
   </w:abstractNum>
-  <w:abstractNum w:abstractNumId="11" w15:restartNumberingAfterBreak="0">
+  <w:abstractNum w:abstractNumId="14" w15:restartNumberingAfterBreak="0">
     <w:nsid w:val="381A69F9"/>
     <w:multiLevelType w:val="hybridMultilevel"/>
     <w:tmpl w:val="74BE2F50"/>
@@ -11807,7 +10737,7 @@
       </w:pPr>
     </w:lvl>
   </w:abstractNum>
-  <w:abstractNum w:abstractNumId="12" w15:restartNumberingAfterBreak="0">
+  <w:abstractNum w:abstractNumId="15" w15:restartNumberingAfterBreak="0">
     <w:nsid w:val="41C96CA0"/>
     <w:multiLevelType w:val="multilevel"/>
     <w:tmpl w:val="0406001D"/>
@@ -11893,7 +10823,7 @@
       </w:pPr>
     </w:lvl>
   </w:abstractNum>
-  <w:abstractNum w:abstractNumId="13" w15:restartNumberingAfterBreak="0">
+  <w:abstractNum w:abstractNumId="16" w15:restartNumberingAfterBreak="0">
     <w:nsid w:val="468B0253"/>
     <w:multiLevelType w:val="multilevel"/>
     <w:tmpl w:val="0406001D"/>
@@ -11979,7 +10909,7 @@
       </w:pPr>
     </w:lvl>
   </w:abstractNum>
-  <w:abstractNum w:abstractNumId="14" w15:restartNumberingAfterBreak="0">
+  <w:abstractNum w:abstractNumId="17" w15:restartNumberingAfterBreak="0">
     <w:nsid w:val="53F64870"/>
     <w:multiLevelType w:val="hybridMultilevel"/>
     <w:tmpl w:val="B4ACB57C"/>
@@ -12068,7 +10998,7 @@
       </w:pPr>
     </w:lvl>
   </w:abstractNum>
-  <w:abstractNum w:abstractNumId="15" w15:restartNumberingAfterBreak="0">
+  <w:abstractNum w:abstractNumId="18" w15:restartNumberingAfterBreak="0">
     <w:nsid w:val="55991ECA"/>
     <w:multiLevelType w:val="hybridMultilevel"/>
     <w:tmpl w:val="DCF431DC"/>
@@ -12157,7 +11087,7 @@
       </w:pPr>
     </w:lvl>
   </w:abstractNum>
-  <w:abstractNum w:abstractNumId="16" w15:restartNumberingAfterBreak="0">
+  <w:abstractNum w:abstractNumId="19" w15:restartNumberingAfterBreak="0">
     <w:nsid w:val="56007637"/>
     <w:multiLevelType w:val="hybridMultilevel"/>
     <w:tmpl w:val="CA3AA9B6"/>
@@ -12270,7 +11200,7 @@
       </w:rPr>
     </w:lvl>
   </w:abstractNum>
-  <w:abstractNum w:abstractNumId="17" w15:restartNumberingAfterBreak="0">
+  <w:abstractNum w:abstractNumId="20" w15:restartNumberingAfterBreak="0">
     <w:nsid w:val="6A226D2F"/>
     <w:multiLevelType w:val="hybridMultilevel"/>
     <w:tmpl w:val="D68A2D76"/>
@@ -12356,7 +11286,7 @@
       </w:pPr>
     </w:lvl>
   </w:abstractNum>
-  <w:abstractNum w:abstractNumId="18" w15:restartNumberingAfterBreak="0">
+  <w:abstractNum w:abstractNumId="21" w15:restartNumberingAfterBreak="0">
     <w:nsid w:val="6F3B086A"/>
     <w:multiLevelType w:val="hybridMultilevel"/>
     <w:tmpl w:val="F40E48A0"/>
@@ -12470,67 +11400,76 @@
     </w:lvl>
   </w:abstractNum>
   <w:num w:numId="1" w16cid:durableId="369190793">
-    <w:abstractNumId w:val="16"/>
+    <w:abstractNumId w:val="19"/>
   </w:num>
   <w:num w:numId="2" w16cid:durableId="1644501503">
-    <w:abstractNumId w:val="8"/>
+    <w:abstractNumId w:val="11"/>
   </w:num>
   <w:num w:numId="3" w16cid:durableId="1376738784">
-    <w:abstractNumId w:val="3"/>
+    <w:abstractNumId w:val="4"/>
   </w:num>
   <w:num w:numId="4" w16cid:durableId="905183693">
     <w:abstractNumId w:val="1"/>
   </w:num>
   <w:num w:numId="5" w16cid:durableId="878399936">
-    <w:abstractNumId w:val="18"/>
+    <w:abstractNumId w:val="21"/>
   </w:num>
   <w:num w:numId="6" w16cid:durableId="903756755">
-    <w:abstractNumId w:val="13"/>
+    <w:abstractNumId w:val="16"/>
   </w:num>
   <w:num w:numId="7" w16cid:durableId="1954897076">
-    <w:abstractNumId w:val="12"/>
+    <w:abstractNumId w:val="15"/>
   </w:num>
   <w:num w:numId="8" w16cid:durableId="1660304655">
-    <w:abstractNumId w:val="5"/>
+    <w:abstractNumId w:val="8"/>
   </w:num>
   <w:num w:numId="9" w16cid:durableId="2106069983">
     <w:abstractNumId w:val="0"/>
   </w:num>
   <w:num w:numId="10" w16cid:durableId="180122306">
+    <w:abstractNumId w:val="12"/>
+  </w:num>
+  <w:num w:numId="11" w16cid:durableId="1010913042">
+    <w:abstractNumId w:val="6"/>
+  </w:num>
+  <w:num w:numId="12" w16cid:durableId="1197308159">
+    <w:abstractNumId w:val="14"/>
+  </w:num>
+  <w:num w:numId="13" w16cid:durableId="912593185">
+    <w:abstractNumId w:val="17"/>
+  </w:num>
+  <w:num w:numId="14" w16cid:durableId="443840370">
+    <w:abstractNumId w:val="10"/>
+  </w:num>
+  <w:num w:numId="15" w16cid:durableId="1849100438">
+    <w:abstractNumId w:val="3"/>
+  </w:num>
+  <w:num w:numId="16" w16cid:durableId="1957520656">
+    <w:abstractNumId w:val="20"/>
+  </w:num>
+  <w:num w:numId="17" w16cid:durableId="2040427779">
+    <w:abstractNumId w:val="18"/>
+  </w:num>
+  <w:num w:numId="18" w16cid:durableId="591165418">
     <w:abstractNumId w:val="9"/>
   </w:num>
-  <w:num w:numId="11" w16cid:durableId="1010913042">
-    <w:abstractNumId w:val="4"/>
+  <w:num w:numId="19" w16cid:durableId="886800074">
+    <w:abstractNumId w:val="13"/>
   </w:num>
-  <w:num w:numId="12" w16cid:durableId="1197308159">
-    <w:abstractNumId w:val="11"/>
+  <w:num w:numId="20" w16cid:durableId="1236277589">
+    <w:abstractNumId w:val="5"/>
   </w:num>
-  <w:num w:numId="13" w16cid:durableId="912593185">
-    <w:abstractNumId w:val="14"/>
-  </w:num>
-  <w:num w:numId="14" w16cid:durableId="443840370">
+  <w:num w:numId="21" w16cid:durableId="661200233">
     <w:abstractNumId w:val="7"/>
   </w:num>
-  <w:num w:numId="15" w16cid:durableId="1849100438">
+  <w:num w:numId="22" w16cid:durableId="1192955414">
     <w:abstractNumId w:val="2"/>
-  </w:num>
-  <w:num w:numId="16" w16cid:durableId="1957520656">
-    <w:abstractNumId w:val="17"/>
-  </w:num>
-  <w:num w:numId="17" w16cid:durableId="2040427779">
-    <w:abstractNumId w:val="15"/>
-  </w:num>
-  <w:num w:numId="18" w16cid:durableId="591165418">
-    <w:abstractNumId w:val="6"/>
-  </w:num>
-  <w:num w:numId="19" w16cid:durableId="886800074">
-    <w:abstractNumId w:val="10"/>
   </w:num>
 </w:numbering>
 </file>
 
 <file path=word/styles.xml><?xml version="1.0" encoding="utf-8"?>
-<w:styles xmlns:mc="http://schemas.openxmlformats.org/markup-compatibility/2006" xmlns:r="http://schemas.openxmlformats.org/officeDocument/2006/relationships" xmlns:w="http://schemas.openxmlformats.org/wordprocessingml/2006/main" xmlns:w14="http://schemas.microsoft.com/office/word/2010/wordml" xmlns:w15="http://schemas.microsoft.com/office/word/2012/wordml" xmlns:w16cex="http://schemas.microsoft.com/office/word/2018/wordml/cex" xmlns:w16cid="http://schemas.microsoft.com/office/word/2016/wordml/cid" xmlns:w16="http://schemas.microsoft.com/office/word/2018/wordml" xmlns:w16du="http://schemas.microsoft.com/office/word/2023/wordml/word16du" xmlns:w16sdtdh="http://schemas.microsoft.com/office/word/2020/wordml/sdtdatahash" xmlns:w16se="http://schemas.microsoft.com/office/word/2015/wordml/symex" mc:Ignorable="w14 w15 w16se w16cid w16 w16cex w16sdtdh w16du">
+<w:styles xmlns:mc="http://schemas.openxmlformats.org/markup-compatibility/2006" xmlns:r="http://schemas.openxmlformats.org/officeDocument/2006/relationships" xmlns:w="http://schemas.openxmlformats.org/wordprocessingml/2006/main" xmlns:w14="http://schemas.microsoft.com/office/word/2010/wordml" xmlns:w15="http://schemas.microsoft.com/office/word/2012/wordml" xmlns:w16cex="http://schemas.microsoft.com/office/word/2018/wordml/cex" xmlns:w16cid="http://schemas.microsoft.com/office/word/2016/wordml/cid" xmlns:w16="http://schemas.microsoft.com/office/word/2018/wordml" xmlns:w16du="http://schemas.microsoft.com/office/word/2023/wordml/word16du" xmlns:w16sdtdh="http://schemas.microsoft.com/office/word/2020/wordml/sdtdatahash" xmlns:w16sdtfl="http://schemas.microsoft.com/office/word/2024/wordml/sdtformatlock" xmlns:w16se="http://schemas.microsoft.com/office/word/2015/wordml/symex" mc:Ignorable="w14 w15 w16se w16cid w16 w16cex w16sdtdh w16sdtfl w16du">
   <w:docDefaults>
     <w:rPrDefault>
       <w:rPr>
